--- a/3-能力管理/运行记录类文件/030200-2025年度运维服务能力管理指标体系.docx
+++ b/3-能力管理/运行记录类文件/030200-2025年度运维服务能力管理指标体系.docx
@@ -1,16 +1,17 @@
 
 <file path=word/document.xml><?xml version="1.0" encoding="utf-8"?>
-<w:document xmlns:wpc="http://schemas.microsoft.com/office/word/2010/wordprocessingCanvas" xmlns:mc="http://schemas.openxmlformats.org/markup-compatibility/2006" xmlns:o="urn:schemas-microsoft-com:office:office" xmlns:r="http://schemas.openxmlformats.org/officeDocument/2006/relationships" xmlns:m="http://schemas.openxmlformats.org/officeDocument/2006/math" xmlns:v="urn:schemas-microsoft-com:vml" xmlns:wp14="http://schemas.microsoft.com/office/word/2010/wordprocessingDrawing" xmlns:wp="http://schemas.openxmlformats.org/drawingml/2006/wordprocessingDrawing" xmlns:w="http://schemas.openxmlformats.org/wordprocessingml/2006/main" xmlns:w14="http://schemas.microsoft.com/office/word/2010/wordml" xmlns:w10="urn:schemas-microsoft-com:office:word" xmlns:w15="http://schemas.microsoft.com/office/word/2012/wordml" xmlns:wpg="http://schemas.microsoft.com/office/word/2010/wordprocessingGroup" xmlns:wpi="http://schemas.microsoft.com/office/word/2010/wordprocessingInk" xmlns:wne="http://schemas.microsoft.com/office/word/2006/wordml" xmlns:wps="http://schemas.microsoft.com/office/word/2010/wordprocessingShape" xmlns:wpsCustomData="http://www.wps.cn/officeDocument/2013/wpsCustomData" mc:Ignorable="w14 w15 wp14">
+<w:document xmlns:wpc="http://schemas.microsoft.com/office/word/2010/wordprocessingCanvas" xmlns:mc="http://schemas.openxmlformats.org/markup-compatibility/2006" xmlns:o="urn:schemas-microsoft-com:office:office" xmlns:r="http://schemas.openxmlformats.org/officeDocument/2006/relationships" xmlns:m="http://schemas.openxmlformats.org/officeDocument/2006/math" xmlns:v="urn:schemas-microsoft-com:vml" xmlns:wp14="http://schemas.microsoft.com/office/word/2010/wordprocessingDrawing" xmlns:wp="http://schemas.openxmlformats.org/drawingml/2006/wordprocessingDrawing" xmlns:w10="urn:schemas-microsoft-com:office:word" xmlns:w="http://schemas.openxmlformats.org/wordprocessingml/2006/main" xmlns:w14="http://schemas.microsoft.com/office/word/2010/wordml" xmlns:w15="http://schemas.microsoft.com/office/word/2012/wordml" xmlns:wne="http://schemas.microsoft.com/office/word/2006/wordml" xmlns:wpg="http://schemas.microsoft.com/office/word/2010/wordprocessingGroup" xmlns:wpi="http://schemas.microsoft.com/office/word/2010/wordprocessingInk" xmlns:wps="http://schemas.microsoft.com/office/word/2010/wordprocessingShape" mc:Ignorable="w14 w15 wp14">
+  <!-- Generated by Aspose.Words for .NET 13.3.0.1 -->
   <w:body>
     <w:p>
       <w:pPr>
-        <w:pStyle w:val="27"/>
+        <w:pStyle w:val="a"/>
         <w:bidi w:val="0"/>
       </w:pPr>
     </w:p>
     <w:p>
       <w:pPr>
-        <w:pStyle w:val="27"/>
+        <w:pStyle w:val="a"/>
         <w:bidi w:val="0"/>
       </w:pPr>
       <w:r>
@@ -29,11 +30,11 @@
     </w:p>
     <w:p>
       <w:pPr>
-        <w:pStyle w:val="28"/>
+        <w:pStyle w:val="a0"/>
         <w:bidi w:val="0"/>
       </w:pPr>
       <w:r>
-        <w:t>甘肃国邦信息科技有限公司</w:t>
+        <w:t>中达丰集团有限公司</w:t>
       </w:r>
     </w:p>
     <w:p>
@@ -41,33 +42,33 @@
         <w:spacing w:before="224" w:line="220" w:lineRule="auto"/>
         <w:ind w:left="2925"/>
         <w:rPr>
-          <w:rFonts w:ascii="宋体" w:hAnsi="宋体" w:eastAsia="宋体" w:cs="宋体"/>
+          <w:rFonts w:ascii="宋体" w:eastAsia="宋体" w:hAnsi="宋体" w:cs="宋体"/>
           <w:sz w:val="36"/>
           <w:szCs w:val="36"/>
         </w:rPr>
       </w:pPr>
       <w:r>
         <w:rPr>
-          <w:rFonts w:ascii="宋体" w:hAnsi="宋体" w:eastAsia="宋体" w:cs="宋体"/>
+          <w:rFonts w:ascii="宋体" w:eastAsia="宋体" w:hAnsi="宋体" w:cs="宋体"/>
           <w:spacing w:val="-11"/>
           <w:sz w:val="36"/>
           <w:szCs w:val="36"/>
         </w:rPr>
-        <w:t>2025年1月4日</w:t>
+        <w:t>2025年7月4日</w:t>
       </w:r>
     </w:p>
     <w:p>
       <w:pPr>
         <w:spacing w:line="220" w:lineRule="auto"/>
         <w:rPr>
-          <w:rFonts w:ascii="宋体" w:hAnsi="宋体" w:eastAsia="宋体" w:cs="宋体"/>
+          <w:rFonts w:ascii="宋体" w:eastAsia="宋体" w:hAnsi="宋体" w:cs="宋体"/>
           <w:sz w:val="36"/>
           <w:szCs w:val="36"/>
         </w:rPr>
         <w:sectPr>
           <w:pgSz w:w="11906" w:h="16839"/>
           <w:pgMar w:top="1431" w:right="1785" w:bottom="0" w:left="1785" w:header="0" w:footer="0" w:gutter="0"/>
-          <w:cols w:space="720" w:num="1"/>
+          <w:cols w:num="1" w:space="720"/>
         </w:sectPr>
       </w:pPr>
     </w:p>
@@ -77,14 +78,14 @@
         <w:ind w:left="4018"/>
         <w:outlineLvl w:val="0"/>
         <w:rPr>
-          <w:rFonts w:ascii="宋体" w:hAnsi="宋体" w:eastAsia="宋体" w:cs="宋体"/>
+          <w:rFonts w:ascii="宋体" w:eastAsia="宋体" w:hAnsi="宋体" w:cs="宋体"/>
           <w:sz w:val="28"/>
           <w:szCs w:val="28"/>
         </w:rPr>
       </w:pPr>
       <w:r>
         <w:rPr>
-          <w:rFonts w:ascii="宋体" w:hAnsi="宋体" w:eastAsia="宋体" w:cs="宋体"/>
+          <w:rFonts w:ascii="宋体" w:eastAsia="宋体" w:hAnsi="宋体" w:cs="宋体"/>
           <w:spacing w:val="-3"/>
           <w:sz w:val="28"/>
           <w:szCs w:val="28"/>
@@ -94,16 +95,16 @@
     </w:p>
     <w:tbl>
       <w:tblPr>
-        <w:tblStyle w:val="24"/>
+        <w:tblStyle w:val="TableNormal0"/>
         <w:tblW w:w="8646" w:type="dxa"/>
         <w:tblInd w:w="241" w:type="dxa"/>
         <w:tblBorders>
-          <w:top w:val="single" w:color="000000" w:sz="4" w:space="0"/>
-          <w:left w:val="single" w:color="000000" w:sz="4" w:space="0"/>
-          <w:bottom w:val="single" w:color="000000" w:sz="4" w:space="0"/>
-          <w:right w:val="single" w:color="000000" w:sz="4" w:space="0"/>
-          <w:insideH w:val="single" w:color="000000" w:sz="4" w:space="0"/>
-          <w:insideV w:val="single" w:color="000000" w:sz="4" w:space="0"/>
+          <w:top w:val="single" w:sz="4" w:space="0" w:color="000000"/>
+          <w:left w:val="single" w:sz="4" w:space="0" w:color="000000"/>
+          <w:bottom w:val="single" w:sz="4" w:space="0" w:color="000000"/>
+          <w:right w:val="single" w:sz="4" w:space="0" w:color="000000"/>
+          <w:insideH w:val="single" w:sz="4" w:space="0" w:color="000000"/>
+          <w:insideV w:val="single" w:sz="4" w:space="0" w:color="000000"/>
         </w:tblBorders>
         <w:tblLayout w:type="fixed"/>
         <w:tblCellMar>
@@ -122,14 +123,17 @@
       </w:tblGrid>
       <w:tr>
         <w:tblPrEx>
+          <w:tblW w:w="8646" w:type="dxa"/>
+          <w:tblInd w:w="241" w:type="dxa"/>
           <w:tblBorders>
-            <w:top w:val="single" w:color="000000" w:sz="4" w:space="0"/>
-            <w:left w:val="single" w:color="000000" w:sz="4" w:space="0"/>
-            <w:bottom w:val="single" w:color="000000" w:sz="4" w:space="0"/>
-            <w:right w:val="single" w:color="000000" w:sz="4" w:space="0"/>
-            <w:insideH w:val="single" w:color="000000" w:sz="4" w:space="0"/>
-            <w:insideV w:val="single" w:color="000000" w:sz="4" w:space="0"/>
+            <w:top w:val="single" w:sz="4" w:space="0" w:color="000000"/>
+            <w:left w:val="single" w:sz="4" w:space="0" w:color="000000"/>
+            <w:bottom w:val="single" w:sz="4" w:space="0" w:color="000000"/>
+            <w:right w:val="single" w:sz="4" w:space="0" w:color="000000"/>
+            <w:insideH w:val="single" w:sz="4" w:space="0" w:color="000000"/>
+            <w:insideV w:val="single" w:sz="4" w:space="0" w:color="000000"/>
           </w:tblBorders>
+          <w:tblLayout w:type="fixed"/>
           <w:tblCellMar>
             <w:top w:w="0" w:type="dxa"/>
             <w:left w:w="0" w:type="dxa"/>
@@ -138,7 +142,7 @@
           </w:tblCellMar>
         </w:tblPrEx>
         <w:trPr>
-          <w:trHeight w:val="611" w:hRule="atLeast"/>
+          <w:trHeight w:val="611"/>
         </w:trPr>
         <w:tc>
           <w:tcPr>
@@ -146,7 +150,7 @@
           </w:tcPr>
           <w:p>
             <w:pPr>
-              <w:pStyle w:val="25"/>
+              <w:pStyle w:val="TableText"/>
               <w:spacing w:before="139" w:line="220" w:lineRule="auto"/>
               <w:ind w:left="225"/>
             </w:pPr>
@@ -165,13 +169,13 @@
           </w:tcPr>
           <w:p>
             <w:pPr>
-              <w:pStyle w:val="25"/>
+              <w:pStyle w:val="TableText"/>
               <w:spacing w:before="102" w:line="287" w:lineRule="exact"/>
               <w:ind w:left="106"/>
             </w:pPr>
             <w:r>
               <w:rPr>
-                <w:rFonts w:hint="eastAsia" w:ascii="宋体" w:hAnsi="宋体" w:eastAsia="宋体" w:cs="宋体"/>
+                <w:rFonts w:ascii="宋体" w:eastAsia="宋体" w:hAnsi="宋体" w:cs="宋体" w:hint="eastAsia"/>
                 <w:position w:val="1"/>
                 <w:lang w:val="en-US" w:eastAsia="zh-CN"/>
               </w:rPr>
@@ -185,14 +189,14 @@
             </w:r>
             <w:r>
               <w:rPr>
-                <w:rFonts w:ascii="Arial" w:hAnsi="Arial" w:eastAsia="Arial" w:cs="Arial"/>
+                <w:rFonts w:ascii="Arial" w:eastAsia="Arial" w:hAnsi="Arial" w:cs="Arial"/>
                 <w:position w:val="1"/>
               </w:rPr>
-              <w:t>GSGB-ITSS</w:t>
-            </w:r>
-            <w:r>
-              <w:rPr>
-                <w:rFonts w:ascii="Arial" w:hAnsi="Arial" w:eastAsia="Arial" w:cs="Arial"/>
+              <w:t>ZDFJT-ITSS</w:t>
+            </w:r>
+            <w:r>
+              <w:rPr>
+                <w:rFonts w:ascii="Arial" w:eastAsia="Arial" w:hAnsi="Arial" w:cs="Arial"/>
                 <w:spacing w:val="-1"/>
                 <w:position w:val="1"/>
               </w:rPr>
@@ -210,14 +214,9 @@
       </w:tr>
       <w:tr>
         <w:tblPrEx>
-          <w:tblBorders>
-            <w:top w:val="single" w:color="000000" w:sz="4" w:space="0"/>
-            <w:left w:val="single" w:color="000000" w:sz="4" w:space="0"/>
-            <w:bottom w:val="single" w:color="000000" w:sz="4" w:space="0"/>
-            <w:right w:val="single" w:color="000000" w:sz="4" w:space="0"/>
-            <w:insideH w:val="single" w:color="000000" w:sz="4" w:space="0"/>
-            <w:insideV w:val="single" w:color="000000" w:sz="4" w:space="0"/>
-          </w:tblBorders>
+          <w:tblW w:w="8646" w:type="dxa"/>
+          <w:tblInd w:w="241" w:type="dxa"/>
+          <w:tblLayout w:type="fixed"/>
           <w:tblCellMar>
             <w:top w:w="0" w:type="dxa"/>
             <w:left w:w="0" w:type="dxa"/>
@@ -226,7 +225,7 @@
           </w:tblCellMar>
         </w:tblPrEx>
         <w:trPr>
-          <w:trHeight w:val="606" w:hRule="atLeast"/>
+          <w:trHeight w:val="606"/>
         </w:trPr>
         <w:tc>
           <w:tcPr>
@@ -234,7 +233,7 @@
           </w:tcPr>
           <w:p>
             <w:pPr>
-              <w:pStyle w:val="25"/>
+              <w:pStyle w:val="TableText"/>
               <w:spacing w:before="136" w:line="220" w:lineRule="auto"/>
               <w:ind w:left="435"/>
             </w:pPr>
@@ -253,7 +252,7 @@
           </w:tcPr>
           <w:p>
             <w:pPr>
-              <w:pStyle w:val="25"/>
+              <w:pStyle w:val="TableText"/>
               <w:spacing w:before="137" w:line="219" w:lineRule="auto"/>
               <w:ind w:left="108"/>
             </w:pPr>
@@ -261,21 +260,16 @@
               <w:rPr>
                 <w:spacing w:val="-1"/>
               </w:rPr>
-              <w:t>甘肃国邦信息科技有限公司</w:t>
+              <w:t>中达丰集团有限公司</w:t>
             </w:r>
           </w:p>
         </w:tc>
       </w:tr>
       <w:tr>
         <w:tblPrEx>
-          <w:tblBorders>
-            <w:top w:val="single" w:color="000000" w:sz="4" w:space="0"/>
-            <w:left w:val="single" w:color="000000" w:sz="4" w:space="0"/>
-            <w:bottom w:val="single" w:color="000000" w:sz="4" w:space="0"/>
-            <w:right w:val="single" w:color="000000" w:sz="4" w:space="0"/>
-            <w:insideH w:val="single" w:color="000000" w:sz="4" w:space="0"/>
-            <w:insideV w:val="single" w:color="000000" w:sz="4" w:space="0"/>
-          </w:tblBorders>
+          <w:tblW w:w="8646" w:type="dxa"/>
+          <w:tblInd w:w="241" w:type="dxa"/>
+          <w:tblLayout w:type="fixed"/>
           <w:tblCellMar>
             <w:top w:w="0" w:type="dxa"/>
             <w:left w:w="0" w:type="dxa"/>
@@ -284,7 +278,7 @@
           </w:tblCellMar>
         </w:tblPrEx>
         <w:trPr>
-          <w:trHeight w:val="606" w:hRule="atLeast"/>
+          <w:trHeight w:val="606"/>
         </w:trPr>
         <w:tc>
           <w:tcPr>
@@ -292,7 +286,7 @@
           </w:tcPr>
           <w:p>
             <w:pPr>
-              <w:pStyle w:val="25"/>
+              <w:pStyle w:val="TableText"/>
               <w:spacing w:before="138" w:line="220" w:lineRule="auto"/>
               <w:ind w:left="435"/>
             </w:pPr>
@@ -311,7 +305,7 @@
           </w:tcPr>
           <w:p>
             <w:pPr>
-              <w:pStyle w:val="25"/>
+              <w:pStyle w:val="TableText"/>
               <w:spacing w:before="138" w:line="220" w:lineRule="auto"/>
               <w:ind w:left="107"/>
             </w:pPr>
@@ -326,14 +320,9 @@
       </w:tr>
       <w:tr>
         <w:tblPrEx>
-          <w:tblBorders>
-            <w:top w:val="single" w:color="000000" w:sz="4" w:space="0"/>
-            <w:left w:val="single" w:color="000000" w:sz="4" w:space="0"/>
-            <w:bottom w:val="single" w:color="000000" w:sz="4" w:space="0"/>
-            <w:right w:val="single" w:color="000000" w:sz="4" w:space="0"/>
-            <w:insideH w:val="single" w:color="000000" w:sz="4" w:space="0"/>
-            <w:insideV w:val="single" w:color="000000" w:sz="4" w:space="0"/>
-          </w:tblBorders>
+          <w:tblW w:w="8646" w:type="dxa"/>
+          <w:tblInd w:w="241" w:type="dxa"/>
+          <w:tblLayout w:type="fixed"/>
           <w:tblCellMar>
             <w:top w:w="0" w:type="dxa"/>
             <w:left w:w="0" w:type="dxa"/>
@@ -342,7 +331,7 @@
           </w:tblCellMar>
         </w:tblPrEx>
         <w:trPr>
-          <w:trHeight w:val="606" w:hRule="atLeast"/>
+          <w:trHeight w:val="606"/>
         </w:trPr>
         <w:tc>
           <w:tcPr>
@@ -350,7 +339,7 @@
           </w:tcPr>
           <w:p>
             <w:pPr>
-              <w:pStyle w:val="25"/>
+              <w:pStyle w:val="TableText"/>
               <w:spacing w:before="141" w:line="219" w:lineRule="auto"/>
               <w:ind w:left="435"/>
             </w:pPr>
@@ -368,7 +357,7 @@
           </w:tcPr>
           <w:p>
             <w:pPr>
-              <w:pStyle w:val="25"/>
+              <w:pStyle w:val="TableText"/>
               <w:spacing w:before="141" w:line="219" w:lineRule="auto"/>
               <w:ind w:left="361"/>
             </w:pPr>
@@ -386,7 +375,7 @@
           </w:tcPr>
           <w:p>
             <w:pPr>
-              <w:pStyle w:val="25"/>
+              <w:pStyle w:val="TableText"/>
               <w:spacing w:before="141" w:line="219" w:lineRule="auto"/>
               <w:ind w:left="646"/>
             </w:pPr>
@@ -404,7 +393,7 @@
           </w:tcPr>
           <w:p>
             <w:pPr>
-              <w:pStyle w:val="25"/>
+              <w:pStyle w:val="TableText"/>
               <w:spacing w:before="141" w:line="220" w:lineRule="auto"/>
               <w:ind w:left="594"/>
             </w:pPr>
@@ -422,7 +411,7 @@
           </w:tcPr>
           <w:p>
             <w:pPr>
-              <w:pStyle w:val="25"/>
+              <w:pStyle w:val="TableText"/>
               <w:spacing w:before="141" w:line="220" w:lineRule="auto"/>
               <w:ind w:left="587"/>
             </w:pPr>
@@ -437,14 +426,9 @@
       </w:tr>
       <w:tr>
         <w:tblPrEx>
-          <w:tblBorders>
-            <w:top w:val="single" w:color="000000" w:sz="4" w:space="0"/>
-            <w:left w:val="single" w:color="000000" w:sz="4" w:space="0"/>
-            <w:bottom w:val="single" w:color="000000" w:sz="4" w:space="0"/>
-            <w:right w:val="single" w:color="000000" w:sz="4" w:space="0"/>
-            <w:insideH w:val="single" w:color="000000" w:sz="4" w:space="0"/>
-            <w:insideV w:val="single" w:color="000000" w:sz="4" w:space="0"/>
-          </w:tblBorders>
+          <w:tblW w:w="8646" w:type="dxa"/>
+          <w:tblInd w:w="241" w:type="dxa"/>
+          <w:tblLayout w:type="fixed"/>
           <w:tblCellMar>
             <w:top w:w="0" w:type="dxa"/>
             <w:left w:w="0" w:type="dxa"/>
@@ -453,7 +437,7 @@
           </w:tblCellMar>
         </w:tblPrEx>
         <w:trPr>
-          <w:trHeight w:val="474" w:hRule="atLeast"/>
+          <w:trHeight w:val="474"/>
         </w:trPr>
         <w:tc>
           <w:tcPr>
@@ -461,7 +445,7 @@
           </w:tcPr>
           <w:p>
             <w:pPr>
-              <w:pStyle w:val="25"/>
+              <w:pStyle w:val="TableText"/>
               <w:spacing w:before="92" w:line="239" w:lineRule="auto"/>
               <w:ind w:left="638"/>
             </w:pPr>
@@ -479,7 +463,7 @@
           </w:tcPr>
           <w:p>
             <w:pPr>
-              <w:pStyle w:val="25"/>
+              <w:pStyle w:val="TableText"/>
               <w:spacing w:before="91"/>
               <w:ind w:left="362"/>
             </w:pPr>
@@ -487,7 +471,7 @@
               <w:rPr>
                 <w:spacing w:val="-2"/>
               </w:rPr>
-              <w:t>2025-1-4</w:t>
+              <w:t>2025-7-4</w:t>
             </w:r>
           </w:p>
         </w:tc>
@@ -497,7 +481,7 @@
           </w:tcPr>
           <w:p>
             <w:pPr>
-              <w:pStyle w:val="25"/>
+              <w:pStyle w:val="TableText"/>
               <w:spacing w:before="62" w:line="219" w:lineRule="auto"/>
               <w:ind w:left="648"/>
             </w:pPr>
@@ -515,11 +499,11 @@
           </w:tcPr>
           <w:p>
             <w:pPr>
-              <w:pStyle w:val="25"/>
+              <w:pStyle w:val="TableText"/>
               <w:spacing w:before="62" w:line="220" w:lineRule="auto"/>
               <w:ind w:left="551"/>
               <w:rPr>
-                <w:rFonts w:hint="eastAsia" w:eastAsia="宋体"/>
+                <w:rFonts w:eastAsia="宋体" w:hint="eastAsia"/>
                 <w:lang w:val="en-US" w:eastAsia="zh-CN"/>
               </w:rPr>
             </w:pPr>
@@ -528,7 +512,7 @@
                 <w:rFonts w:hint="eastAsia"/>
                 <w:lang w:val="en-US" w:eastAsia="zh-CN"/>
               </w:rPr>
-              <w:t>金文莉</w:t>
+              <w:t>李平</w:t>
             </w:r>
           </w:p>
         </w:tc>
@@ -538,7 +522,7 @@
           </w:tcPr>
           <w:p>
             <w:pPr>
-              <w:pStyle w:val="25"/>
+              <w:pStyle w:val="TableText"/>
               <w:spacing w:before="76" w:line="220" w:lineRule="auto"/>
               <w:ind w:left="476"/>
             </w:pPr>
@@ -546,21 +530,16 @@
               <w:rPr>
                 <w:spacing w:val="-3"/>
               </w:rPr>
-              <w:t>黄益溪</w:t>
+              <w:t>吴向阳</w:t>
             </w:r>
           </w:p>
         </w:tc>
       </w:tr>
       <w:tr>
         <w:tblPrEx>
-          <w:tblBorders>
-            <w:top w:val="single" w:color="000000" w:sz="4" w:space="0"/>
-            <w:left w:val="single" w:color="000000" w:sz="4" w:space="0"/>
-            <w:bottom w:val="single" w:color="000000" w:sz="4" w:space="0"/>
-            <w:right w:val="single" w:color="000000" w:sz="4" w:space="0"/>
-            <w:insideH w:val="single" w:color="000000" w:sz="4" w:space="0"/>
-            <w:insideV w:val="single" w:color="000000" w:sz="4" w:space="0"/>
-          </w:tblBorders>
+          <w:tblW w:w="8646" w:type="dxa"/>
+          <w:tblInd w:w="241" w:type="dxa"/>
+          <w:tblLayout w:type="fixed"/>
           <w:tblCellMar>
             <w:top w:w="0" w:type="dxa"/>
             <w:left w:w="0" w:type="dxa"/>
@@ -569,7 +548,7 @@
           </w:tblCellMar>
         </w:tblPrEx>
         <w:trPr>
-          <w:trHeight w:val="589" w:hRule="atLeast"/>
+          <w:trHeight w:val="589"/>
         </w:trPr>
         <w:tc>
           <w:tcPr>
@@ -639,14 +618,9 @@
       </w:tr>
       <w:tr>
         <w:tblPrEx>
-          <w:tblBorders>
-            <w:top w:val="single" w:color="000000" w:sz="4" w:space="0"/>
-            <w:left w:val="single" w:color="000000" w:sz="4" w:space="0"/>
-            <w:bottom w:val="single" w:color="000000" w:sz="4" w:space="0"/>
-            <w:right w:val="single" w:color="000000" w:sz="4" w:space="0"/>
-            <w:insideH w:val="single" w:color="000000" w:sz="4" w:space="0"/>
-            <w:insideV w:val="single" w:color="000000" w:sz="4" w:space="0"/>
-          </w:tblBorders>
+          <w:tblW w:w="8646" w:type="dxa"/>
+          <w:tblInd w:w="241" w:type="dxa"/>
+          <w:tblLayout w:type="fixed"/>
           <w:tblCellMar>
             <w:top w:w="0" w:type="dxa"/>
             <w:left w:w="0" w:type="dxa"/>
@@ -655,7 +629,7 @@
           </w:tblCellMar>
         </w:tblPrEx>
         <w:trPr>
-          <w:trHeight w:val="589" w:hRule="atLeast"/>
+          <w:trHeight w:val="589"/>
         </w:trPr>
         <w:tc>
           <w:tcPr>
@@ -725,14 +699,9 @@
       </w:tr>
       <w:tr>
         <w:tblPrEx>
-          <w:tblBorders>
-            <w:top w:val="single" w:color="000000" w:sz="4" w:space="0"/>
-            <w:left w:val="single" w:color="000000" w:sz="4" w:space="0"/>
-            <w:bottom w:val="single" w:color="000000" w:sz="4" w:space="0"/>
-            <w:right w:val="single" w:color="000000" w:sz="4" w:space="0"/>
-            <w:insideH w:val="single" w:color="000000" w:sz="4" w:space="0"/>
-            <w:insideV w:val="single" w:color="000000" w:sz="4" w:space="0"/>
-          </w:tblBorders>
+          <w:tblW w:w="8646" w:type="dxa"/>
+          <w:tblInd w:w="241" w:type="dxa"/>
+          <w:tblLayout w:type="fixed"/>
           <w:tblCellMar>
             <w:top w:w="0" w:type="dxa"/>
             <w:left w:w="0" w:type="dxa"/>
@@ -741,7 +710,7 @@
           </w:tblCellMar>
         </w:tblPrEx>
         <w:trPr>
-          <w:trHeight w:val="589" w:hRule="atLeast"/>
+          <w:trHeight w:val="589"/>
         </w:trPr>
         <w:tc>
           <w:tcPr>
@@ -812,31 +781,31 @@
     </w:tbl>
     <w:p>
       <w:pPr>
-        <w:pStyle w:val="12"/>
+        <w:pStyle w:val="BodyText"/>
       </w:pPr>
     </w:p>
     <w:p>
       <w:pPr>
         <w:sectPr>
-          <w:footerReference r:id="rId5" w:type="default"/>
+          <w:footerReference w:type="default" r:id="rId5"/>
           <w:pgSz w:w="11906" w:h="16839"/>
           <w:pgMar w:top="1224" w:right="1245" w:bottom="1465" w:left="1531" w:header="0" w:footer="1233" w:gutter="0"/>
-          <w:cols w:space="720" w:num="1"/>
+          <w:cols w:num="1" w:space="720"/>
         </w:sectPr>
       </w:pPr>
     </w:p>
     <w:tbl>
       <w:tblPr>
-        <w:tblStyle w:val="24"/>
+        <w:tblStyle w:val="TableNormal0"/>
         <w:tblW w:w="9370" w:type="dxa"/>
         <w:jc w:val="center"/>
         <w:tblBorders>
-          <w:top w:val="single" w:color="000000" w:sz="4" w:space="0"/>
-          <w:left w:val="single" w:color="000000" w:sz="4" w:space="0"/>
-          <w:bottom w:val="single" w:color="000000" w:sz="4" w:space="0"/>
-          <w:right w:val="single" w:color="000000" w:sz="4" w:space="0"/>
-          <w:insideH w:val="single" w:color="000000" w:sz="4" w:space="0"/>
-          <w:insideV w:val="single" w:color="000000" w:sz="4" w:space="0"/>
+          <w:top w:val="single" w:sz="4" w:space="0" w:color="000000"/>
+          <w:left w:val="single" w:sz="4" w:space="0" w:color="000000"/>
+          <w:bottom w:val="single" w:sz="4" w:space="0" w:color="000000"/>
+          <w:right w:val="single" w:sz="4" w:space="0" w:color="000000"/>
+          <w:insideH w:val="single" w:sz="4" w:space="0" w:color="000000"/>
+          <w:insideV w:val="single" w:sz="4" w:space="0" w:color="000000"/>
         </w:tblBorders>
         <w:tblLayout w:type="fixed"/>
         <w:tblCellMar>
@@ -857,14 +826,17 @@
       </w:tblGrid>
       <w:tr>
         <w:tblPrEx>
+          <w:tblW w:w="9370" w:type="dxa"/>
+          <w:jc w:val="center"/>
           <w:tblBorders>
-            <w:top w:val="single" w:color="000000" w:sz="4" w:space="0"/>
-            <w:left w:val="single" w:color="000000" w:sz="4" w:space="0"/>
-            <w:bottom w:val="single" w:color="000000" w:sz="4" w:space="0"/>
-            <w:right w:val="single" w:color="000000" w:sz="4" w:space="0"/>
-            <w:insideH w:val="single" w:color="000000" w:sz="4" w:space="0"/>
-            <w:insideV w:val="single" w:color="000000" w:sz="4" w:space="0"/>
+            <w:top w:val="single" w:sz="4" w:space="0" w:color="000000"/>
+            <w:left w:val="single" w:sz="4" w:space="0" w:color="000000"/>
+            <w:bottom w:val="single" w:sz="4" w:space="0" w:color="000000"/>
+            <w:right w:val="single" w:sz="4" w:space="0" w:color="000000"/>
+            <w:insideH w:val="single" w:sz="4" w:space="0" w:color="000000"/>
+            <w:insideV w:val="single" w:sz="4" w:space="0" w:color="000000"/>
           </w:tblBorders>
+          <w:tblLayout w:type="fixed"/>
           <w:tblCellMar>
             <w:top w:w="0" w:type="dxa"/>
             <w:left w:w="0" w:type="dxa"/>
@@ -873,7 +845,7 @@
           </w:tblCellMar>
         </w:tblPrEx>
         <w:trPr>
-          <w:trHeight w:val="679" w:hRule="atLeast"/>
+          <w:trHeight w:val="679"/>
           <w:jc w:val="center"/>
         </w:trPr>
         <w:tc>
@@ -883,7 +855,7 @@
           </w:tcPr>
           <w:p>
             <w:pPr>
-              <w:pStyle w:val="25"/>
+              <w:pStyle w:val="TableText"/>
               <w:spacing w:before="198" w:line="220" w:lineRule="auto"/>
               <w:ind w:left="2559"/>
               <w:rPr>
@@ -936,14 +908,9 @@
       </w:tr>
       <w:tr>
         <w:tblPrEx>
-          <w:tblBorders>
-            <w:top w:val="single" w:color="000000" w:sz="4" w:space="0"/>
-            <w:left w:val="single" w:color="000000" w:sz="4" w:space="0"/>
-            <w:bottom w:val="single" w:color="000000" w:sz="4" w:space="0"/>
-            <w:right w:val="single" w:color="000000" w:sz="4" w:space="0"/>
-            <w:insideH w:val="single" w:color="000000" w:sz="4" w:space="0"/>
-            <w:insideV w:val="single" w:color="000000" w:sz="4" w:space="0"/>
-          </w:tblBorders>
+          <w:tblW w:w="9370" w:type="dxa"/>
+          <w:jc w:val="center"/>
+          <w:tblLayout w:type="fixed"/>
           <w:tblCellMar>
             <w:top w:w="0" w:type="dxa"/>
             <w:left w:w="0" w:type="dxa"/>
@@ -952,7 +919,7 @@
           </w:tblCellMar>
         </w:tblPrEx>
         <w:trPr>
-          <w:trHeight w:val="495" w:hRule="atLeast"/>
+          <w:trHeight w:val="495"/>
           <w:jc w:val="center"/>
         </w:trPr>
         <w:tc>
@@ -963,7 +930,7 @@
           </w:tcPr>
           <w:p>
             <w:pPr>
-              <w:pStyle w:val="25"/>
+              <w:pStyle w:val="TableText"/>
               <w:spacing w:before="134" w:line="222" w:lineRule="auto"/>
               <w:ind w:left="431"/>
               <w:rPr>
@@ -990,7 +957,7 @@
           </w:tcPr>
           <w:p>
             <w:pPr>
-              <w:pStyle w:val="25"/>
+              <w:pStyle w:val="TableText"/>
               <w:spacing w:before="204" w:line="180" w:lineRule="auto"/>
               <w:ind w:left="611"/>
               <w:rPr>
@@ -1017,7 +984,7 @@
           </w:tcPr>
           <w:p>
             <w:pPr>
-              <w:pStyle w:val="25"/>
+              <w:pStyle w:val="TableText"/>
               <w:spacing w:before="134" w:line="220" w:lineRule="auto"/>
               <w:ind w:left="776"/>
               <w:rPr>
@@ -1044,9 +1011,9 @@
           </w:tcPr>
           <w:p>
             <w:pPr>
-              <w:pStyle w:val="25"/>
+              <w:pStyle w:val="TableText"/>
               <w:spacing w:before="135" w:line="220" w:lineRule="auto"/>
-              <w:ind w:left="0" w:leftChars="0" w:right="0" w:rightChars="0" w:firstLine="0" w:firstLineChars="0"/>
+              <w:ind w:left="0" w:right="0" w:firstLine="0" w:leftChars="0" w:rightChars="0" w:firstLineChars="0"/>
               <w:jc w:val="center"/>
               <w:rPr>
                 <w:sz w:val="18"/>
@@ -1072,9 +1039,9 @@
           </w:tcPr>
           <w:p>
             <w:pPr>
-              <w:pStyle w:val="25"/>
+              <w:pStyle w:val="TableText"/>
               <w:spacing w:before="134" w:line="220" w:lineRule="auto"/>
-              <w:ind w:left="0" w:leftChars="0" w:right="0" w:rightChars="0" w:firstLine="0" w:firstLineChars="0"/>
+              <w:ind w:left="0" w:right="0" w:firstLine="0" w:leftChars="0" w:rightChars="0" w:firstLineChars="0"/>
               <w:jc w:val="center"/>
               <w:rPr>
                 <w:sz w:val="18"/>
@@ -1100,9 +1067,9 @@
           </w:tcPr>
           <w:p>
             <w:pPr>
-              <w:pStyle w:val="25"/>
+              <w:pStyle w:val="TableText"/>
               <w:spacing w:before="134" w:line="220" w:lineRule="auto"/>
-              <w:ind w:left="0" w:leftChars="0" w:right="0" w:rightChars="0" w:firstLine="0" w:firstLineChars="0"/>
+              <w:ind w:left="0" w:right="0" w:firstLine="0" w:leftChars="0" w:rightChars="0" w:firstLineChars="0"/>
               <w:jc w:val="center"/>
               <w:rPr>
                 <w:sz w:val="18"/>
@@ -1124,14 +1091,9 @@
       </w:tr>
       <w:tr>
         <w:tblPrEx>
-          <w:tblBorders>
-            <w:top w:val="single" w:color="000000" w:sz="4" w:space="0"/>
-            <w:left w:val="single" w:color="000000" w:sz="4" w:space="0"/>
-            <w:bottom w:val="single" w:color="000000" w:sz="4" w:space="0"/>
-            <w:right w:val="single" w:color="000000" w:sz="4" w:space="0"/>
-            <w:insideH w:val="single" w:color="000000" w:sz="4" w:space="0"/>
-            <w:insideV w:val="single" w:color="000000" w:sz="4" w:space="0"/>
-          </w:tblBorders>
+          <w:tblW w:w="9370" w:type="dxa"/>
+          <w:jc w:val="center"/>
+          <w:tblLayout w:type="fixed"/>
           <w:tblCellMar>
             <w:top w:w="0" w:type="dxa"/>
             <w:left w:w="0" w:type="dxa"/>
@@ -1140,7 +1102,7 @@
           </w:tblCellMar>
         </w:tblPrEx>
         <w:trPr>
-          <w:trHeight w:val="476" w:hRule="atLeast"/>
+          <w:trHeight w:val="476"/>
           <w:jc w:val="center"/>
         </w:trPr>
         <w:tc>
@@ -1152,12 +1114,12 @@
           </w:tcPr>
           <w:p>
             <w:pPr>
-              <w:pStyle w:val="25"/>
+              <w:pStyle w:val="TableText"/>
               <w:spacing w:before="59" w:line="221" w:lineRule="auto"/>
-              <w:ind w:left="0" w:leftChars="0" w:right="0" w:rightChars="0" w:firstLine="0" w:firstLineChars="0"/>
-              <w:jc w:val="center"/>
-              <w:rPr>
-                <w:rFonts w:hint="eastAsia" w:ascii="Arial" w:eastAsia="宋体"/>
+              <w:ind w:left="0" w:right="0" w:firstLine="0" w:leftChars="0" w:rightChars="0" w:firstLineChars="0"/>
+              <w:jc w:val="center"/>
+              <w:rPr>
+                <w:rFonts w:ascii="Arial" w:eastAsia="宋体" w:hint="eastAsia"/>
                 <w:sz w:val="21"/>
                 <w:lang w:val="en-US" w:eastAsia="zh-CN"/>
               </w:rPr>
@@ -1176,14 +1138,13 @@
           <w:tcPr>
             <w:tcW w:w="1948" w:type="dxa"/>
             <w:shd w:val="clear" w:color="auto" w:fill="auto"/>
-            <w:vAlign w:val="top"/>
-          </w:tcPr>
-          <w:p>
-            <w:pPr>
-              <w:pStyle w:val="25"/>
+          </w:tcPr>
+          <w:p>
+            <w:pPr>
+              <w:pStyle w:val="TableText"/>
               <w:spacing w:before="137"/>
               <w:rPr>
-                <w:rFonts w:hint="default" w:ascii="宋体" w:hAnsi="宋体" w:eastAsia="宋体" w:cs="宋体"/>
+                <w:rFonts w:ascii="宋体" w:eastAsia="宋体" w:hAnsi="宋体" w:cs="宋体" w:hint="default"/>
                 <w:snapToGrid w:val="0"/>
                 <w:color w:val="000000"/>
                 <w:spacing w:val="-1"/>
@@ -1209,14 +1170,13 @@
           <w:tcPr>
             <w:tcW w:w="3828" w:type="dxa"/>
             <w:shd w:val="clear" w:color="auto" w:fill="auto"/>
-            <w:vAlign w:val="top"/>
-          </w:tcPr>
-          <w:p>
-            <w:pPr>
-              <w:pStyle w:val="25"/>
+          </w:tcPr>
+          <w:p>
+            <w:pPr>
+              <w:pStyle w:val="TableText"/>
               <w:spacing w:before="137"/>
               <w:rPr>
-                <w:rFonts w:hint="default" w:ascii="宋体" w:hAnsi="宋体" w:eastAsia="宋体" w:cs="宋体"/>
+                <w:rFonts w:ascii="宋体" w:eastAsia="宋体" w:hAnsi="宋体" w:cs="宋体" w:hint="default"/>
                 <w:snapToGrid w:val="0"/>
                 <w:color w:val="000000"/>
                 <w:spacing w:val="-2"/>
@@ -1242,16 +1202,15 @@
           <w:tcPr>
             <w:tcW w:w="480" w:type="dxa"/>
             <w:shd w:val="clear" w:color="auto" w:fill="auto"/>
-            <w:vAlign w:val="top"/>
-          </w:tcPr>
-          <w:p>
-            <w:pPr>
-              <w:pStyle w:val="25"/>
+          </w:tcPr>
+          <w:p>
+            <w:pPr>
+              <w:pStyle w:val="TableText"/>
               <w:spacing w:before="59" w:line="220" w:lineRule="auto"/>
-              <w:ind w:left="0" w:leftChars="0" w:right="0" w:rightChars="0" w:firstLine="0" w:firstLineChars="0"/>
-              <w:jc w:val="center"/>
-              <w:rPr>
-                <w:rFonts w:hint="eastAsia" w:ascii="宋体" w:hAnsi="宋体" w:eastAsia="宋体" w:cs="宋体"/>
+              <w:ind w:left="0" w:right="0" w:firstLine="0" w:leftChars="0" w:rightChars="0" w:firstLineChars="0"/>
+              <w:jc w:val="center"/>
+              <w:rPr>
+                <w:rFonts w:ascii="宋体" w:eastAsia="宋体" w:hAnsi="宋体" w:cs="宋体" w:hint="eastAsia"/>
                 <w:snapToGrid w:val="0"/>
                 <w:color w:val="000000"/>
                 <w:spacing w:val="-2"/>
@@ -1277,16 +1236,15 @@
           <w:tcPr>
             <w:tcW w:w="1032" w:type="dxa"/>
             <w:shd w:val="clear" w:color="auto" w:fill="auto"/>
-            <w:vAlign w:val="top"/>
-          </w:tcPr>
-          <w:p>
-            <w:pPr>
-              <w:pStyle w:val="25"/>
+          </w:tcPr>
+          <w:p>
+            <w:pPr>
+              <w:pStyle w:val="TableText"/>
               <w:spacing w:before="59" w:line="220" w:lineRule="auto"/>
-              <w:ind w:left="0" w:leftChars="0" w:right="0" w:rightChars="0" w:firstLine="0" w:firstLineChars="0"/>
-              <w:jc w:val="center"/>
-              <w:rPr>
-                <w:rFonts w:hint="eastAsia" w:ascii="宋体" w:hAnsi="宋体" w:eastAsia="宋体" w:cs="宋体"/>
+              <w:ind w:left="0" w:right="0" w:firstLine="0" w:leftChars="0" w:rightChars="0" w:firstLineChars="0"/>
+              <w:jc w:val="center"/>
+              <w:rPr>
+                <w:rFonts w:ascii="宋体" w:eastAsia="宋体" w:hAnsi="宋体" w:cs="宋体" w:hint="eastAsia"/>
                 <w:snapToGrid w:val="0"/>
                 <w:color w:val="000000"/>
                 <w:spacing w:val="-2"/>
@@ -1304,7 +1262,7 @@
                 <w:szCs w:val="18"/>
                 <w:lang w:val="en-US" w:eastAsia="zh-CN"/>
               </w:rPr>
-              <w:t>人力部</w:t>
+              <w:t>人力资源部</w:t>
             </w:r>
           </w:p>
         </w:tc>
@@ -1312,16 +1270,15 @@
           <w:tcPr>
             <w:tcW w:w="788" w:type="dxa"/>
             <w:shd w:val="clear" w:color="auto" w:fill="auto"/>
-            <w:vAlign w:val="top"/>
-          </w:tcPr>
-          <w:p>
-            <w:pPr>
-              <w:pStyle w:val="25"/>
+          </w:tcPr>
+          <w:p>
+            <w:pPr>
+              <w:pStyle w:val="TableText"/>
               <w:spacing w:before="58"/>
-              <w:ind w:left="0" w:leftChars="0" w:right="0" w:rightChars="0" w:firstLine="0" w:firstLineChars="0"/>
-              <w:jc w:val="center"/>
-              <w:rPr>
-                <w:rFonts w:ascii="宋体" w:hAnsi="宋体" w:eastAsia="宋体" w:cs="宋体"/>
+              <w:ind w:left="0" w:right="0" w:firstLine="0" w:leftChars="0" w:rightChars="0" w:firstLineChars="0"/>
+              <w:jc w:val="center"/>
+              <w:rPr>
+                <w:rFonts w:ascii="宋体" w:eastAsia="宋体" w:hAnsi="宋体" w:cs="宋体"/>
                 <w:snapToGrid w:val="0"/>
                 <w:color w:val="000000"/>
                 <w:spacing w:val="-4"/>
@@ -1362,14 +1319,9 @@
       </w:tr>
       <w:tr>
         <w:tblPrEx>
-          <w:tblBorders>
-            <w:top w:val="single" w:color="000000" w:sz="4" w:space="0"/>
-            <w:left w:val="single" w:color="000000" w:sz="4" w:space="0"/>
-            <w:bottom w:val="single" w:color="000000" w:sz="4" w:space="0"/>
-            <w:right w:val="single" w:color="000000" w:sz="4" w:space="0"/>
-            <w:insideH w:val="single" w:color="000000" w:sz="4" w:space="0"/>
-            <w:insideV w:val="single" w:color="000000" w:sz="4" w:space="0"/>
-          </w:tblBorders>
+          <w:tblW w:w="9370" w:type="dxa"/>
+          <w:jc w:val="center"/>
+          <w:tblLayout w:type="fixed"/>
           <w:tblCellMar>
             <w:top w:w="0" w:type="dxa"/>
             <w:left w:w="0" w:type="dxa"/>
@@ -1378,22 +1330,22 @@
           </w:tblCellMar>
         </w:tblPrEx>
         <w:trPr>
-          <w:trHeight w:val="486" w:hRule="atLeast"/>
+          <w:trHeight w:val="486"/>
           <w:jc w:val="center"/>
         </w:trPr>
         <w:tc>
           <w:tcPr>
             <w:tcW w:w="1294" w:type="dxa"/>
             <w:gridSpan w:val="2"/>
-            <w:vMerge w:val="continue"/>
-          </w:tcPr>
-          <w:p>
-            <w:pPr>
-              <w:pStyle w:val="25"/>
+            <w:vMerge/>
+          </w:tcPr>
+          <w:p>
+            <w:pPr>
+              <w:pStyle w:val="TableText"/>
               <w:spacing w:before="59" w:line="221" w:lineRule="auto"/>
               <w:ind w:left="468"/>
               <w:rPr>
-                <w:rFonts w:hint="eastAsia" w:ascii="Arial" w:eastAsia="宋体"/>
+                <w:rFonts w:ascii="Arial" w:eastAsia="宋体" w:hint="eastAsia"/>
                 <w:sz w:val="21"/>
                 <w:lang w:val="en-US" w:eastAsia="zh-CN"/>
               </w:rPr>
@@ -1406,7 +1358,7 @@
           </w:tcPr>
           <w:p>
             <w:pPr>
-              <w:pStyle w:val="25"/>
+              <w:pStyle w:val="TableText"/>
               <w:spacing w:before="232" w:line="220" w:lineRule="auto"/>
               <w:rPr>
                 <w:sz w:val="18"/>
@@ -1429,7 +1381,7 @@
           </w:tcPr>
           <w:p>
             <w:pPr>
-              <w:pStyle w:val="25"/>
+              <w:pStyle w:val="TableText"/>
               <w:spacing w:before="69" w:line="220" w:lineRule="auto"/>
               <w:rPr>
                 <w:sz w:val="18"/>
@@ -1460,9 +1412,9 @@
           </w:tcPr>
           <w:p>
             <w:pPr>
-              <w:pStyle w:val="25"/>
+              <w:pStyle w:val="TableText"/>
               <w:spacing w:before="232" w:line="220" w:lineRule="auto"/>
-              <w:ind w:left="0" w:leftChars="0" w:right="0" w:rightChars="0" w:firstLine="0" w:firstLineChars="0"/>
+              <w:ind w:left="0" w:right="0" w:firstLine="0" w:leftChars="0" w:rightChars="0" w:firstLineChars="0"/>
               <w:jc w:val="center"/>
               <w:rPr>
                 <w:sz w:val="18"/>
@@ -1485,22 +1437,22 @@
           </w:tcPr>
           <w:p>
             <w:pPr>
-              <w:pStyle w:val="25"/>
+              <w:pStyle w:val="TableText"/>
               <w:spacing w:before="232" w:line="220" w:lineRule="auto"/>
-              <w:ind w:left="0" w:leftChars="0" w:right="0" w:rightChars="0" w:firstLine="0" w:firstLineChars="0"/>
-              <w:jc w:val="center"/>
-              <w:rPr>
-                <w:sz w:val="18"/>
-                <w:szCs w:val="18"/>
-              </w:rPr>
-            </w:pPr>
-            <w:r>
-              <w:rPr>
-                <w:spacing w:val="-2"/>
-                <w:sz w:val="18"/>
-                <w:szCs w:val="18"/>
-              </w:rPr>
-              <w:t>人力部</w:t>
+              <w:ind w:left="0" w:right="0" w:firstLine="0" w:leftChars="0" w:rightChars="0" w:firstLineChars="0"/>
+              <w:jc w:val="center"/>
+              <w:rPr>
+                <w:sz w:val="18"/>
+                <w:szCs w:val="18"/>
+              </w:rPr>
+            </w:pPr>
+            <w:r>
+              <w:rPr>
+                <w:spacing w:val="-2"/>
+                <w:sz w:val="18"/>
+                <w:szCs w:val="18"/>
+              </w:rPr>
+              <w:t>人力资源部</w:t>
             </w:r>
           </w:p>
         </w:tc>
@@ -1510,9 +1462,9 @@
           </w:tcPr>
           <w:p>
             <w:pPr>
-              <w:pStyle w:val="25"/>
+              <w:pStyle w:val="TableText"/>
               <w:spacing w:before="258"/>
-              <w:ind w:left="0" w:leftChars="0" w:right="0" w:rightChars="0" w:firstLine="0" w:firstLineChars="0"/>
+              <w:ind w:left="0" w:right="0" w:firstLine="0" w:leftChars="0" w:rightChars="0" w:firstLineChars="0"/>
               <w:jc w:val="center"/>
               <w:rPr>
                 <w:sz w:val="18"/>
@@ -1532,14 +1484,9 @@
       </w:tr>
       <w:tr>
         <w:tblPrEx>
-          <w:tblBorders>
-            <w:top w:val="single" w:color="000000" w:sz="4" w:space="0"/>
-            <w:left w:val="single" w:color="000000" w:sz="4" w:space="0"/>
-            <w:bottom w:val="single" w:color="000000" w:sz="4" w:space="0"/>
-            <w:right w:val="single" w:color="000000" w:sz="4" w:space="0"/>
-            <w:insideH w:val="single" w:color="000000" w:sz="4" w:space="0"/>
-            <w:insideV w:val="single" w:color="000000" w:sz="4" w:space="0"/>
-          </w:tblBorders>
+          <w:tblW w:w="9370" w:type="dxa"/>
+          <w:jc w:val="center"/>
+          <w:tblLayout w:type="fixed"/>
           <w:tblCellMar>
             <w:top w:w="0" w:type="dxa"/>
             <w:left w:w="0" w:type="dxa"/>
@@ -1548,14 +1495,14 @@
           </w:tblCellMar>
         </w:tblPrEx>
         <w:trPr>
-          <w:trHeight w:val="342" w:hRule="atLeast"/>
+          <w:trHeight w:val="342"/>
           <w:jc w:val="center"/>
         </w:trPr>
         <w:tc>
           <w:tcPr>
             <w:tcW w:w="1294" w:type="dxa"/>
             <w:gridSpan w:val="2"/>
-            <w:vMerge w:val="continue"/>
+            <w:vMerge/>
           </w:tcPr>
           <w:p>
             <w:pPr>
@@ -1572,7 +1519,7 @@
           </w:tcPr>
           <w:p>
             <w:pPr>
-              <w:pStyle w:val="25"/>
+              <w:pStyle w:val="TableText"/>
               <w:spacing w:before="59" w:line="220" w:lineRule="auto"/>
               <w:rPr>
                 <w:sz w:val="18"/>
@@ -1595,7 +1542,7 @@
           </w:tcPr>
           <w:p>
             <w:pPr>
-              <w:pStyle w:val="25"/>
+              <w:pStyle w:val="TableText"/>
               <w:spacing w:before="69" w:line="220" w:lineRule="auto"/>
               <w:rPr>
                 <w:sz w:val="18"/>
@@ -1617,9 +1564,9 @@
           </w:tcPr>
           <w:p>
             <w:pPr>
-              <w:pStyle w:val="25"/>
+              <w:pStyle w:val="TableText"/>
               <w:spacing w:before="59" w:line="220" w:lineRule="auto"/>
-              <w:ind w:left="0" w:leftChars="0" w:right="0" w:rightChars="0" w:firstLine="0" w:firstLineChars="0"/>
+              <w:ind w:left="0" w:right="0" w:firstLine="0" w:leftChars="0" w:rightChars="0" w:firstLineChars="0"/>
               <w:jc w:val="center"/>
               <w:rPr>
                 <w:sz w:val="18"/>
@@ -1642,22 +1589,22 @@
           </w:tcPr>
           <w:p>
             <w:pPr>
-              <w:pStyle w:val="25"/>
+              <w:pStyle w:val="TableText"/>
               <w:spacing w:before="59" w:line="220" w:lineRule="auto"/>
-              <w:ind w:left="0" w:leftChars="0" w:right="0" w:rightChars="0" w:firstLine="0" w:firstLineChars="0"/>
-              <w:jc w:val="center"/>
-              <w:rPr>
-                <w:sz w:val="18"/>
-                <w:szCs w:val="18"/>
-              </w:rPr>
-            </w:pPr>
-            <w:r>
-              <w:rPr>
-                <w:spacing w:val="-2"/>
-                <w:sz w:val="18"/>
-                <w:szCs w:val="18"/>
-              </w:rPr>
-              <w:t>人力部</w:t>
+              <w:ind w:left="0" w:right="0" w:firstLine="0" w:leftChars="0" w:rightChars="0" w:firstLineChars="0"/>
+              <w:jc w:val="center"/>
+              <w:rPr>
+                <w:sz w:val="18"/>
+                <w:szCs w:val="18"/>
+              </w:rPr>
+            </w:pPr>
+            <w:r>
+              <w:rPr>
+                <w:spacing w:val="-2"/>
+                <w:sz w:val="18"/>
+                <w:szCs w:val="18"/>
+              </w:rPr>
+              <w:t>人力资源部</w:t>
             </w:r>
           </w:p>
         </w:tc>
@@ -1667,9 +1614,9 @@
           </w:tcPr>
           <w:p>
             <w:pPr>
-              <w:pStyle w:val="25"/>
+              <w:pStyle w:val="TableText"/>
               <w:spacing w:before="58"/>
-              <w:ind w:left="0" w:leftChars="0" w:right="0" w:rightChars="0" w:firstLine="0" w:firstLineChars="0"/>
+              <w:ind w:left="0" w:right="0" w:firstLine="0" w:leftChars="0" w:rightChars="0" w:firstLineChars="0"/>
               <w:jc w:val="center"/>
               <w:rPr>
                 <w:sz w:val="18"/>
@@ -1689,14 +1636,9 @@
       </w:tr>
       <w:tr>
         <w:tblPrEx>
-          <w:tblBorders>
-            <w:top w:val="single" w:color="000000" w:sz="4" w:space="0"/>
-            <w:left w:val="single" w:color="000000" w:sz="4" w:space="0"/>
-            <w:bottom w:val="single" w:color="000000" w:sz="4" w:space="0"/>
-            <w:right w:val="single" w:color="000000" w:sz="4" w:space="0"/>
-            <w:insideH w:val="single" w:color="000000" w:sz="4" w:space="0"/>
-            <w:insideV w:val="single" w:color="000000" w:sz="4" w:space="0"/>
-          </w:tblBorders>
+          <w:tblW w:w="9370" w:type="dxa"/>
+          <w:jc w:val="center"/>
+          <w:tblLayout w:type="fixed"/>
           <w:tblCellMar>
             <w:top w:w="0" w:type="dxa"/>
             <w:left w:w="0" w:type="dxa"/>
@@ -1705,19 +1647,19 @@
           </w:tblCellMar>
         </w:tblPrEx>
         <w:trPr>
-          <w:trHeight w:val="467" w:hRule="atLeast"/>
+          <w:trHeight w:val="467"/>
           <w:jc w:val="center"/>
         </w:trPr>
         <w:tc>
           <w:tcPr>
             <w:tcW w:w="1294" w:type="dxa"/>
             <w:gridSpan w:val="2"/>
-            <w:vMerge w:val="continue"/>
-          </w:tcPr>
-          <w:p>
-            <w:pPr>
-              <w:rPr>
-                <w:rFonts w:hint="eastAsia" w:eastAsia="宋体"/>
+            <w:vMerge/>
+          </w:tcPr>
+          <w:p>
+            <w:pPr>
+              <w:rPr>
+                <w:rFonts w:eastAsia="宋体" w:hint="eastAsia"/>
                 <w:sz w:val="21"/>
                 <w:lang w:val="en-US" w:eastAsia="zh-CN"/>
               </w:rPr>
@@ -1731,10 +1673,10 @@
           </w:tcPr>
           <w:p>
             <w:pPr>
-              <w:pStyle w:val="25"/>
+              <w:pStyle w:val="TableText"/>
               <w:spacing w:before="137"/>
               <w:rPr>
-                <w:rFonts w:hint="default" w:ascii="宋体" w:hAnsi="宋体" w:eastAsia="宋体" w:cs="宋体"/>
+                <w:rFonts w:ascii="宋体" w:eastAsia="宋体" w:hAnsi="宋体" w:cs="宋体" w:hint="default"/>
                 <w:snapToGrid w:val="0"/>
                 <w:color w:val="000000"/>
                 <w:spacing w:val="-1"/>
@@ -1763,7 +1705,7 @@
           </w:tcPr>
           <w:p>
             <w:pPr>
-              <w:pStyle w:val="25"/>
+              <w:pStyle w:val="TableText"/>
               <w:spacing w:before="69" w:line="220" w:lineRule="auto"/>
               <w:rPr>
                 <w:rFonts w:hint="eastAsia"/>
@@ -1790,12 +1732,12 @@
           </w:tcPr>
           <w:p>
             <w:pPr>
-              <w:pStyle w:val="25"/>
+              <w:pStyle w:val="TableText"/>
               <w:spacing w:before="59" w:line="220" w:lineRule="auto"/>
-              <w:ind w:left="0" w:leftChars="0" w:right="0" w:rightChars="0" w:firstLine="0" w:firstLineChars="0"/>
-              <w:jc w:val="center"/>
-              <w:rPr>
-                <w:rFonts w:hint="default" w:ascii="宋体" w:hAnsi="宋体" w:eastAsia="宋体" w:cs="宋体"/>
+              <w:ind w:left="0" w:right="0" w:firstLine="0" w:leftChars="0" w:rightChars="0" w:firstLineChars="0"/>
+              <w:jc w:val="center"/>
+              <w:rPr>
+                <w:rFonts w:ascii="宋体" w:eastAsia="宋体" w:hAnsi="宋体" w:cs="宋体" w:hint="default"/>
                 <w:snapToGrid w:val="0"/>
                 <w:color w:val="000000"/>
                 <w:spacing w:val="-2"/>
@@ -1824,12 +1766,12 @@
           </w:tcPr>
           <w:p>
             <w:pPr>
-              <w:pStyle w:val="25"/>
+              <w:pStyle w:val="TableText"/>
               <w:spacing w:before="59" w:line="220" w:lineRule="auto"/>
-              <w:ind w:left="0" w:leftChars="0" w:right="0" w:rightChars="0" w:firstLine="0" w:firstLineChars="0"/>
-              <w:jc w:val="center"/>
-              <w:rPr>
-                <w:rFonts w:hint="eastAsia" w:ascii="宋体" w:hAnsi="宋体" w:eastAsia="宋体" w:cs="宋体"/>
+              <w:ind w:left="0" w:right="0" w:firstLine="0" w:leftChars="0" w:rightChars="0" w:firstLineChars="0"/>
+              <w:jc w:val="center"/>
+              <w:rPr>
+                <w:rFonts w:ascii="宋体" w:eastAsia="宋体" w:hAnsi="宋体" w:cs="宋体" w:hint="eastAsia"/>
                 <w:snapToGrid w:val="0"/>
                 <w:color w:val="000000"/>
                 <w:spacing w:val="-2"/>
@@ -1847,7 +1789,7 @@
                 <w:szCs w:val="18"/>
                 <w:lang w:val="en-US" w:eastAsia="zh-CN"/>
               </w:rPr>
-              <w:t>人力部</w:t>
+              <w:t>人力资源部</w:t>
             </w:r>
           </w:p>
         </w:tc>
@@ -1858,12 +1800,12 @@
           </w:tcPr>
           <w:p>
             <w:pPr>
-              <w:pStyle w:val="25"/>
+              <w:pStyle w:val="TableText"/>
               <w:spacing w:before="58"/>
-              <w:ind w:left="0" w:leftChars="0" w:right="0" w:rightChars="0" w:firstLine="0" w:firstLineChars="0"/>
-              <w:jc w:val="center"/>
-              <w:rPr>
-                <w:rFonts w:ascii="宋体" w:hAnsi="宋体" w:eastAsia="宋体" w:cs="宋体"/>
+              <w:ind w:left="0" w:right="0" w:firstLine="0" w:leftChars="0" w:rightChars="0" w:firstLineChars="0"/>
+              <w:jc w:val="center"/>
+              <w:rPr>
+                <w:rFonts w:ascii="宋体" w:eastAsia="宋体" w:hAnsi="宋体" w:cs="宋体"/>
                 <w:snapToGrid w:val="0"/>
                 <w:color w:val="000000"/>
                 <w:spacing w:val="-4"/>
@@ -1904,14 +1846,9 @@
       </w:tr>
       <w:tr>
         <w:tblPrEx>
-          <w:tblBorders>
-            <w:top w:val="single" w:color="000000" w:sz="4" w:space="0"/>
-            <w:left w:val="single" w:color="000000" w:sz="4" w:space="0"/>
-            <w:bottom w:val="single" w:color="000000" w:sz="4" w:space="0"/>
-            <w:right w:val="single" w:color="000000" w:sz="4" w:space="0"/>
-            <w:insideH w:val="single" w:color="000000" w:sz="4" w:space="0"/>
-            <w:insideV w:val="single" w:color="000000" w:sz="4" w:space="0"/>
-          </w:tblBorders>
+          <w:tblW w:w="9370" w:type="dxa"/>
+          <w:jc w:val="center"/>
+          <w:tblLayout w:type="fixed"/>
           <w:tblCellMar>
             <w:top w:w="0" w:type="dxa"/>
             <w:left w:w="0" w:type="dxa"/>
@@ -1920,19 +1857,19 @@
           </w:tblCellMar>
         </w:tblPrEx>
         <w:trPr>
-          <w:trHeight w:val="467" w:hRule="atLeast"/>
+          <w:trHeight w:val="467"/>
           <w:jc w:val="center"/>
         </w:trPr>
         <w:tc>
           <w:tcPr>
             <w:tcW w:w="1294" w:type="dxa"/>
             <w:gridSpan w:val="2"/>
-            <w:vMerge w:val="continue"/>
-          </w:tcPr>
-          <w:p>
-            <w:pPr>
-              <w:rPr>
-                <w:rFonts w:hint="eastAsia" w:eastAsia="宋体"/>
+            <w:vMerge/>
+          </w:tcPr>
+          <w:p>
+            <w:pPr>
+              <w:rPr>
+                <w:rFonts w:eastAsia="宋体" w:hint="eastAsia"/>
                 <w:sz w:val="21"/>
                 <w:lang w:val="en-US" w:eastAsia="zh-CN"/>
               </w:rPr>
@@ -1946,7 +1883,7 @@
           </w:tcPr>
           <w:p>
             <w:pPr>
-              <w:pStyle w:val="25"/>
+              <w:pStyle w:val="TableText"/>
               <w:spacing w:before="137"/>
               <w:rPr>
                 <w:rFonts w:hint="default"/>
@@ -1975,7 +1912,7 @@
           </w:tcPr>
           <w:p>
             <w:pPr>
-              <w:pStyle w:val="25"/>
+              <w:pStyle w:val="TableText"/>
               <w:spacing w:before="69" w:line="220" w:lineRule="auto"/>
               <w:rPr>
                 <w:rFonts w:hint="default"/>
@@ -2002,9 +1939,9 @@
           </w:tcPr>
           <w:p>
             <w:pPr>
-              <w:pStyle w:val="25"/>
+              <w:pStyle w:val="TableText"/>
               <w:spacing w:before="59" w:line="220" w:lineRule="auto"/>
-              <w:ind w:left="0" w:leftChars="0" w:right="0" w:rightChars="0" w:firstLine="0" w:firstLineChars="0"/>
+              <w:ind w:left="0" w:right="0" w:firstLine="0" w:leftChars="0" w:rightChars="0" w:firstLineChars="0"/>
               <w:jc w:val="center"/>
               <w:rPr>
                 <w:rFonts w:hint="default"/>
@@ -2033,9 +1970,9 @@
           </w:tcPr>
           <w:p>
             <w:pPr>
-              <w:pStyle w:val="25"/>
+              <w:pStyle w:val="TableText"/>
               <w:spacing w:before="59" w:line="220" w:lineRule="auto"/>
-              <w:ind w:left="0" w:leftChars="0" w:right="0" w:rightChars="0" w:firstLine="0" w:firstLineChars="0"/>
+              <w:ind w:left="0" w:right="0" w:firstLine="0" w:leftChars="0" w:rightChars="0" w:firstLineChars="0"/>
               <w:jc w:val="center"/>
               <w:rPr>
                 <w:rFonts w:hint="default"/>
@@ -2053,7 +1990,7 @@
                 <w:szCs w:val="18"/>
                 <w:lang w:val="en-US" w:eastAsia="zh-CN"/>
               </w:rPr>
-              <w:t>人力部</w:t>
+              <w:t>人力资源部</w:t>
             </w:r>
           </w:p>
         </w:tc>
@@ -2064,9 +2001,9 @@
           </w:tcPr>
           <w:p>
             <w:pPr>
-              <w:pStyle w:val="25"/>
+              <w:pStyle w:val="TableText"/>
               <w:spacing w:before="58"/>
-              <w:ind w:left="0" w:leftChars="0" w:right="0" w:rightChars="0" w:firstLine="0" w:firstLineChars="0"/>
+              <w:ind w:left="0" w:right="0" w:firstLine="0" w:leftChars="0" w:rightChars="0" w:firstLineChars="0"/>
               <w:jc w:val="center"/>
               <w:rPr>
                 <w:spacing w:val="-5"/>
@@ -2105,14 +2042,9 @@
       </w:tr>
       <w:tr>
         <w:tblPrEx>
-          <w:tblBorders>
-            <w:top w:val="single" w:color="000000" w:sz="4" w:space="0"/>
-            <w:left w:val="single" w:color="000000" w:sz="4" w:space="0"/>
-            <w:bottom w:val="single" w:color="000000" w:sz="4" w:space="0"/>
-            <w:right w:val="single" w:color="000000" w:sz="4" w:space="0"/>
-            <w:insideH w:val="single" w:color="000000" w:sz="4" w:space="0"/>
-            <w:insideV w:val="single" w:color="000000" w:sz="4" w:space="0"/>
-          </w:tblBorders>
+          <w:tblW w:w="9370" w:type="dxa"/>
+          <w:jc w:val="center"/>
+          <w:tblLayout w:type="fixed"/>
           <w:tblCellMar>
             <w:top w:w="0" w:type="dxa"/>
             <w:left w:w="0" w:type="dxa"/>
@@ -2121,19 +2053,19 @@
           </w:tblCellMar>
         </w:tblPrEx>
         <w:trPr>
-          <w:trHeight w:val="345" w:hRule="atLeast"/>
+          <w:trHeight w:val="345"/>
           <w:jc w:val="center"/>
         </w:trPr>
         <w:tc>
           <w:tcPr>
             <w:tcW w:w="1294" w:type="dxa"/>
             <w:gridSpan w:val="2"/>
-            <w:vMerge w:val="continue"/>
-          </w:tcPr>
-          <w:p>
-            <w:pPr>
-              <w:rPr>
-                <w:rFonts w:hint="eastAsia" w:eastAsia="宋体"/>
+            <w:vMerge/>
+          </w:tcPr>
+          <w:p>
+            <w:pPr>
+              <w:rPr>
+                <w:rFonts w:eastAsia="宋体" w:hint="eastAsia"/>
                 <w:sz w:val="21"/>
                 <w:lang w:val="en-US" w:eastAsia="zh-CN"/>
               </w:rPr>
@@ -2147,7 +2079,7 @@
           </w:tcPr>
           <w:p>
             <w:pPr>
-              <w:pStyle w:val="25"/>
+              <w:pStyle w:val="TableText"/>
               <w:spacing w:before="137"/>
               <w:rPr>
                 <w:rFonts w:hint="default"/>
@@ -2176,7 +2108,7 @@
           </w:tcPr>
           <w:p>
             <w:pPr>
-              <w:pStyle w:val="25"/>
+              <w:pStyle w:val="TableText"/>
               <w:spacing w:before="69" w:line="220" w:lineRule="auto"/>
               <w:rPr>
                 <w:rFonts w:hint="default"/>
@@ -2204,9 +2136,9 @@
           </w:tcPr>
           <w:p>
             <w:pPr>
-              <w:pStyle w:val="25"/>
+              <w:pStyle w:val="TableText"/>
               <w:spacing w:before="59" w:line="220" w:lineRule="auto"/>
-              <w:ind w:left="0" w:leftChars="0" w:right="0" w:rightChars="0" w:firstLine="0" w:firstLineChars="0"/>
+              <w:ind w:left="0" w:right="0" w:firstLine="0" w:leftChars="0" w:rightChars="0" w:firstLineChars="0"/>
               <w:jc w:val="center"/>
               <w:rPr>
                 <w:rFonts w:hint="default"/>
@@ -2235,9 +2167,9 @@
           </w:tcPr>
           <w:p>
             <w:pPr>
-              <w:pStyle w:val="25"/>
+              <w:pStyle w:val="TableText"/>
               <w:spacing w:before="59" w:line="220" w:lineRule="auto"/>
-              <w:ind w:left="0" w:leftChars="0" w:right="0" w:rightChars="0" w:firstLine="0" w:firstLineChars="0"/>
+              <w:ind w:left="0" w:right="0" w:firstLine="0" w:leftChars="0" w:rightChars="0" w:firstLineChars="0"/>
               <w:jc w:val="center"/>
               <w:rPr>
                 <w:rFonts w:hint="default"/>
@@ -2255,7 +2187,7 @@
                 <w:szCs w:val="18"/>
                 <w:lang w:val="en-US" w:eastAsia="zh-CN"/>
               </w:rPr>
-              <w:t>人力部</w:t>
+              <w:t>人力资源部</w:t>
             </w:r>
           </w:p>
         </w:tc>
@@ -2266,9 +2198,9 @@
           </w:tcPr>
           <w:p>
             <w:pPr>
-              <w:pStyle w:val="25"/>
+              <w:pStyle w:val="TableText"/>
               <w:spacing w:before="58"/>
-              <w:ind w:left="0" w:leftChars="0" w:right="0" w:rightChars="0" w:firstLine="0" w:firstLineChars="0"/>
+              <w:ind w:left="0" w:right="0" w:firstLine="0" w:leftChars="0" w:rightChars="0" w:firstLineChars="0"/>
               <w:jc w:val="center"/>
               <w:rPr>
                 <w:spacing w:val="-5"/>
@@ -2307,14 +2239,9 @@
       </w:tr>
       <w:tr>
         <w:tblPrEx>
-          <w:tblBorders>
-            <w:top w:val="single" w:color="000000" w:sz="4" w:space="0"/>
-            <w:left w:val="single" w:color="000000" w:sz="4" w:space="0"/>
-            <w:bottom w:val="single" w:color="000000" w:sz="4" w:space="0"/>
-            <w:right w:val="single" w:color="000000" w:sz="4" w:space="0"/>
-            <w:insideH w:val="single" w:color="000000" w:sz="4" w:space="0"/>
-            <w:insideV w:val="single" w:color="000000" w:sz="4" w:space="0"/>
-          </w:tblBorders>
+          <w:tblW w:w="9370" w:type="dxa"/>
+          <w:jc w:val="center"/>
+          <w:tblLayout w:type="fixed"/>
           <w:tblCellMar>
             <w:top w:w="0" w:type="dxa"/>
             <w:left w:w="0" w:type="dxa"/>
@@ -2323,7 +2250,7 @@
           </w:tblCellMar>
         </w:tblPrEx>
         <w:trPr>
-          <w:trHeight w:val="413" w:hRule="atLeast"/>
+          <w:trHeight w:val="413"/>
           <w:jc w:val="center"/>
         </w:trPr>
         <w:tc>
@@ -2333,7 +2260,7 @@
           </w:tcPr>
           <w:p>
             <w:pPr>
-              <w:pStyle w:val="25"/>
+              <w:pStyle w:val="TableText"/>
               <w:spacing w:before="233" w:line="220" w:lineRule="auto"/>
               <w:ind w:left="468"/>
               <w:rPr>
@@ -2357,7 +2284,7 @@
           </w:tcPr>
           <w:p>
             <w:pPr>
-              <w:pStyle w:val="25"/>
+              <w:pStyle w:val="TableText"/>
               <w:spacing w:before="71" w:line="292" w:lineRule="auto"/>
               <w:ind w:left="599" w:right="145" w:hanging="450"/>
               <w:rPr>
@@ -2389,7 +2316,7 @@
           </w:tcPr>
           <w:p>
             <w:pPr>
-              <w:pStyle w:val="25"/>
+              <w:pStyle w:val="TableText"/>
               <w:spacing w:before="70" w:line="220" w:lineRule="auto"/>
               <w:ind w:left="113"/>
               <w:rPr>
@@ -2423,12 +2350,12 @@
           </w:tcPr>
           <w:p>
             <w:pPr>
-              <w:pStyle w:val="25"/>
+              <w:pStyle w:val="TableText"/>
               <w:spacing w:before="233" w:line="220" w:lineRule="auto"/>
-              <w:ind w:left="0" w:leftChars="0" w:right="0" w:rightChars="0" w:firstLine="0" w:firstLineChars="0"/>
-              <w:jc w:val="center"/>
-              <w:rPr>
-                <w:rFonts w:hint="default" w:eastAsia="宋体"/>
+              <w:ind w:left="0" w:right="0" w:firstLine="0" w:leftChars="0" w:rightChars="0" w:firstLineChars="0"/>
+              <w:jc w:val="center"/>
+              <w:rPr>
+                <w:rFonts w:eastAsia="宋体" w:hint="default"/>
                 <w:sz w:val="18"/>
                 <w:szCs w:val="18"/>
                 <w:lang w:val="en-US" w:eastAsia="zh-CN"/>
@@ -2451,9 +2378,9 @@
           </w:tcPr>
           <w:p>
             <w:pPr>
-              <w:pStyle w:val="25"/>
+              <w:pStyle w:val="TableText"/>
               <w:spacing w:before="234" w:line="220" w:lineRule="auto"/>
-              <w:ind w:left="0" w:leftChars="0" w:right="0" w:rightChars="0" w:firstLine="0" w:firstLineChars="0"/>
+              <w:ind w:left="0" w:right="0" w:firstLine="0" w:leftChars="0" w:rightChars="0" w:firstLineChars="0"/>
               <w:jc w:val="center"/>
               <w:rPr>
                 <w:sz w:val="18"/>
@@ -2476,9 +2403,9 @@
           </w:tcPr>
           <w:p>
             <w:pPr>
-              <w:pStyle w:val="25"/>
+              <w:pStyle w:val="TableText"/>
               <w:spacing w:before="259" w:line="238" w:lineRule="auto"/>
-              <w:ind w:left="0" w:leftChars="0" w:right="0" w:rightChars="0" w:firstLine="0" w:firstLineChars="0"/>
+              <w:ind w:left="0" w:right="0" w:firstLine="0" w:leftChars="0" w:rightChars="0" w:firstLineChars="0"/>
               <w:jc w:val="center"/>
               <w:rPr>
                 <w:sz w:val="18"/>
@@ -2498,14 +2425,9 @@
       </w:tr>
       <w:tr>
         <w:tblPrEx>
-          <w:tblBorders>
-            <w:top w:val="single" w:color="000000" w:sz="4" w:space="0"/>
-            <w:left w:val="single" w:color="000000" w:sz="4" w:space="0"/>
-            <w:bottom w:val="single" w:color="000000" w:sz="4" w:space="0"/>
-            <w:right w:val="single" w:color="000000" w:sz="4" w:space="0"/>
-            <w:insideH w:val="single" w:color="000000" w:sz="4" w:space="0"/>
-            <w:insideV w:val="single" w:color="000000" w:sz="4" w:space="0"/>
-          </w:tblBorders>
+          <w:tblW w:w="9370" w:type="dxa"/>
+          <w:jc w:val="center"/>
+          <w:tblLayout w:type="fixed"/>
           <w:tblCellMar>
             <w:top w:w="0" w:type="dxa"/>
             <w:left w:w="0" w:type="dxa"/>
@@ -2514,7 +2436,7 @@
           </w:tblCellMar>
         </w:tblPrEx>
         <w:trPr>
-          <w:trHeight w:val="425" w:hRule="atLeast"/>
+          <w:trHeight w:val="425"/>
           <w:jc w:val="center"/>
         </w:trPr>
         <w:tc>
@@ -2532,7 +2454,7 @@
             </w:pPr>
             <w:r>
               <w:rPr>
-                <w:rFonts w:hint="eastAsia" w:eastAsia="宋体"/>
+                <w:rFonts w:eastAsia="宋体" w:hint="eastAsia"/>
                 <w:sz w:val="21"/>
                 <w:lang w:val="en-US" w:eastAsia="zh-CN"/>
               </w:rPr>
@@ -2547,15 +2469,15 @@
           <w:p>
             <w:pPr>
               <w:rPr>
-                <w:rFonts w:hint="eastAsia" w:ascii="宋体" w:hAnsi="宋体" w:eastAsia="宋体" w:cs="宋体"/>
-                <w:sz w:val="18"/>
-                <w:szCs w:val="18"/>
-                <w:lang w:val="en-US" w:eastAsia="zh-CN"/>
-              </w:rPr>
-            </w:pPr>
-            <w:r>
-              <w:rPr>
-                <w:rFonts w:hint="eastAsia" w:ascii="宋体" w:hAnsi="宋体" w:eastAsia="宋体" w:cs="宋体"/>
+                <w:rFonts w:ascii="宋体" w:eastAsia="宋体" w:hAnsi="宋体" w:cs="宋体" w:hint="eastAsia"/>
+                <w:sz w:val="18"/>
+                <w:szCs w:val="18"/>
+                <w:lang w:val="en-US" w:eastAsia="zh-CN"/>
+              </w:rPr>
+            </w:pPr>
+            <w:r>
+              <w:rPr>
+                <w:rFonts w:ascii="宋体" w:eastAsia="宋体" w:hAnsi="宋体" w:cs="宋体" w:hint="eastAsia"/>
                 <w:sz w:val="18"/>
                 <w:szCs w:val="18"/>
                 <w:lang w:val="en-US" w:eastAsia="zh-CN"/>
@@ -2570,11 +2492,11 @@
           </w:tcPr>
           <w:p>
             <w:pPr>
-              <w:pStyle w:val="25"/>
+              <w:pStyle w:val="TableText"/>
               <w:spacing w:before="137"/>
               <w:jc w:val="both"/>
               <w:rPr>
-                <w:rFonts w:hint="eastAsia" w:eastAsia="宋体"/>
+                <w:rFonts w:eastAsia="宋体" w:hint="eastAsia"/>
                 <w:spacing w:val="-2"/>
                 <w:sz w:val="18"/>
                 <w:szCs w:val="18"/>
@@ -2599,11 +2521,11 @@
           </w:tcPr>
           <w:p>
             <w:pPr>
-              <w:pStyle w:val="25"/>
+              <w:pStyle w:val="TableText"/>
               <w:spacing w:before="137" w:line="224" w:lineRule="auto"/>
               <w:ind w:left="1263"/>
               <w:rPr>
-                <w:rFonts w:hint="default" w:eastAsia="宋体"/>
+                <w:rFonts w:eastAsia="宋体" w:hint="default"/>
                 <w:spacing w:val="-2"/>
                 <w:sz w:val="18"/>
                 <w:szCs w:val="18"/>
@@ -2628,12 +2550,12 @@
           </w:tcPr>
           <w:p>
             <w:pPr>
-              <w:pStyle w:val="25"/>
+              <w:pStyle w:val="TableText"/>
               <w:spacing w:before="233" w:line="220" w:lineRule="auto"/>
-              <w:ind w:left="0" w:leftChars="0" w:right="0" w:rightChars="0" w:firstLine="0" w:firstLineChars="0"/>
-              <w:jc w:val="center"/>
-              <w:rPr>
-                <w:rFonts w:hint="default" w:eastAsia="宋体"/>
+              <w:ind w:left="0" w:right="0" w:firstLine="0" w:leftChars="0" w:rightChars="0" w:firstLineChars="0"/>
+              <w:jc w:val="center"/>
+              <w:rPr>
+                <w:rFonts w:eastAsia="宋体" w:hint="default"/>
                 <w:spacing w:val="-3"/>
                 <w:sz w:val="18"/>
                 <w:szCs w:val="18"/>
@@ -2658,12 +2580,12 @@
           </w:tcPr>
           <w:p>
             <w:pPr>
-              <w:pStyle w:val="25"/>
+              <w:pStyle w:val="TableText"/>
               <w:spacing w:before="234" w:line="220" w:lineRule="auto"/>
-              <w:ind w:left="0" w:leftChars="0" w:right="0" w:rightChars="0" w:firstLine="0" w:firstLineChars="0"/>
-              <w:jc w:val="center"/>
-              <w:rPr>
-                <w:rFonts w:hint="default" w:eastAsia="宋体"/>
+              <w:ind w:left="0" w:right="0" w:firstLine="0" w:leftChars="0" w:rightChars="0" w:firstLineChars="0"/>
+              <w:jc w:val="center"/>
+              <w:rPr>
+                <w:rFonts w:eastAsia="宋体" w:hint="default"/>
                 <w:spacing w:val="-2"/>
                 <w:sz w:val="18"/>
                 <w:szCs w:val="18"/>
@@ -2688,9 +2610,9 @@
           </w:tcPr>
           <w:p>
             <w:pPr>
-              <w:pStyle w:val="25"/>
+              <w:pStyle w:val="TableText"/>
               <w:spacing w:before="259" w:line="238" w:lineRule="auto"/>
-              <w:ind w:left="0" w:leftChars="0" w:right="0" w:rightChars="0" w:firstLine="0" w:firstLineChars="0"/>
+              <w:ind w:left="0" w:right="0" w:firstLine="0" w:leftChars="0" w:rightChars="0" w:firstLineChars="0"/>
               <w:jc w:val="center"/>
               <w:rPr>
                 <w:spacing w:val="-5"/>
@@ -2713,14 +2635,9 @@
       </w:tr>
       <w:tr>
         <w:tblPrEx>
-          <w:tblBorders>
-            <w:top w:val="single" w:color="000000" w:sz="4" w:space="0"/>
-            <w:left w:val="single" w:color="000000" w:sz="4" w:space="0"/>
-            <w:bottom w:val="single" w:color="000000" w:sz="4" w:space="0"/>
-            <w:right w:val="single" w:color="000000" w:sz="4" w:space="0"/>
-            <w:insideH w:val="single" w:color="000000" w:sz="4" w:space="0"/>
-            <w:insideV w:val="single" w:color="000000" w:sz="4" w:space="0"/>
-          </w:tblBorders>
+          <w:tblW w:w="9370" w:type="dxa"/>
+          <w:jc w:val="center"/>
+          <w:tblLayout w:type="fixed"/>
           <w:tblCellMar>
             <w:top w:w="0" w:type="dxa"/>
             <w:left w:w="0" w:type="dxa"/>
@@ -2729,18 +2646,18 @@
           </w:tblCellMar>
         </w:tblPrEx>
         <w:trPr>
-          <w:trHeight w:val="402" w:hRule="atLeast"/>
+          <w:trHeight w:val="402"/>
           <w:jc w:val="center"/>
         </w:trPr>
         <w:tc>
           <w:tcPr>
             <w:tcW w:w="624" w:type="dxa"/>
-            <w:vMerge w:val="continue"/>
+            <w:vMerge/>
             <w:vAlign w:val="center"/>
           </w:tcPr>
           <w:p>
             <w:pPr>
-              <w:pStyle w:val="25"/>
+              <w:pStyle w:val="TableText"/>
               <w:spacing w:before="58" w:line="221" w:lineRule="auto"/>
               <w:ind w:left="475"/>
               <w:rPr>
@@ -2758,15 +2675,15 @@
           <w:p>
             <w:pPr>
               <w:rPr>
-                <w:rFonts w:hint="eastAsia" w:ascii="宋体" w:hAnsi="宋体" w:eastAsia="宋体" w:cs="宋体"/>
-                <w:sz w:val="18"/>
-                <w:szCs w:val="18"/>
-                <w:lang w:val="en-US" w:eastAsia="zh-CN"/>
-              </w:rPr>
-            </w:pPr>
-            <w:r>
-              <w:rPr>
-                <w:rFonts w:hint="eastAsia" w:ascii="宋体" w:hAnsi="宋体" w:eastAsia="宋体" w:cs="宋体"/>
+                <w:rFonts w:ascii="宋体" w:eastAsia="宋体" w:hAnsi="宋体" w:cs="宋体" w:hint="eastAsia"/>
+                <w:sz w:val="18"/>
+                <w:szCs w:val="18"/>
+                <w:lang w:val="en-US" w:eastAsia="zh-CN"/>
+              </w:rPr>
+            </w:pPr>
+            <w:r>
+              <w:rPr>
+                <w:rFonts w:ascii="宋体" w:eastAsia="宋体" w:hAnsi="宋体" w:cs="宋体" w:hint="eastAsia"/>
                 <w:sz w:val="18"/>
                 <w:szCs w:val="18"/>
                 <w:lang w:val="en-US" w:eastAsia="zh-CN"/>
@@ -2781,7 +2698,7 @@
           </w:tcPr>
           <w:p>
             <w:pPr>
-              <w:pStyle w:val="25"/>
+              <w:pStyle w:val="TableText"/>
               <w:spacing w:before="72" w:line="292" w:lineRule="auto"/>
               <w:ind w:left="598" w:right="145" w:hanging="449"/>
               <w:rPr>
@@ -2805,7 +2722,7 @@
           </w:tcPr>
           <w:p>
             <w:pPr>
-              <w:pStyle w:val="25"/>
+              <w:pStyle w:val="TableText"/>
               <w:spacing w:before="71" w:line="220" w:lineRule="auto"/>
               <w:ind w:left="113"/>
               <w:rPr>
@@ -2829,9 +2746,9 @@
           </w:tcPr>
           <w:p>
             <w:pPr>
-              <w:pStyle w:val="25"/>
+              <w:pStyle w:val="TableText"/>
               <w:spacing w:before="234" w:line="220" w:lineRule="auto"/>
-              <w:ind w:left="0" w:leftChars="0" w:right="0" w:rightChars="0" w:firstLine="0" w:firstLineChars="0"/>
+              <w:ind w:left="0" w:right="0" w:firstLine="0" w:leftChars="0" w:rightChars="0" w:firstLineChars="0"/>
               <w:jc w:val="center"/>
               <w:rPr>
                 <w:sz w:val="18"/>
@@ -2854,9 +2771,9 @@
           </w:tcPr>
           <w:p>
             <w:pPr>
-              <w:pStyle w:val="25"/>
+              <w:pStyle w:val="TableText"/>
               <w:spacing w:before="234" w:line="220" w:lineRule="auto"/>
-              <w:ind w:left="0" w:leftChars="0" w:right="0" w:rightChars="0" w:firstLine="0" w:firstLineChars="0"/>
+              <w:ind w:left="0" w:right="0" w:firstLine="0" w:leftChars="0" w:rightChars="0" w:firstLineChars="0"/>
               <w:jc w:val="center"/>
               <w:rPr>
                 <w:sz w:val="18"/>
@@ -2879,9 +2796,9 @@
           </w:tcPr>
           <w:p>
             <w:pPr>
-              <w:pStyle w:val="25"/>
+              <w:pStyle w:val="TableText"/>
               <w:spacing w:before="260" w:line="238" w:lineRule="auto"/>
-              <w:ind w:left="0" w:leftChars="0" w:right="0" w:rightChars="0" w:firstLine="0" w:firstLineChars="0"/>
+              <w:ind w:left="0" w:right="0" w:firstLine="0" w:leftChars="0" w:rightChars="0" w:firstLineChars="0"/>
               <w:jc w:val="center"/>
               <w:rPr>
                 <w:sz w:val="18"/>
@@ -2901,14 +2818,9 @@
       </w:tr>
       <w:tr>
         <w:tblPrEx>
-          <w:tblBorders>
-            <w:top w:val="single" w:color="000000" w:sz="4" w:space="0"/>
-            <w:left w:val="single" w:color="000000" w:sz="4" w:space="0"/>
-            <w:bottom w:val="single" w:color="000000" w:sz="4" w:space="0"/>
-            <w:right w:val="single" w:color="000000" w:sz="4" w:space="0"/>
-            <w:insideH w:val="single" w:color="000000" w:sz="4" w:space="0"/>
-            <w:insideV w:val="single" w:color="000000" w:sz="4" w:space="0"/>
-          </w:tblBorders>
+          <w:tblW w:w="9370" w:type="dxa"/>
+          <w:jc w:val="center"/>
+          <w:tblLayout w:type="fixed"/>
           <w:tblCellMar>
             <w:top w:w="0" w:type="dxa"/>
             <w:left w:w="0" w:type="dxa"/>
@@ -2917,13 +2829,13 @@
           </w:tblCellMar>
         </w:tblPrEx>
         <w:trPr>
-          <w:trHeight w:val="651" w:hRule="atLeast"/>
+          <w:trHeight w:val="651"/>
           <w:jc w:val="center"/>
         </w:trPr>
         <w:tc>
           <w:tcPr>
             <w:tcW w:w="624" w:type="dxa"/>
-            <w:vMerge w:val="continue"/>
+            <w:vMerge/>
             <w:vAlign w:val="center"/>
           </w:tcPr>
           <w:p>
@@ -2938,12 +2850,12 @@
         <w:tc>
           <w:tcPr>
             <w:tcW w:w="670" w:type="dxa"/>
-            <w:vMerge w:val="continue"/>
-          </w:tcPr>
-          <w:p>
-            <w:pPr>
-              <w:rPr>
-                <w:rFonts w:hint="eastAsia" w:ascii="宋体" w:hAnsi="宋体" w:eastAsia="宋体" w:cs="宋体"/>
+            <w:vMerge/>
+          </w:tcPr>
+          <w:p>
+            <w:pPr>
+              <w:rPr>
+                <w:rFonts w:ascii="宋体" w:eastAsia="宋体" w:hAnsi="宋体" w:cs="宋体" w:hint="eastAsia"/>
                 <w:sz w:val="18"/>
                 <w:szCs w:val="18"/>
                 <w:lang w:val="en-US" w:eastAsia="zh-CN"/>
@@ -2957,7 +2869,7 @@
           </w:tcPr>
           <w:p>
             <w:pPr>
-              <w:pStyle w:val="25"/>
+              <w:pStyle w:val="TableText"/>
               <w:spacing w:before="234" w:line="220" w:lineRule="auto"/>
               <w:rPr>
                 <w:sz w:val="18"/>
@@ -2980,7 +2892,7 @@
           </w:tcPr>
           <w:p>
             <w:pPr>
-              <w:pStyle w:val="25"/>
+              <w:pStyle w:val="TableText"/>
               <w:spacing w:before="71" w:line="220" w:lineRule="auto"/>
               <w:ind w:left="189"/>
               <w:rPr>
@@ -3012,9 +2924,9 @@
           </w:tcPr>
           <w:p>
             <w:pPr>
-              <w:pStyle w:val="25"/>
+              <w:pStyle w:val="TableText"/>
               <w:spacing w:before="234" w:line="220" w:lineRule="auto"/>
-              <w:ind w:left="0" w:leftChars="0" w:right="0" w:rightChars="0" w:firstLine="0" w:firstLineChars="0"/>
+              <w:ind w:left="0" w:right="0" w:firstLine="0" w:leftChars="0" w:rightChars="0" w:firstLineChars="0"/>
               <w:jc w:val="center"/>
               <w:rPr>
                 <w:sz w:val="18"/>
@@ -3037,9 +2949,9 @@
           </w:tcPr>
           <w:p>
             <w:pPr>
-              <w:pStyle w:val="25"/>
+              <w:pStyle w:val="TableText"/>
               <w:spacing w:before="234" w:line="220" w:lineRule="auto"/>
-              <w:ind w:left="0" w:leftChars="0" w:right="0" w:rightChars="0" w:firstLine="0" w:firstLineChars="0"/>
+              <w:ind w:left="0" w:right="0" w:firstLine="0" w:leftChars="0" w:rightChars="0" w:firstLineChars="0"/>
               <w:jc w:val="center"/>
               <w:rPr>
                 <w:sz w:val="18"/>
@@ -3062,9 +2974,9 @@
           </w:tcPr>
           <w:p>
             <w:pPr>
-              <w:pStyle w:val="25"/>
+              <w:pStyle w:val="TableText"/>
               <w:spacing w:before="260" w:line="238" w:lineRule="auto"/>
-              <w:ind w:left="0" w:leftChars="0" w:right="0" w:rightChars="0" w:firstLine="0" w:firstLineChars="0"/>
+              <w:ind w:left="0" w:right="0" w:firstLine="0" w:leftChars="0" w:rightChars="0" w:firstLineChars="0"/>
               <w:jc w:val="center"/>
               <w:rPr>
                 <w:sz w:val="18"/>
@@ -3084,14 +2996,9 @@
       </w:tr>
       <w:tr>
         <w:tblPrEx>
-          <w:tblBorders>
-            <w:top w:val="single" w:color="000000" w:sz="4" w:space="0"/>
-            <w:left w:val="single" w:color="000000" w:sz="4" w:space="0"/>
-            <w:bottom w:val="single" w:color="000000" w:sz="4" w:space="0"/>
-            <w:right w:val="single" w:color="000000" w:sz="4" w:space="0"/>
-            <w:insideH w:val="single" w:color="000000" w:sz="4" w:space="0"/>
-            <w:insideV w:val="single" w:color="000000" w:sz="4" w:space="0"/>
-          </w:tblBorders>
+          <w:tblW w:w="9370" w:type="dxa"/>
+          <w:jc w:val="center"/>
+          <w:tblLayout w:type="fixed"/>
           <w:tblCellMar>
             <w:top w:w="0" w:type="dxa"/>
             <w:left w:w="0" w:type="dxa"/>
@@ -3100,13 +3007,13 @@
           </w:tblCellMar>
         </w:tblPrEx>
         <w:trPr>
-          <w:trHeight w:val="480" w:hRule="atLeast"/>
+          <w:trHeight w:val="480"/>
           <w:jc w:val="center"/>
         </w:trPr>
         <w:tc>
           <w:tcPr>
             <w:tcW w:w="624" w:type="dxa"/>
-            <w:vMerge w:val="continue"/>
+            <w:vMerge/>
             <w:vAlign w:val="center"/>
           </w:tcPr>
           <w:p>
@@ -3125,15 +3032,15 @@
           <w:p>
             <w:pPr>
               <w:rPr>
-                <w:rFonts w:hint="eastAsia" w:ascii="宋体" w:hAnsi="宋体" w:eastAsia="宋体" w:cs="宋体"/>
-                <w:sz w:val="18"/>
-                <w:szCs w:val="18"/>
-                <w:lang w:val="en-US" w:eastAsia="zh-CN"/>
-              </w:rPr>
-            </w:pPr>
-            <w:r>
-              <w:rPr>
-                <w:rFonts w:hint="eastAsia" w:ascii="宋体" w:hAnsi="宋体" w:eastAsia="宋体" w:cs="宋体"/>
+                <w:rFonts w:ascii="宋体" w:eastAsia="宋体" w:hAnsi="宋体" w:cs="宋体" w:hint="eastAsia"/>
+                <w:sz w:val="18"/>
+                <w:szCs w:val="18"/>
+                <w:lang w:val="en-US" w:eastAsia="zh-CN"/>
+              </w:rPr>
+            </w:pPr>
+            <w:r>
+              <w:rPr>
+                <w:rFonts w:ascii="宋体" w:eastAsia="宋体" w:hAnsi="宋体" w:cs="宋体" w:hint="eastAsia"/>
                 <w:sz w:val="18"/>
                 <w:szCs w:val="18"/>
                 <w:lang w:val="en-US" w:eastAsia="zh-CN"/>
@@ -3148,7 +3055,7 @@
           </w:tcPr>
           <w:p>
             <w:pPr>
-              <w:pStyle w:val="25"/>
+              <w:pStyle w:val="TableText"/>
               <w:spacing w:before="149" w:line="220" w:lineRule="auto"/>
               <w:rPr>
                 <w:sz w:val="18"/>
@@ -3171,7 +3078,7 @@
           </w:tcPr>
           <w:p>
             <w:pPr>
-              <w:pStyle w:val="25"/>
+              <w:pStyle w:val="TableText"/>
               <w:spacing w:before="149" w:line="220" w:lineRule="auto"/>
               <w:ind w:left="413"/>
               <w:rPr>
@@ -3195,9 +3102,9 @@
           </w:tcPr>
           <w:p>
             <w:pPr>
-              <w:pStyle w:val="25"/>
+              <w:pStyle w:val="TableText"/>
               <w:spacing w:before="149" w:line="220" w:lineRule="auto"/>
-              <w:ind w:left="0" w:leftChars="0" w:right="0" w:rightChars="0" w:firstLine="0" w:firstLineChars="0"/>
+              <w:ind w:left="0" w:right="0" w:firstLine="0" w:leftChars="0" w:rightChars="0" w:firstLineChars="0"/>
               <w:jc w:val="center"/>
               <w:rPr>
                 <w:sz w:val="18"/>
@@ -3220,9 +3127,9 @@
           </w:tcPr>
           <w:p>
             <w:pPr>
-              <w:pStyle w:val="25"/>
+              <w:pStyle w:val="TableText"/>
               <w:spacing w:before="149" w:line="220" w:lineRule="auto"/>
-              <w:ind w:left="0" w:leftChars="0" w:right="0" w:rightChars="0" w:firstLine="0" w:firstLineChars="0"/>
+              <w:ind w:left="0" w:right="0" w:firstLine="0" w:leftChars="0" w:rightChars="0" w:firstLineChars="0"/>
               <w:jc w:val="center"/>
               <w:rPr>
                 <w:sz w:val="18"/>
@@ -3245,9 +3152,9 @@
           </w:tcPr>
           <w:p>
             <w:pPr>
-              <w:pStyle w:val="25"/>
+              <w:pStyle w:val="TableText"/>
               <w:spacing w:before="149" w:line="220" w:lineRule="auto"/>
-              <w:ind w:left="0" w:leftChars="0" w:right="0" w:rightChars="0" w:firstLine="0" w:firstLineChars="0"/>
+              <w:ind w:left="0" w:right="0" w:firstLine="0" w:leftChars="0" w:rightChars="0" w:firstLineChars="0"/>
               <w:jc w:val="center"/>
               <w:rPr>
                 <w:sz w:val="18"/>
@@ -3267,14 +3174,9 @@
       </w:tr>
       <w:tr>
         <w:tblPrEx>
-          <w:tblBorders>
-            <w:top w:val="single" w:color="000000" w:sz="4" w:space="0"/>
-            <w:left w:val="single" w:color="000000" w:sz="4" w:space="0"/>
-            <w:bottom w:val="single" w:color="000000" w:sz="4" w:space="0"/>
-            <w:right w:val="single" w:color="000000" w:sz="4" w:space="0"/>
-            <w:insideH w:val="single" w:color="000000" w:sz="4" w:space="0"/>
-            <w:insideV w:val="single" w:color="000000" w:sz="4" w:space="0"/>
-          </w:tblBorders>
+          <w:tblW w:w="9370" w:type="dxa"/>
+          <w:jc w:val="center"/>
+          <w:tblLayout w:type="fixed"/>
           <w:tblCellMar>
             <w:top w:w="0" w:type="dxa"/>
             <w:left w:w="0" w:type="dxa"/>
@@ -3283,13 +3185,13 @@
           </w:tblCellMar>
         </w:tblPrEx>
         <w:trPr>
-          <w:trHeight w:val="651" w:hRule="atLeast"/>
+          <w:trHeight w:val="651"/>
           <w:jc w:val="center"/>
         </w:trPr>
         <w:tc>
           <w:tcPr>
             <w:tcW w:w="624" w:type="dxa"/>
-            <w:vMerge w:val="continue"/>
+            <w:vMerge/>
             <w:vAlign w:val="center"/>
           </w:tcPr>
           <w:p>
@@ -3308,15 +3210,15 @@
           <w:p>
             <w:pPr>
               <w:rPr>
-                <w:rFonts w:hint="eastAsia" w:ascii="宋体" w:hAnsi="宋体" w:eastAsia="宋体" w:cs="宋体"/>
-                <w:sz w:val="18"/>
-                <w:szCs w:val="18"/>
-                <w:lang w:val="en-US" w:eastAsia="zh-CN"/>
-              </w:rPr>
-            </w:pPr>
-            <w:r>
-              <w:rPr>
-                <w:rFonts w:hint="eastAsia" w:ascii="宋体" w:hAnsi="宋体" w:eastAsia="宋体" w:cs="宋体"/>
+                <w:rFonts w:ascii="宋体" w:eastAsia="宋体" w:hAnsi="宋体" w:cs="宋体" w:hint="eastAsia"/>
+                <w:sz w:val="18"/>
+                <w:szCs w:val="18"/>
+                <w:lang w:val="en-US" w:eastAsia="zh-CN"/>
+              </w:rPr>
+            </w:pPr>
+            <w:r>
+              <w:rPr>
+                <w:rFonts w:ascii="宋体" w:eastAsia="宋体" w:hAnsi="宋体" w:cs="宋体" w:hint="eastAsia"/>
                 <w:sz w:val="18"/>
                 <w:szCs w:val="18"/>
                 <w:lang w:val="en-US" w:eastAsia="zh-CN"/>
@@ -3331,7 +3233,7 @@
           </w:tcPr>
           <w:p>
             <w:pPr>
-              <w:pStyle w:val="25"/>
+              <w:pStyle w:val="TableText"/>
               <w:spacing w:before="73" w:line="291" w:lineRule="auto"/>
               <w:ind w:right="145"/>
               <w:rPr>
@@ -3363,7 +3265,7 @@
           </w:tcPr>
           <w:p>
             <w:pPr>
-              <w:pStyle w:val="25"/>
+              <w:pStyle w:val="TableText"/>
               <w:spacing w:before="72" w:line="220" w:lineRule="auto"/>
               <w:ind w:left="100"/>
               <w:rPr>
@@ -3395,9 +3297,9 @@
           </w:tcPr>
           <w:p>
             <w:pPr>
-              <w:pStyle w:val="25"/>
+              <w:pStyle w:val="TableText"/>
               <w:spacing w:before="235" w:line="220" w:lineRule="auto"/>
-              <w:ind w:left="0" w:leftChars="0" w:right="0" w:rightChars="0" w:firstLine="0" w:firstLineChars="0"/>
+              <w:ind w:left="0" w:right="0" w:firstLine="0" w:leftChars="0" w:rightChars="0" w:firstLineChars="0"/>
               <w:jc w:val="center"/>
               <w:rPr>
                 <w:sz w:val="18"/>
@@ -3420,9 +3322,9 @@
           </w:tcPr>
           <w:p>
             <w:pPr>
-              <w:pStyle w:val="25"/>
+              <w:pStyle w:val="TableText"/>
               <w:spacing w:before="235" w:line="220" w:lineRule="auto"/>
-              <w:ind w:left="0" w:leftChars="0" w:right="0" w:rightChars="0" w:firstLine="0" w:firstLineChars="0"/>
+              <w:ind w:left="0" w:right="0" w:firstLine="0" w:leftChars="0" w:rightChars="0" w:firstLineChars="0"/>
               <w:jc w:val="center"/>
               <w:rPr>
                 <w:sz w:val="18"/>
@@ -3445,9 +3347,9 @@
           </w:tcPr>
           <w:p>
             <w:pPr>
-              <w:pStyle w:val="25"/>
+              <w:pStyle w:val="TableText"/>
               <w:spacing w:before="261" w:line="238" w:lineRule="auto"/>
-              <w:ind w:left="0" w:leftChars="0" w:right="0" w:rightChars="0" w:firstLine="0" w:firstLineChars="0"/>
+              <w:ind w:left="0" w:right="0" w:firstLine="0" w:leftChars="0" w:rightChars="0" w:firstLineChars="0"/>
               <w:jc w:val="center"/>
               <w:rPr>
                 <w:sz w:val="18"/>
@@ -3467,14 +3369,9 @@
       </w:tr>
       <w:tr>
         <w:tblPrEx>
-          <w:tblBorders>
-            <w:top w:val="single" w:color="000000" w:sz="4" w:space="0"/>
-            <w:left w:val="single" w:color="000000" w:sz="4" w:space="0"/>
-            <w:bottom w:val="single" w:color="000000" w:sz="4" w:space="0"/>
-            <w:right w:val="single" w:color="000000" w:sz="4" w:space="0"/>
-            <w:insideH w:val="single" w:color="000000" w:sz="4" w:space="0"/>
-            <w:insideV w:val="single" w:color="000000" w:sz="4" w:space="0"/>
-          </w:tblBorders>
+          <w:tblW w:w="9370" w:type="dxa"/>
+          <w:jc w:val="center"/>
+          <w:tblLayout w:type="fixed"/>
           <w:tblCellMar>
             <w:top w:w="0" w:type="dxa"/>
             <w:left w:w="0" w:type="dxa"/>
@@ -3483,13 +3380,13 @@
           </w:tblCellMar>
         </w:tblPrEx>
         <w:trPr>
-          <w:trHeight w:val="651" w:hRule="atLeast"/>
+          <w:trHeight w:val="651"/>
           <w:jc w:val="center"/>
         </w:trPr>
         <w:tc>
           <w:tcPr>
             <w:tcW w:w="624" w:type="dxa"/>
-            <w:vMerge w:val="continue"/>
+            <w:vMerge/>
             <w:vAlign w:val="center"/>
           </w:tcPr>
           <w:p>
@@ -3508,15 +3405,15 @@
           <w:p>
             <w:pPr>
               <w:rPr>
-                <w:rFonts w:hint="eastAsia" w:ascii="宋体" w:hAnsi="宋体" w:eastAsia="宋体" w:cs="宋体"/>
-                <w:sz w:val="18"/>
-                <w:szCs w:val="18"/>
-                <w:lang w:val="en-US" w:eastAsia="zh-CN"/>
-              </w:rPr>
-            </w:pPr>
-            <w:r>
-              <w:rPr>
-                <w:rFonts w:hint="eastAsia" w:ascii="宋体" w:hAnsi="宋体" w:eastAsia="宋体" w:cs="宋体"/>
+                <w:rFonts w:ascii="宋体" w:eastAsia="宋体" w:hAnsi="宋体" w:cs="宋体" w:hint="eastAsia"/>
+                <w:sz w:val="18"/>
+                <w:szCs w:val="18"/>
+                <w:lang w:val="en-US" w:eastAsia="zh-CN"/>
+              </w:rPr>
+            </w:pPr>
+            <w:r>
+              <w:rPr>
+                <w:rFonts w:ascii="宋体" w:eastAsia="宋体" w:hAnsi="宋体" w:cs="宋体" w:hint="eastAsia"/>
                 <w:sz w:val="18"/>
                 <w:szCs w:val="18"/>
                 <w:lang w:val="en-US" w:eastAsia="zh-CN"/>
@@ -3533,11 +3430,11 @@
           </w:tcPr>
           <w:p>
             <w:pPr>
-              <w:pStyle w:val="26"/>
+              <w:pStyle w:val="TableParagraph"/>
               <w:spacing w:before="1"/>
               <w:ind w:left="24" w:leftChars="0"/>
               <w:rPr>
-                <w:rFonts w:hint="default" w:ascii="宋体" w:hAnsi="宋体" w:eastAsia="Arial" w:cs="宋体"/>
+                <w:rFonts w:ascii="宋体" w:eastAsia="Arial" w:hAnsi="宋体" w:cs="宋体" w:hint="default"/>
                 <w:snapToGrid w:val="0"/>
                 <w:color w:val="000000"/>
                 <w:w w:val="105"/>
@@ -3549,7 +3446,7 @@
             </w:pPr>
             <w:r>
               <w:rPr>
-                <w:rFonts w:hint="eastAsia" w:eastAsia="Arial" w:cs="宋体"/>
+                <w:rFonts w:eastAsia="Arial" w:cs="宋体" w:hint="eastAsia"/>
                 <w:snapToGrid w:val="0"/>
                 <w:color w:val="000000"/>
                 <w:w w:val="105"/>
@@ -3570,11 +3467,11 @@
           </w:tcPr>
           <w:p>
             <w:pPr>
-              <w:pStyle w:val="26"/>
+              <w:pStyle w:val="TableParagraph"/>
               <w:spacing w:before="1"/>
               <w:ind w:left="24" w:leftChars="0"/>
               <w:rPr>
-                <w:rFonts w:hint="default" w:ascii="宋体" w:hAnsi="宋体" w:eastAsia="Arial" w:cs="宋体"/>
+                <w:rFonts w:ascii="宋体" w:eastAsia="Arial" w:hAnsi="宋体" w:cs="宋体" w:hint="default"/>
                 <w:snapToGrid w:val="0"/>
                 <w:color w:val="000000"/>
                 <w:w w:val="105"/>
@@ -3603,7 +3500,7 @@
           <w:p>
             <w:pPr>
               <w:spacing w:before="235" w:line="220" w:lineRule="auto"/>
-              <w:ind w:left="0" w:leftChars="0" w:right="0" w:rightChars="0" w:firstLine="0" w:firstLineChars="0"/>
+              <w:ind w:left="0" w:right="0" w:firstLine="0" w:leftChars="0" w:rightChars="0" w:firstLineChars="0"/>
               <w:jc w:val="center"/>
               <w:rPr>
                 <w:spacing w:val="-2"/>
@@ -3628,19 +3525,19 @@
           <w:p>
             <w:pPr>
               <w:spacing w:before="235" w:line="220" w:lineRule="auto"/>
-              <w:ind w:left="0" w:leftChars="0" w:right="0" w:rightChars="0" w:firstLine="0" w:firstLineChars="0"/>
-              <w:jc w:val="center"/>
-              <w:rPr>
-                <w:rFonts w:hint="default" w:eastAsia="宋体"/>
-                <w:spacing w:val="-2"/>
-                <w:sz w:val="18"/>
-                <w:szCs w:val="18"/>
-                <w:lang w:val="en-US" w:eastAsia="zh-CN"/>
-              </w:rPr>
-            </w:pPr>
-            <w:r>
-              <w:rPr>
-                <w:rFonts w:hint="eastAsia" w:eastAsia="宋体"/>
+              <w:ind w:left="0" w:right="0" w:firstLine="0" w:leftChars="0" w:rightChars="0" w:firstLineChars="0"/>
+              <w:jc w:val="center"/>
+              <w:rPr>
+                <w:rFonts w:eastAsia="宋体" w:hint="default"/>
+                <w:spacing w:val="-2"/>
+                <w:sz w:val="18"/>
+                <w:szCs w:val="18"/>
+                <w:lang w:val="en-US" w:eastAsia="zh-CN"/>
+              </w:rPr>
+            </w:pPr>
+            <w:r>
+              <w:rPr>
+                <w:rFonts w:eastAsia="宋体" w:hint="eastAsia"/>
                 <w:spacing w:val="-2"/>
                 <w:sz w:val="18"/>
                 <w:szCs w:val="18"/>
@@ -3658,12 +3555,12 @@
           </w:tcPr>
           <w:p>
             <w:pPr>
-              <w:pStyle w:val="26"/>
+              <w:pStyle w:val="TableParagraph"/>
               <w:spacing w:before="1"/>
-              <w:ind w:left="0" w:leftChars="0" w:right="0" w:rightChars="0" w:firstLine="0" w:firstLineChars="0"/>
-              <w:jc w:val="center"/>
-              <w:rPr>
-                <w:rFonts w:hint="eastAsia" w:ascii="宋体" w:hAnsi="宋体" w:eastAsia="Arial" w:cs="宋体"/>
+              <w:ind w:left="0" w:right="0" w:firstLine="0" w:leftChars="0" w:rightChars="0" w:firstLineChars="0"/>
+              <w:jc w:val="center"/>
+              <w:rPr>
+                <w:rFonts w:ascii="宋体" w:eastAsia="Arial" w:hAnsi="宋体" w:cs="宋体" w:hint="eastAsia"/>
                 <w:snapToGrid w:val="0"/>
                 <w:color w:val="000000"/>
                 <w:w w:val="105"/>
@@ -3704,14 +3601,9 @@
       </w:tr>
       <w:tr>
         <w:tblPrEx>
-          <w:tblBorders>
-            <w:top w:val="single" w:color="000000" w:sz="4" w:space="0"/>
-            <w:left w:val="single" w:color="000000" w:sz="4" w:space="0"/>
-            <w:bottom w:val="single" w:color="000000" w:sz="4" w:space="0"/>
-            <w:right w:val="single" w:color="000000" w:sz="4" w:space="0"/>
-            <w:insideH w:val="single" w:color="000000" w:sz="4" w:space="0"/>
-            <w:insideV w:val="single" w:color="000000" w:sz="4" w:space="0"/>
-          </w:tblBorders>
+          <w:tblW w:w="9370" w:type="dxa"/>
+          <w:jc w:val="center"/>
+          <w:tblLayout w:type="fixed"/>
           <w:tblCellMar>
             <w:top w:w="0" w:type="dxa"/>
             <w:left w:w="0" w:type="dxa"/>
@@ -3720,13 +3612,13 @@
           </w:tblCellMar>
         </w:tblPrEx>
         <w:trPr>
-          <w:trHeight w:val="651" w:hRule="atLeast"/>
+          <w:trHeight w:val="651"/>
           <w:jc w:val="center"/>
         </w:trPr>
         <w:tc>
           <w:tcPr>
             <w:tcW w:w="624" w:type="dxa"/>
-            <w:vMerge w:val="continue"/>
+            <w:vMerge/>
             <w:vAlign w:val="center"/>
           </w:tcPr>
           <w:p>
@@ -3745,15 +3637,15 @@
           <w:p>
             <w:pPr>
               <w:rPr>
-                <w:rFonts w:hint="eastAsia" w:ascii="宋体" w:hAnsi="宋体" w:eastAsia="宋体" w:cs="宋体"/>
-                <w:sz w:val="18"/>
-                <w:szCs w:val="18"/>
-                <w:lang w:val="en-US" w:eastAsia="zh-CN"/>
-              </w:rPr>
-            </w:pPr>
-            <w:r>
-              <w:rPr>
-                <w:rFonts w:hint="eastAsia" w:ascii="宋体" w:hAnsi="宋体" w:eastAsia="宋体" w:cs="宋体"/>
+                <w:rFonts w:ascii="宋体" w:eastAsia="宋体" w:hAnsi="宋体" w:cs="宋体" w:hint="eastAsia"/>
+                <w:sz w:val="18"/>
+                <w:szCs w:val="18"/>
+                <w:lang w:val="en-US" w:eastAsia="zh-CN"/>
+              </w:rPr>
+            </w:pPr>
+            <w:r>
+              <w:rPr>
+                <w:rFonts w:ascii="宋体" w:eastAsia="宋体" w:hAnsi="宋体" w:cs="宋体" w:hint="eastAsia"/>
                 <w:sz w:val="18"/>
                 <w:szCs w:val="18"/>
                 <w:lang w:val="en-US" w:eastAsia="zh-CN"/>
@@ -3770,11 +3662,11 @@
           </w:tcPr>
           <w:p>
             <w:pPr>
-              <w:pStyle w:val="26"/>
+              <w:pStyle w:val="TableParagraph"/>
               <w:spacing w:before="1"/>
               <w:ind w:left="24" w:leftChars="0"/>
               <w:rPr>
-                <w:rFonts w:hint="default" w:ascii="宋体" w:hAnsi="宋体" w:eastAsia="Arial" w:cs="宋体"/>
+                <w:rFonts w:ascii="宋体" w:eastAsia="Arial" w:hAnsi="宋体" w:cs="宋体" w:hint="default"/>
                 <w:snapToGrid w:val="0"/>
                 <w:color w:val="000000"/>
                 <w:w w:val="105"/>
@@ -3804,11 +3696,11 @@
           </w:tcPr>
           <w:p>
             <w:pPr>
-              <w:pStyle w:val="26"/>
+              <w:pStyle w:val="TableParagraph"/>
               <w:spacing w:before="1"/>
               <w:ind w:left="24" w:leftChars="0"/>
               <w:rPr>
-                <w:rFonts w:hint="default" w:ascii="宋体" w:hAnsi="宋体" w:eastAsia="Arial" w:cs="宋体"/>
+                <w:rFonts w:ascii="宋体" w:eastAsia="Arial" w:hAnsi="宋体" w:cs="宋体" w:hint="default"/>
                 <w:snapToGrid w:val="0"/>
                 <w:color w:val="000000"/>
                 <w:w w:val="105"/>
@@ -3837,7 +3729,7 @@
           <w:p>
             <w:pPr>
               <w:spacing w:before="235" w:line="220" w:lineRule="auto"/>
-              <w:ind w:left="0" w:leftChars="0" w:right="0" w:rightChars="0" w:firstLine="0" w:firstLineChars="0"/>
+              <w:ind w:left="0" w:right="0" w:firstLine="0" w:leftChars="0" w:rightChars="0" w:firstLineChars="0"/>
               <w:jc w:val="center"/>
               <w:rPr>
                 <w:spacing w:val="-2"/>
@@ -3862,19 +3754,19 @@
           <w:p>
             <w:pPr>
               <w:spacing w:before="235" w:line="220" w:lineRule="auto"/>
-              <w:ind w:left="0" w:leftChars="0" w:right="0" w:rightChars="0" w:firstLine="0" w:firstLineChars="0"/>
-              <w:jc w:val="center"/>
-              <w:rPr>
-                <w:rFonts w:hint="default" w:eastAsia="宋体"/>
-                <w:spacing w:val="-2"/>
-                <w:sz w:val="18"/>
-                <w:szCs w:val="18"/>
-                <w:lang w:val="en-US" w:eastAsia="zh-CN"/>
-              </w:rPr>
-            </w:pPr>
-            <w:r>
-              <w:rPr>
-                <w:rFonts w:hint="eastAsia" w:eastAsia="宋体"/>
+              <w:ind w:left="0" w:right="0" w:firstLine="0" w:leftChars="0" w:rightChars="0" w:firstLineChars="0"/>
+              <w:jc w:val="center"/>
+              <w:rPr>
+                <w:rFonts w:eastAsia="宋体" w:hint="default"/>
+                <w:spacing w:val="-2"/>
+                <w:sz w:val="18"/>
+                <w:szCs w:val="18"/>
+                <w:lang w:val="en-US" w:eastAsia="zh-CN"/>
+              </w:rPr>
+            </w:pPr>
+            <w:r>
+              <w:rPr>
+                <w:rFonts w:eastAsia="宋体" w:hint="eastAsia"/>
                 <w:spacing w:val="-2"/>
                 <w:sz w:val="18"/>
                 <w:szCs w:val="18"/>
@@ -3892,9 +3784,9 @@
           </w:tcPr>
           <w:p>
             <w:pPr>
-              <w:pStyle w:val="26"/>
+              <w:pStyle w:val="TableParagraph"/>
               <w:spacing w:before="1"/>
-              <w:ind w:left="0" w:leftChars="0" w:right="0" w:rightChars="0" w:firstLine="0" w:firstLineChars="0"/>
+              <w:ind w:left="0" w:right="0" w:firstLine="0" w:leftChars="0" w:rightChars="0" w:firstLineChars="0"/>
               <w:jc w:val="center"/>
               <w:rPr>
                 <w:rFonts w:hint="default"/>
@@ -3917,14 +3809,9 @@
       </w:tr>
       <w:tr>
         <w:tblPrEx>
-          <w:tblBorders>
-            <w:top w:val="single" w:color="000000" w:sz="4" w:space="0"/>
-            <w:left w:val="single" w:color="000000" w:sz="4" w:space="0"/>
-            <w:bottom w:val="single" w:color="000000" w:sz="4" w:space="0"/>
-            <w:right w:val="single" w:color="000000" w:sz="4" w:space="0"/>
-            <w:insideH w:val="single" w:color="000000" w:sz="4" w:space="0"/>
-            <w:insideV w:val="single" w:color="000000" w:sz="4" w:space="0"/>
-          </w:tblBorders>
+          <w:tblW w:w="9370" w:type="dxa"/>
+          <w:jc w:val="center"/>
+          <w:tblLayout w:type="fixed"/>
           <w:tblCellMar>
             <w:top w:w="0" w:type="dxa"/>
             <w:left w:w="0" w:type="dxa"/>
@@ -3933,7 +3820,7 @@
           </w:tblCellMar>
         </w:tblPrEx>
         <w:trPr>
-          <w:trHeight w:val="629" w:hRule="atLeast"/>
+          <w:trHeight w:val="629"/>
           <w:jc w:val="center"/>
         </w:trPr>
         <w:tc>
@@ -3944,7 +3831,7 @@
           </w:tcPr>
           <w:p>
             <w:pPr>
-              <w:pStyle w:val="25"/>
+              <w:pStyle w:val="TableText"/>
               <w:spacing w:before="59" w:line="220" w:lineRule="auto"/>
               <w:ind w:left="132"/>
               <w:rPr>
@@ -3968,11 +3855,11 @@
           </w:tcPr>
           <w:p>
             <w:pPr>
-              <w:pStyle w:val="25"/>
+              <w:pStyle w:val="TableText"/>
               <w:spacing w:before="59" w:line="337" w:lineRule="auto"/>
               <w:ind w:left="155" w:right="153" w:hanging="2"/>
               <w:rPr>
-                <w:rFonts w:hint="default" w:eastAsia="宋体"/>
+                <w:rFonts w:eastAsia="宋体" w:hint="default"/>
                 <w:spacing w:val="-4"/>
                 <w:sz w:val="18"/>
                 <w:szCs w:val="18"/>
@@ -3999,11 +3886,11 @@
           </w:tcPr>
           <w:p>
             <w:pPr>
-              <w:pStyle w:val="26"/>
+              <w:pStyle w:val="TableParagraph"/>
               <w:spacing w:before="1"/>
               <w:ind w:left="24" w:leftChars="0"/>
               <w:rPr>
-                <w:rFonts w:hint="default" w:ascii="宋体" w:hAnsi="宋体" w:eastAsia="宋体" w:cs="宋体"/>
+                <w:rFonts w:ascii="宋体" w:eastAsia="宋体" w:hAnsi="宋体" w:cs="宋体" w:hint="default"/>
                 <w:snapToGrid w:val="0"/>
                 <w:color w:val="000000"/>
                 <w:spacing w:val="-2"/>
@@ -4015,7 +3902,7 @@
             </w:pPr>
             <w:r>
               <w:rPr>
-                <w:rFonts w:hint="eastAsia" w:ascii="宋体" w:hAnsi="宋体" w:eastAsia="Arial" w:cs="宋体"/>
+                <w:rFonts w:ascii="宋体" w:eastAsia="Arial" w:hAnsi="宋体" w:cs="宋体" w:hint="eastAsia"/>
                 <w:snapToGrid w:val="0"/>
                 <w:color w:val="000000"/>
                 <w:w w:val="105"/>
@@ -4036,11 +3923,11 @@
           </w:tcPr>
           <w:p>
             <w:pPr>
-              <w:pStyle w:val="26"/>
+              <w:pStyle w:val="TableParagraph"/>
               <w:spacing w:before="1"/>
               <w:ind w:left="24" w:leftChars="0"/>
               <w:rPr>
-                <w:rFonts w:hint="default" w:ascii="宋体" w:hAnsi="宋体" w:eastAsia="Arial" w:cs="宋体"/>
+                <w:rFonts w:ascii="宋体" w:eastAsia="Arial" w:hAnsi="宋体" w:cs="宋体" w:hint="default"/>
                 <w:snapToGrid w:val="0"/>
                 <w:color w:val="000000"/>
                 <w:w w:val="105"/>
@@ -4052,7 +3939,7 @@
             </w:pPr>
             <w:r>
               <w:rPr>
-                <w:rFonts w:hint="eastAsia" w:ascii="宋体" w:hAnsi="宋体" w:eastAsia="Arial" w:cs="宋体"/>
+                <w:rFonts w:ascii="宋体" w:eastAsia="Arial" w:hAnsi="宋体" w:cs="宋体" w:hint="eastAsia"/>
                 <w:snapToGrid w:val="0"/>
                 <w:color w:val="000000"/>
                 <w:w w:val="105"/>
@@ -4073,12 +3960,12 @@
           </w:tcPr>
           <w:p>
             <w:pPr>
-              <w:pStyle w:val="26"/>
+              <w:pStyle w:val="TableParagraph"/>
               <w:spacing w:before="1"/>
-              <w:ind w:left="0" w:leftChars="0" w:right="0" w:rightChars="0" w:firstLine="0" w:firstLineChars="0"/>
-              <w:jc w:val="center"/>
-              <w:rPr>
-                <w:rFonts w:hint="eastAsia" w:ascii="宋体" w:hAnsi="宋体" w:eastAsia="Arial" w:cs="宋体"/>
+              <w:ind w:left="0" w:right="0" w:firstLine="0" w:leftChars="0" w:rightChars="0" w:firstLineChars="0"/>
+              <w:jc w:val="center"/>
+              <w:rPr>
+                <w:rFonts w:ascii="宋体" w:eastAsia="Arial" w:hAnsi="宋体" w:cs="宋体" w:hint="eastAsia"/>
                 <w:snapToGrid w:val="0"/>
                 <w:color w:val="000000"/>
                 <w:w w:val="105"/>
@@ -4090,7 +3977,7 @@
             </w:pPr>
             <w:r>
               <w:rPr>
-                <w:rFonts w:hint="eastAsia" w:ascii="宋体" w:hAnsi="宋体" w:eastAsia="Arial" w:cs="宋体"/>
+                <w:rFonts w:ascii="宋体" w:eastAsia="Arial" w:hAnsi="宋体" w:cs="宋体" w:hint="eastAsia"/>
                 <w:snapToGrid w:val="0"/>
                 <w:color w:val="000000"/>
                 <w:w w:val="105"/>
@@ -4110,12 +3997,12 @@
           </w:tcPr>
           <w:p>
             <w:pPr>
-              <w:pStyle w:val="25"/>
+              <w:pStyle w:val="TableText"/>
               <w:spacing w:before="59" w:line="220" w:lineRule="auto"/>
-              <w:ind w:left="0" w:leftChars="0" w:right="0" w:rightChars="0" w:firstLine="0" w:firstLineChars="0"/>
-              <w:jc w:val="center"/>
-              <w:rPr>
-                <w:rFonts w:hint="eastAsia" w:eastAsia="宋体"/>
+              <w:ind w:left="0" w:right="0" w:firstLine="0" w:leftChars="0" w:rightChars="0" w:firstLineChars="0"/>
+              <w:jc w:val="center"/>
+              <w:rPr>
+                <w:rFonts w:eastAsia="宋体" w:hint="eastAsia"/>
                 <w:spacing w:val="-2"/>
                 <w:sz w:val="18"/>
                 <w:szCs w:val="18"/>
@@ -4141,9 +4028,9 @@
           </w:tcPr>
           <w:p>
             <w:pPr>
-              <w:pStyle w:val="26"/>
+              <w:pStyle w:val="TableParagraph"/>
               <w:spacing w:before="1"/>
-              <w:ind w:left="0" w:leftChars="0" w:right="0" w:rightChars="0" w:firstLine="0" w:firstLineChars="0"/>
+              <w:ind w:left="0" w:right="0" w:firstLine="0" w:leftChars="0" w:rightChars="0" w:firstLineChars="0"/>
               <w:jc w:val="center"/>
               <w:rPr>
                 <w:w w:val="105"/>
@@ -4164,14 +4051,9 @@
       </w:tr>
       <w:tr>
         <w:tblPrEx>
-          <w:tblBorders>
-            <w:top w:val="single" w:color="000000" w:sz="4" w:space="0"/>
-            <w:left w:val="single" w:color="000000" w:sz="4" w:space="0"/>
-            <w:bottom w:val="single" w:color="000000" w:sz="4" w:space="0"/>
-            <w:right w:val="single" w:color="000000" w:sz="4" w:space="0"/>
-            <w:insideH w:val="single" w:color="000000" w:sz="4" w:space="0"/>
-            <w:insideV w:val="single" w:color="000000" w:sz="4" w:space="0"/>
-          </w:tblBorders>
+          <w:tblW w:w="9370" w:type="dxa"/>
+          <w:jc w:val="center"/>
+          <w:tblLayout w:type="fixed"/>
           <w:tblCellMar>
             <w:top w:w="0" w:type="dxa"/>
             <w:left w:w="0" w:type="dxa"/>
@@ -4180,17 +4062,17 @@
           </w:tblCellMar>
         </w:tblPrEx>
         <w:trPr>
-          <w:trHeight w:val="631" w:hRule="atLeast"/>
+          <w:trHeight w:val="631"/>
           <w:jc w:val="center"/>
         </w:trPr>
         <w:tc>
           <w:tcPr>
             <w:tcW w:w="624" w:type="dxa"/>
-            <w:vMerge w:val="continue"/>
-          </w:tcPr>
-          <w:p>
-            <w:pPr>
-              <w:pStyle w:val="25"/>
+            <w:vMerge/>
+          </w:tcPr>
+          <w:p>
+            <w:pPr>
+              <w:pStyle w:val="TableText"/>
               <w:spacing w:before="59" w:line="220" w:lineRule="auto"/>
               <w:ind w:left="132"/>
               <w:rPr>
@@ -4206,7 +4088,7 @@
           </w:tcPr>
           <w:p>
             <w:pPr>
-              <w:pStyle w:val="25"/>
+              <w:pStyle w:val="TableText"/>
               <w:spacing w:before="59" w:line="337" w:lineRule="auto"/>
               <w:ind w:left="155" w:right="153" w:hanging="2"/>
               <w:rPr>
@@ -4238,7 +4120,7 @@
           </w:tcPr>
           <w:p>
             <w:pPr>
-              <w:pStyle w:val="25"/>
+              <w:pStyle w:val="TableText"/>
               <w:spacing w:before="59" w:line="220" w:lineRule="auto"/>
               <w:rPr>
                 <w:sz w:val="18"/>
@@ -4277,7 +4159,7 @@
           </w:tcPr>
           <w:p>
             <w:pPr>
-              <w:pStyle w:val="25"/>
+              <w:pStyle w:val="TableText"/>
               <w:spacing w:before="59" w:line="220" w:lineRule="auto"/>
               <w:ind w:left="113"/>
               <w:rPr>
@@ -4301,9 +4183,9 @@
           </w:tcPr>
           <w:p>
             <w:pPr>
-              <w:pStyle w:val="26"/>
+              <w:pStyle w:val="TableParagraph"/>
               <w:spacing w:before="1"/>
-              <w:ind w:left="0" w:leftChars="0" w:right="0" w:rightChars="0" w:firstLine="0" w:firstLineChars="0"/>
+              <w:ind w:left="0" w:right="0" w:firstLine="0" w:leftChars="0" w:rightChars="0" w:firstLineChars="0"/>
               <w:jc w:val="center"/>
               <w:rPr>
                 <w:sz w:val="18"/>
@@ -4328,9 +4210,9 @@
           </w:tcPr>
           <w:p>
             <w:pPr>
-              <w:pStyle w:val="25"/>
+              <w:pStyle w:val="TableText"/>
               <w:spacing w:before="59" w:line="220" w:lineRule="auto"/>
-              <w:ind w:left="0" w:leftChars="0" w:right="0" w:rightChars="0" w:firstLine="0" w:firstLineChars="0"/>
+              <w:ind w:left="0" w:right="0" w:firstLine="0" w:leftChars="0" w:rightChars="0" w:firstLineChars="0"/>
               <w:jc w:val="center"/>
               <w:rPr>
                 <w:sz w:val="18"/>
@@ -4353,9 +4235,9 @@
           </w:tcPr>
           <w:p>
             <w:pPr>
-              <w:pStyle w:val="26"/>
+              <w:pStyle w:val="TableParagraph"/>
               <w:spacing w:before="1"/>
-              <w:ind w:left="0" w:leftChars="0" w:right="0" w:rightChars="0" w:firstLine="0" w:firstLineChars="0"/>
+              <w:ind w:left="0" w:right="0" w:firstLine="0" w:leftChars="0" w:rightChars="0" w:firstLineChars="0"/>
               <w:jc w:val="center"/>
               <w:rPr>
                 <w:w w:val="105"/>
@@ -4394,14 +4276,9 @@
       </w:tr>
       <w:tr>
         <w:tblPrEx>
-          <w:tblBorders>
-            <w:top w:val="single" w:color="000000" w:sz="4" w:space="0"/>
-            <w:left w:val="single" w:color="000000" w:sz="4" w:space="0"/>
-            <w:bottom w:val="single" w:color="000000" w:sz="4" w:space="0"/>
-            <w:right w:val="single" w:color="000000" w:sz="4" w:space="0"/>
-            <w:insideH w:val="single" w:color="000000" w:sz="4" w:space="0"/>
-            <w:insideV w:val="single" w:color="000000" w:sz="4" w:space="0"/>
-          </w:tblBorders>
+          <w:tblW w:w="9370" w:type="dxa"/>
+          <w:jc w:val="center"/>
+          <w:tblLayout w:type="fixed"/>
           <w:tblCellMar>
             <w:top w:w="0" w:type="dxa"/>
             <w:left w:w="0" w:type="dxa"/>
@@ -4410,13 +4287,13 @@
           </w:tblCellMar>
         </w:tblPrEx>
         <w:trPr>
-          <w:trHeight w:val="689" w:hRule="atLeast"/>
+          <w:trHeight w:val="689"/>
           <w:jc w:val="center"/>
         </w:trPr>
         <w:tc>
           <w:tcPr>
             <w:tcW w:w="624" w:type="dxa"/>
-            <w:vMerge w:val="continue"/>
+            <w:vMerge/>
           </w:tcPr>
           <w:p>
             <w:pPr>
@@ -4433,7 +4310,7 @@
           </w:tcPr>
           <w:p>
             <w:pPr>
-              <w:pStyle w:val="25"/>
+              <w:pStyle w:val="TableText"/>
               <w:spacing w:before="93" w:line="220" w:lineRule="auto"/>
               <w:ind w:left="153"/>
               <w:rPr>
@@ -4452,7 +4329,7 @@
           </w:p>
           <w:p>
             <w:pPr>
-              <w:pStyle w:val="25"/>
+              <w:pStyle w:val="TableText"/>
               <w:spacing w:before="112" w:line="218" w:lineRule="auto"/>
               <w:ind w:left="152"/>
               <w:rPr>
@@ -4476,7 +4353,7 @@
           </w:tcPr>
           <w:p>
             <w:pPr>
-              <w:pStyle w:val="25"/>
+              <w:pStyle w:val="TableText"/>
               <w:spacing w:before="94" w:line="300" w:lineRule="auto"/>
               <w:ind w:right="145"/>
               <w:rPr>
@@ -4508,11 +4385,11 @@
           </w:tcPr>
           <w:p>
             <w:pPr>
-              <w:pStyle w:val="25"/>
+              <w:pStyle w:val="TableText"/>
               <w:spacing w:before="94" w:line="218" w:lineRule="auto"/>
               <w:ind w:left="184"/>
               <w:rPr>
-                <w:rFonts w:hint="default" w:eastAsia="宋体"/>
+                <w:rFonts w:eastAsia="宋体" w:hint="default"/>
                 <w:sz w:val="18"/>
                 <w:szCs w:val="18"/>
                 <w:lang w:val="en-US" w:eastAsia="zh-CN"/>
@@ -4552,12 +4429,12 @@
           </w:tcPr>
           <w:p>
             <w:pPr>
-              <w:pStyle w:val="25"/>
+              <w:pStyle w:val="TableText"/>
               <w:spacing w:before="256" w:line="220" w:lineRule="auto"/>
-              <w:ind w:left="0" w:leftChars="0" w:right="0" w:rightChars="0" w:firstLine="0" w:firstLineChars="0"/>
-              <w:jc w:val="center"/>
-              <w:rPr>
-                <w:rFonts w:hint="eastAsia" w:eastAsia="宋体"/>
+              <w:ind w:left="0" w:right="0" w:firstLine="0" w:leftChars="0" w:rightChars="0" w:firstLineChars="0"/>
+              <w:jc w:val="center"/>
+              <w:rPr>
+                <w:rFonts w:eastAsia="宋体" w:hint="eastAsia"/>
                 <w:sz w:val="18"/>
                 <w:szCs w:val="18"/>
                 <w:lang w:eastAsia="zh-CN"/>
@@ -4581,9 +4458,9 @@
           </w:tcPr>
           <w:p>
             <w:pPr>
-              <w:pStyle w:val="25"/>
+              <w:pStyle w:val="TableText"/>
               <w:spacing w:before="256" w:line="220" w:lineRule="auto"/>
-              <w:ind w:left="0" w:leftChars="0" w:right="0" w:rightChars="0" w:firstLine="0" w:firstLineChars="0"/>
+              <w:ind w:left="0" w:right="0" w:firstLine="0" w:leftChars="0" w:rightChars="0" w:firstLineChars="0"/>
               <w:jc w:val="center"/>
               <w:rPr>
                 <w:sz w:val="18"/>
@@ -4606,9 +4483,9 @@
           </w:tcPr>
           <w:p>
             <w:pPr>
-              <w:pStyle w:val="25"/>
+              <w:pStyle w:val="TableText"/>
               <w:spacing w:before="282" w:line="238" w:lineRule="auto"/>
-              <w:ind w:left="0" w:leftChars="0" w:right="0" w:rightChars="0" w:firstLine="0" w:firstLineChars="0"/>
+              <w:ind w:left="0" w:right="0" w:firstLine="0" w:leftChars="0" w:rightChars="0" w:firstLineChars="0"/>
               <w:jc w:val="center"/>
               <w:rPr>
                 <w:sz w:val="18"/>
@@ -4628,14 +4505,9 @@
       </w:tr>
       <w:tr>
         <w:tblPrEx>
-          <w:tblBorders>
-            <w:top w:val="single" w:color="000000" w:sz="4" w:space="0"/>
-            <w:left w:val="single" w:color="000000" w:sz="4" w:space="0"/>
-            <w:bottom w:val="single" w:color="000000" w:sz="4" w:space="0"/>
-            <w:right w:val="single" w:color="000000" w:sz="4" w:space="0"/>
-            <w:insideH w:val="single" w:color="000000" w:sz="4" w:space="0"/>
-            <w:insideV w:val="single" w:color="000000" w:sz="4" w:space="0"/>
-          </w:tblBorders>
+          <w:tblW w:w="9370" w:type="dxa"/>
+          <w:jc w:val="center"/>
+          <w:tblLayout w:type="fixed"/>
           <w:tblCellMar>
             <w:top w:w="0" w:type="dxa"/>
             <w:left w:w="0" w:type="dxa"/>
@@ -4644,13 +4516,13 @@
           </w:tblCellMar>
         </w:tblPrEx>
         <w:trPr>
-          <w:trHeight w:val="585" w:hRule="atLeast"/>
+          <w:trHeight w:val="585"/>
           <w:jc w:val="center"/>
         </w:trPr>
         <w:tc>
           <w:tcPr>
             <w:tcW w:w="624" w:type="dxa"/>
-            <w:vMerge w:val="continue"/>
+            <w:vMerge/>
           </w:tcPr>
           <w:p>
             <w:pPr>
@@ -4698,7 +4570,7 @@
           </w:p>
           <w:p>
             <w:pPr>
-              <w:pStyle w:val="25"/>
+              <w:pStyle w:val="TableText"/>
               <w:spacing w:before="59" w:line="220" w:lineRule="auto"/>
               <w:ind w:left="153"/>
               <w:rPr>
@@ -4722,7 +4594,7 @@
           </w:tcPr>
           <w:p>
             <w:pPr>
-              <w:pStyle w:val="25"/>
+              <w:pStyle w:val="TableText"/>
               <w:spacing w:before="205" w:line="220" w:lineRule="auto"/>
               <w:rPr>
                 <w:sz w:val="18"/>
@@ -4745,10 +4617,10 @@
           </w:tcPr>
           <w:p>
             <w:pPr>
-              <w:pStyle w:val="25"/>
+              <w:pStyle w:val="TableText"/>
               <w:spacing w:before="205" w:line="220" w:lineRule="auto"/>
               <w:rPr>
-                <w:rFonts w:hint="default" w:eastAsia="宋体"/>
+                <w:rFonts w:eastAsia="宋体" w:hint="default"/>
                 <w:sz w:val="18"/>
                 <w:szCs w:val="18"/>
                 <w:lang w:val="en-US" w:eastAsia="zh-CN"/>
@@ -4780,9 +4652,9 @@
           </w:tcPr>
           <w:p>
             <w:pPr>
-              <w:pStyle w:val="25"/>
+              <w:pStyle w:val="TableText"/>
               <w:spacing w:before="205" w:line="220" w:lineRule="auto"/>
-              <w:ind w:left="0" w:leftChars="0" w:right="0" w:rightChars="0" w:firstLine="0" w:firstLineChars="0"/>
+              <w:ind w:left="0" w:right="0" w:firstLine="0" w:leftChars="0" w:rightChars="0" w:firstLineChars="0"/>
               <w:jc w:val="center"/>
               <w:rPr>
                 <w:sz w:val="18"/>
@@ -4807,9 +4679,9 @@
           </w:tcPr>
           <w:p>
             <w:pPr>
-              <w:pStyle w:val="25"/>
+              <w:pStyle w:val="TableText"/>
               <w:spacing w:before="205" w:line="220" w:lineRule="auto"/>
-              <w:ind w:left="0" w:leftChars="0" w:right="0" w:rightChars="0" w:firstLine="0" w:firstLineChars="0"/>
+              <w:ind w:left="0" w:right="0" w:firstLine="0" w:leftChars="0" w:rightChars="0" w:firstLineChars="0"/>
               <w:jc w:val="center"/>
               <w:rPr>
                 <w:sz w:val="18"/>
@@ -4832,9 +4704,9 @@
           </w:tcPr>
           <w:p>
             <w:pPr>
-              <w:pStyle w:val="25"/>
+              <w:pStyle w:val="TableText"/>
               <w:spacing w:before="230" w:line="238" w:lineRule="auto"/>
-              <w:ind w:left="0" w:leftChars="0" w:right="0" w:rightChars="0" w:firstLine="0" w:firstLineChars="0"/>
+              <w:ind w:left="0" w:right="0" w:firstLine="0" w:leftChars="0" w:rightChars="0" w:firstLineChars="0"/>
               <w:jc w:val="center"/>
               <w:rPr>
                 <w:sz w:val="18"/>
@@ -4872,14 +4744,9 @@
       </w:tr>
       <w:tr>
         <w:tblPrEx>
-          <w:tblBorders>
-            <w:top w:val="single" w:color="000000" w:sz="4" w:space="0"/>
-            <w:left w:val="single" w:color="000000" w:sz="4" w:space="0"/>
-            <w:bottom w:val="single" w:color="000000" w:sz="4" w:space="0"/>
-            <w:right w:val="single" w:color="000000" w:sz="4" w:space="0"/>
-            <w:insideH w:val="single" w:color="000000" w:sz="4" w:space="0"/>
-            <w:insideV w:val="single" w:color="000000" w:sz="4" w:space="0"/>
-          </w:tblBorders>
+          <w:tblW w:w="9370" w:type="dxa"/>
+          <w:jc w:val="center"/>
+          <w:tblLayout w:type="fixed"/>
           <w:tblCellMar>
             <w:top w:w="0" w:type="dxa"/>
             <w:left w:w="0" w:type="dxa"/>
@@ -4888,13 +4755,13 @@
           </w:tblCellMar>
         </w:tblPrEx>
         <w:trPr>
-          <w:trHeight w:val="651" w:hRule="atLeast"/>
+          <w:trHeight w:val="651"/>
           <w:jc w:val="center"/>
         </w:trPr>
         <w:tc>
           <w:tcPr>
             <w:tcW w:w="624" w:type="dxa"/>
-            <w:vMerge w:val="continue"/>
+            <w:vMerge/>
           </w:tcPr>
           <w:p>
             <w:pPr>
@@ -4908,7 +4775,7 @@
         <w:tc>
           <w:tcPr>
             <w:tcW w:w="670" w:type="dxa"/>
-            <w:vMerge w:val="continue"/>
+            <w:vMerge/>
             <w:tcBorders>
               <w:top w:val="nil"/>
               <w:bottom w:val="nil"/>
@@ -4929,11 +4796,11 @@
           </w:tcPr>
           <w:p>
             <w:pPr>
-              <w:pStyle w:val="25"/>
+              <w:pStyle w:val="TableText"/>
               <w:spacing w:before="75" w:line="290" w:lineRule="auto"/>
               <w:ind w:right="145"/>
               <w:rPr>
-                <w:rFonts w:hint="default" w:eastAsia="宋体"/>
+                <w:rFonts w:eastAsia="宋体" w:hint="default"/>
                 <w:sz w:val="18"/>
                 <w:szCs w:val="18"/>
                 <w:lang w:val="en-US" w:eastAsia="zh-CN"/>
@@ -4957,7 +4824,7 @@
           </w:tcPr>
           <w:p>
             <w:pPr>
-              <w:pStyle w:val="25"/>
+              <w:pStyle w:val="TableText"/>
               <w:spacing w:before="205" w:line="220" w:lineRule="auto"/>
               <w:rPr>
                 <w:sz w:val="18"/>
@@ -4980,9 +4847,9 @@
           </w:tcPr>
           <w:p>
             <w:pPr>
-              <w:pStyle w:val="25"/>
+              <w:pStyle w:val="TableText"/>
               <w:spacing w:before="238" w:line="220" w:lineRule="auto"/>
-              <w:ind w:left="0" w:leftChars="0" w:right="0" w:rightChars="0" w:firstLine="0" w:firstLineChars="0"/>
+              <w:ind w:left="0" w:right="0" w:firstLine="0" w:leftChars="0" w:rightChars="0" w:firstLineChars="0"/>
               <w:jc w:val="center"/>
               <w:rPr>
                 <w:sz w:val="18"/>
@@ -5007,9 +4874,9 @@
           </w:tcPr>
           <w:p>
             <w:pPr>
-              <w:pStyle w:val="25"/>
+              <w:pStyle w:val="TableText"/>
               <w:spacing w:before="238" w:line="220" w:lineRule="auto"/>
-              <w:ind w:left="0" w:leftChars="0" w:right="0" w:rightChars="0" w:firstLine="0" w:firstLineChars="0"/>
+              <w:ind w:left="0" w:right="0" w:firstLine="0" w:leftChars="0" w:rightChars="0" w:firstLineChars="0"/>
               <w:jc w:val="center"/>
               <w:rPr>
                 <w:sz w:val="18"/>
@@ -5032,9 +4899,9 @@
           </w:tcPr>
           <w:p>
             <w:pPr>
-              <w:pStyle w:val="25"/>
+              <w:pStyle w:val="TableText"/>
               <w:spacing w:before="238" w:line="222" w:lineRule="auto"/>
-              <w:ind w:left="0" w:leftChars="0" w:right="0" w:rightChars="0" w:firstLine="0" w:firstLineChars="0"/>
+              <w:ind w:left="0" w:right="0" w:firstLine="0" w:leftChars="0" w:rightChars="0" w:firstLineChars="0"/>
               <w:jc w:val="center"/>
               <w:rPr>
                 <w:sz w:val="18"/>
@@ -5072,14 +4939,9 @@
       </w:tr>
       <w:tr>
         <w:tblPrEx>
-          <w:tblBorders>
-            <w:top w:val="single" w:color="000000" w:sz="4" w:space="0"/>
-            <w:left w:val="single" w:color="000000" w:sz="4" w:space="0"/>
-            <w:bottom w:val="single" w:color="000000" w:sz="4" w:space="0"/>
-            <w:right w:val="single" w:color="000000" w:sz="4" w:space="0"/>
-            <w:insideH w:val="single" w:color="000000" w:sz="4" w:space="0"/>
-            <w:insideV w:val="single" w:color="000000" w:sz="4" w:space="0"/>
-          </w:tblBorders>
+          <w:tblW w:w="9370" w:type="dxa"/>
+          <w:jc w:val="center"/>
+          <w:tblLayout w:type="fixed"/>
           <w:tblCellMar>
             <w:top w:w="0" w:type="dxa"/>
             <w:left w:w="0" w:type="dxa"/>
@@ -5088,13 +4950,13 @@
           </w:tblCellMar>
         </w:tblPrEx>
         <w:trPr>
-          <w:trHeight w:val="651" w:hRule="atLeast"/>
+          <w:trHeight w:val="651"/>
           <w:jc w:val="center"/>
         </w:trPr>
         <w:tc>
           <w:tcPr>
             <w:tcW w:w="624" w:type="dxa"/>
-            <w:vMerge w:val="continue"/>
+            <w:vMerge/>
             <w:tcBorders>
               <w:bottom w:val="nil"/>
             </w:tcBorders>
@@ -5111,7 +4973,7 @@
         <w:tc>
           <w:tcPr>
             <w:tcW w:w="670" w:type="dxa"/>
-            <w:vMerge w:val="continue"/>
+            <w:vMerge/>
             <w:tcBorders>
               <w:top w:val="nil"/>
             </w:tcBorders>
@@ -5131,7 +4993,7 @@
           </w:tcPr>
           <w:p>
             <w:pPr>
-              <w:pStyle w:val="25"/>
+              <w:pStyle w:val="TableText"/>
               <w:spacing w:before="77" w:line="289" w:lineRule="auto"/>
               <w:ind w:right="145"/>
               <w:rPr>
@@ -5162,11 +5024,11 @@
           </w:tcPr>
           <w:p>
             <w:pPr>
-              <w:pStyle w:val="25"/>
+              <w:pStyle w:val="TableText"/>
               <w:spacing w:before="76" w:line="220" w:lineRule="auto"/>
               <w:ind w:left="185"/>
               <w:rPr>
-                <w:rFonts w:hint="default" w:eastAsia="宋体"/>
+                <w:rFonts w:eastAsia="宋体" w:hint="default"/>
                 <w:sz w:val="18"/>
                 <w:szCs w:val="18"/>
                 <w:lang w:val="en-US" w:eastAsia="zh-CN"/>
@@ -5206,9 +5068,9 @@
           </w:tcPr>
           <w:p>
             <w:pPr>
-              <w:pStyle w:val="25"/>
+              <w:pStyle w:val="TableText"/>
               <w:spacing w:before="239" w:line="220" w:lineRule="auto"/>
-              <w:ind w:left="0" w:leftChars="0" w:right="0" w:rightChars="0" w:firstLine="0" w:firstLineChars="0"/>
+              <w:ind w:left="0" w:right="0" w:firstLine="0" w:leftChars="0" w:rightChars="0" w:firstLineChars="0"/>
               <w:jc w:val="center"/>
               <w:rPr>
                 <w:sz w:val="18"/>
@@ -5231,9 +5093,9 @@
           </w:tcPr>
           <w:p>
             <w:pPr>
-              <w:pStyle w:val="25"/>
+              <w:pStyle w:val="TableText"/>
               <w:spacing w:before="239" w:line="220" w:lineRule="auto"/>
-              <w:ind w:left="0" w:leftChars="0" w:right="0" w:rightChars="0" w:firstLine="0" w:firstLineChars="0"/>
+              <w:ind w:left="0" w:right="0" w:firstLine="0" w:leftChars="0" w:rightChars="0" w:firstLineChars="0"/>
               <w:jc w:val="center"/>
               <w:rPr>
                 <w:sz w:val="18"/>
@@ -5256,9 +5118,9 @@
           </w:tcPr>
           <w:p>
             <w:pPr>
-              <w:pStyle w:val="25"/>
+              <w:pStyle w:val="TableText"/>
               <w:spacing w:before="265" w:line="238" w:lineRule="auto"/>
-              <w:ind w:left="0" w:leftChars="0" w:right="0" w:rightChars="0" w:firstLine="0" w:firstLineChars="0"/>
+              <w:ind w:left="0" w:right="0" w:firstLine="0" w:leftChars="0" w:rightChars="0" w:firstLineChars="0"/>
               <w:jc w:val="center"/>
               <w:rPr>
                 <w:sz w:val="18"/>
@@ -5278,14 +5140,9 @@
       </w:tr>
       <w:tr>
         <w:tblPrEx>
-          <w:tblBorders>
-            <w:top w:val="single" w:color="000000" w:sz="4" w:space="0"/>
-            <w:left w:val="single" w:color="000000" w:sz="4" w:space="0"/>
-            <w:bottom w:val="single" w:color="000000" w:sz="4" w:space="0"/>
-            <w:right w:val="single" w:color="000000" w:sz="4" w:space="0"/>
-            <w:insideH w:val="single" w:color="000000" w:sz="4" w:space="0"/>
-            <w:insideV w:val="single" w:color="000000" w:sz="4" w:space="0"/>
-          </w:tblBorders>
+          <w:tblW w:w="9370" w:type="dxa"/>
+          <w:jc w:val="center"/>
+          <w:tblLayout w:type="fixed"/>
           <w:tblCellMar>
             <w:top w:w="0" w:type="dxa"/>
             <w:left w:w="0" w:type="dxa"/>
@@ -5294,7 +5151,7 @@
           </w:tblCellMar>
         </w:tblPrEx>
         <w:trPr>
-          <w:trHeight w:val="651" w:hRule="atLeast"/>
+          <w:trHeight w:val="651"/>
           <w:jc w:val="center"/>
         </w:trPr>
         <w:tc>
@@ -5316,7 +5173,7 @@
           </w:tcPr>
           <w:p>
             <w:pPr>
-              <w:pStyle w:val="25"/>
+              <w:pStyle w:val="TableText"/>
               <w:spacing w:before="240" w:line="222" w:lineRule="auto"/>
               <w:ind w:left="173"/>
               <w:rPr>
@@ -5340,7 +5197,7 @@
           </w:tcPr>
           <w:p>
             <w:pPr>
-              <w:pStyle w:val="25"/>
+              <w:pStyle w:val="TableText"/>
               <w:spacing w:before="240" w:line="220" w:lineRule="auto"/>
               <w:rPr>
                 <w:sz w:val="18"/>
@@ -5363,7 +5220,7 @@
           </w:tcPr>
           <w:p>
             <w:pPr>
-              <w:pStyle w:val="25"/>
+              <w:pStyle w:val="TableText"/>
               <w:spacing w:before="77" w:line="220" w:lineRule="auto"/>
               <w:rPr>
                 <w:sz w:val="18"/>
@@ -5386,9 +5243,9 @@
           </w:tcPr>
           <w:p>
             <w:pPr>
-              <w:pStyle w:val="25"/>
+              <w:pStyle w:val="TableText"/>
               <w:spacing w:before="240" w:line="220" w:lineRule="auto"/>
-              <w:ind w:left="0" w:leftChars="0" w:right="0" w:rightChars="0" w:firstLine="0" w:firstLineChars="0"/>
+              <w:ind w:left="0" w:right="0" w:firstLine="0" w:leftChars="0" w:rightChars="0" w:firstLineChars="0"/>
               <w:jc w:val="center"/>
               <w:rPr>
                 <w:sz w:val="18"/>
@@ -5411,9 +5268,9 @@
           </w:tcPr>
           <w:p>
             <w:pPr>
-              <w:pStyle w:val="25"/>
+              <w:pStyle w:val="TableText"/>
               <w:spacing w:before="240" w:line="220" w:lineRule="auto"/>
-              <w:ind w:left="0" w:leftChars="0" w:right="0" w:rightChars="0" w:firstLine="0" w:firstLineChars="0"/>
+              <w:ind w:left="0" w:right="0" w:firstLine="0" w:leftChars="0" w:rightChars="0" w:firstLineChars="0"/>
               <w:jc w:val="center"/>
               <w:rPr>
                 <w:sz w:val="18"/>
@@ -5436,9 +5293,9 @@
           </w:tcPr>
           <w:p>
             <w:pPr>
-              <w:pStyle w:val="25"/>
+              <w:pStyle w:val="TableText"/>
               <w:spacing w:before="266" w:line="238" w:lineRule="auto"/>
-              <w:ind w:left="0" w:leftChars="0" w:right="0" w:rightChars="0" w:firstLine="0" w:firstLineChars="0"/>
+              <w:ind w:left="0" w:right="0" w:firstLine="0" w:leftChars="0" w:rightChars="0" w:firstLineChars="0"/>
               <w:jc w:val="center"/>
               <w:rPr>
                 <w:sz w:val="18"/>
@@ -5458,14 +5315,9 @@
       </w:tr>
       <w:tr>
         <w:tblPrEx>
-          <w:tblBorders>
-            <w:top w:val="single" w:color="000000" w:sz="4" w:space="0"/>
-            <w:left w:val="single" w:color="000000" w:sz="4" w:space="0"/>
-            <w:bottom w:val="single" w:color="000000" w:sz="4" w:space="0"/>
-            <w:right w:val="single" w:color="000000" w:sz="4" w:space="0"/>
-            <w:insideH w:val="single" w:color="000000" w:sz="4" w:space="0"/>
-            <w:insideV w:val="single" w:color="000000" w:sz="4" w:space="0"/>
-          </w:tblBorders>
+          <w:tblW w:w="9370" w:type="dxa"/>
+          <w:jc w:val="center"/>
+          <w:tblLayout w:type="fixed"/>
           <w:tblCellMar>
             <w:top w:w="0" w:type="dxa"/>
             <w:left w:w="0" w:type="dxa"/>
@@ -5474,7 +5326,7 @@
           </w:tblCellMar>
         </w:tblPrEx>
         <w:trPr>
-          <w:trHeight w:val="585" w:hRule="atLeast"/>
+          <w:trHeight w:val="585"/>
           <w:jc w:val="center"/>
         </w:trPr>
         <w:tc>
@@ -5484,7 +5336,7 @@
           </w:tcPr>
           <w:p>
             <w:pPr>
-              <w:pStyle w:val="25"/>
+              <w:pStyle w:val="TableText"/>
               <w:spacing w:before="59" w:line="220" w:lineRule="auto"/>
               <w:ind w:left="132"/>
               <w:rPr>
@@ -5496,7 +5348,7 @@
           </w:p>
           <w:p>
             <w:pPr>
-              <w:pStyle w:val="25"/>
+              <w:pStyle w:val="TableText"/>
               <w:spacing w:before="59" w:line="220" w:lineRule="auto"/>
               <w:ind w:left="132"/>
               <w:rPr>
@@ -5508,7 +5360,7 @@
           </w:p>
           <w:p>
             <w:pPr>
-              <w:pStyle w:val="25"/>
+              <w:pStyle w:val="TableText"/>
               <w:spacing w:before="59" w:line="220" w:lineRule="auto"/>
               <w:ind w:left="132"/>
               <w:rPr>
@@ -5520,7 +5372,7 @@
           </w:p>
           <w:p>
             <w:pPr>
-              <w:pStyle w:val="25"/>
+              <w:pStyle w:val="TableText"/>
               <w:spacing w:before="59" w:line="220" w:lineRule="auto"/>
               <w:ind w:left="132"/>
               <w:rPr>
@@ -5532,7 +5384,7 @@
           </w:p>
           <w:p>
             <w:pPr>
-              <w:pStyle w:val="25"/>
+              <w:pStyle w:val="TableText"/>
               <w:spacing w:before="59" w:line="220" w:lineRule="auto"/>
               <w:ind w:left="132"/>
               <w:rPr>
@@ -5544,7 +5396,7 @@
           </w:p>
           <w:p>
             <w:pPr>
-              <w:pStyle w:val="25"/>
+              <w:pStyle w:val="TableText"/>
               <w:spacing w:before="59" w:line="220" w:lineRule="auto"/>
               <w:ind w:left="132"/>
               <w:rPr>
@@ -5556,7 +5408,7 @@
           </w:p>
           <w:p>
             <w:pPr>
-              <w:pStyle w:val="25"/>
+              <w:pStyle w:val="TableText"/>
               <w:spacing w:before="59" w:line="220" w:lineRule="auto"/>
               <w:rPr>
                 <w:sz w:val="18"/>
@@ -5579,7 +5431,7 @@
           </w:tcPr>
           <w:p>
             <w:pPr>
-              <w:pStyle w:val="25"/>
+              <w:pStyle w:val="TableText"/>
               <w:spacing w:before="208" w:line="223" w:lineRule="auto"/>
               <w:ind w:left="153"/>
               <w:rPr>
@@ -5603,7 +5455,7 @@
           </w:tcPr>
           <w:p>
             <w:pPr>
-              <w:pStyle w:val="25"/>
+              <w:pStyle w:val="TableText"/>
               <w:spacing w:before="208" w:line="220" w:lineRule="auto"/>
               <w:rPr>
                 <w:sz w:val="18"/>
@@ -5626,7 +5478,7 @@
           </w:tcPr>
           <w:p>
             <w:pPr>
-              <w:pStyle w:val="25"/>
+              <w:pStyle w:val="TableText"/>
               <w:spacing w:before="208" w:line="220" w:lineRule="auto"/>
               <w:ind w:left="144"/>
               <w:rPr>
@@ -5650,9 +5502,9 @@
           </w:tcPr>
           <w:p>
             <w:pPr>
-              <w:pStyle w:val="25"/>
+              <w:pStyle w:val="TableText"/>
               <w:spacing w:before="208" w:line="220" w:lineRule="auto"/>
-              <w:ind w:left="0" w:leftChars="0" w:right="0" w:rightChars="0" w:firstLine="0" w:firstLineChars="0"/>
+              <w:ind w:left="0" w:right="0" w:firstLine="0" w:leftChars="0" w:rightChars="0" w:firstLineChars="0"/>
               <w:jc w:val="center"/>
               <w:rPr>
                 <w:sz w:val="18"/>
@@ -5675,9 +5527,9 @@
           </w:tcPr>
           <w:p>
             <w:pPr>
-              <w:pStyle w:val="25"/>
+              <w:pStyle w:val="TableText"/>
               <w:spacing w:before="208" w:line="220" w:lineRule="auto"/>
-              <w:ind w:left="0" w:leftChars="0" w:right="0" w:rightChars="0" w:firstLine="0" w:firstLineChars="0"/>
+              <w:ind w:left="0" w:right="0" w:firstLine="0" w:leftChars="0" w:rightChars="0" w:firstLineChars="0"/>
               <w:jc w:val="center"/>
               <w:rPr>
                 <w:sz w:val="18"/>
@@ -5700,9 +5552,9 @@
           </w:tcPr>
           <w:p>
             <w:pPr>
-              <w:pStyle w:val="25"/>
+              <w:pStyle w:val="TableText"/>
               <w:spacing w:before="233" w:line="238" w:lineRule="auto"/>
-              <w:ind w:left="0" w:leftChars="0" w:right="0" w:rightChars="0" w:firstLine="0" w:firstLineChars="0"/>
+              <w:ind w:left="0" w:right="0" w:firstLine="0" w:leftChars="0" w:rightChars="0" w:firstLineChars="0"/>
               <w:jc w:val="center"/>
               <w:rPr>
                 <w:sz w:val="18"/>
@@ -5722,14 +5574,9 @@
       </w:tr>
       <w:tr>
         <w:tblPrEx>
-          <w:tblBorders>
-            <w:top w:val="single" w:color="000000" w:sz="4" w:space="0"/>
-            <w:left w:val="single" w:color="000000" w:sz="4" w:space="0"/>
-            <w:bottom w:val="single" w:color="000000" w:sz="4" w:space="0"/>
-            <w:right w:val="single" w:color="000000" w:sz="4" w:space="0"/>
-            <w:insideH w:val="single" w:color="000000" w:sz="4" w:space="0"/>
-            <w:insideV w:val="single" w:color="000000" w:sz="4" w:space="0"/>
-          </w:tblBorders>
+          <w:tblW w:w="9370" w:type="dxa"/>
+          <w:jc w:val="center"/>
+          <w:tblLayout w:type="fixed"/>
           <w:tblCellMar>
             <w:top w:w="0" w:type="dxa"/>
             <w:left w:w="0" w:type="dxa"/>
@@ -5738,13 +5585,13 @@
           </w:tblCellMar>
         </w:tblPrEx>
         <w:trPr>
-          <w:trHeight w:val="540" w:hRule="atLeast"/>
+          <w:trHeight w:val="540"/>
           <w:jc w:val="center"/>
         </w:trPr>
         <w:tc>
           <w:tcPr>
             <w:tcW w:w="624" w:type="dxa"/>
-            <w:vMerge w:val="continue"/>
+            <w:vMerge/>
           </w:tcPr>
           <w:p>
             <w:pPr>
@@ -5761,7 +5608,7 @@
           </w:tcPr>
           <w:p>
             <w:pPr>
-              <w:pStyle w:val="25"/>
+              <w:pStyle w:val="TableText"/>
               <w:spacing w:before="186" w:line="221" w:lineRule="auto"/>
               <w:ind w:left="153"/>
               <w:rPr>
@@ -5785,7 +5632,7 @@
           </w:tcPr>
           <w:p>
             <w:pPr>
-              <w:pStyle w:val="25"/>
+              <w:pStyle w:val="TableText"/>
               <w:spacing w:before="185" w:line="220" w:lineRule="auto"/>
               <w:rPr>
                 <w:sz w:val="18"/>
@@ -5808,7 +5655,7 @@
           </w:tcPr>
           <w:p>
             <w:pPr>
-              <w:pStyle w:val="25"/>
+              <w:pStyle w:val="TableText"/>
               <w:spacing w:before="185" w:line="220" w:lineRule="auto"/>
               <w:ind w:left="332"/>
               <w:rPr>
@@ -5832,9 +5679,9 @@
           </w:tcPr>
           <w:p>
             <w:pPr>
-              <w:pStyle w:val="25"/>
+              <w:pStyle w:val="TableText"/>
               <w:spacing w:before="185" w:line="220" w:lineRule="auto"/>
-              <w:ind w:left="0" w:leftChars="0" w:right="0" w:rightChars="0" w:firstLine="0" w:firstLineChars="0"/>
+              <w:ind w:left="0" w:right="0" w:firstLine="0" w:leftChars="0" w:rightChars="0" w:firstLineChars="0"/>
               <w:jc w:val="center"/>
               <w:rPr>
                 <w:sz w:val="18"/>
@@ -5857,9 +5704,9 @@
           </w:tcPr>
           <w:p>
             <w:pPr>
-              <w:pStyle w:val="25"/>
+              <w:pStyle w:val="TableText"/>
               <w:spacing w:before="185" w:line="220" w:lineRule="auto"/>
-              <w:ind w:left="0" w:leftChars="0" w:right="0" w:rightChars="0" w:firstLine="0" w:firstLineChars="0"/>
+              <w:ind w:left="0" w:right="0" w:firstLine="0" w:leftChars="0" w:rightChars="0" w:firstLineChars="0"/>
               <w:jc w:val="center"/>
               <w:rPr>
                 <w:sz w:val="18"/>
@@ -5882,9 +5729,9 @@
           </w:tcPr>
           <w:p>
             <w:pPr>
-              <w:pStyle w:val="25"/>
+              <w:pStyle w:val="TableText"/>
               <w:spacing w:before="211" w:line="238" w:lineRule="auto"/>
-              <w:ind w:left="0" w:leftChars="0" w:right="0" w:rightChars="0" w:firstLine="0" w:firstLineChars="0"/>
+              <w:ind w:left="0" w:right="0" w:firstLine="0" w:leftChars="0" w:rightChars="0" w:firstLineChars="0"/>
               <w:jc w:val="center"/>
               <w:rPr>
                 <w:sz w:val="18"/>
@@ -5904,14 +5751,9 @@
       </w:tr>
       <w:tr>
         <w:tblPrEx>
-          <w:tblBorders>
-            <w:top w:val="single" w:color="000000" w:sz="4" w:space="0"/>
-            <w:left w:val="single" w:color="000000" w:sz="4" w:space="0"/>
-            <w:bottom w:val="single" w:color="000000" w:sz="4" w:space="0"/>
-            <w:right w:val="single" w:color="000000" w:sz="4" w:space="0"/>
-            <w:insideH w:val="single" w:color="000000" w:sz="4" w:space="0"/>
-            <w:insideV w:val="single" w:color="000000" w:sz="4" w:space="0"/>
-          </w:tblBorders>
+          <w:tblW w:w="9370" w:type="dxa"/>
+          <w:jc w:val="center"/>
+          <w:tblLayout w:type="fixed"/>
           <w:tblCellMar>
             <w:top w:w="0" w:type="dxa"/>
             <w:left w:w="0" w:type="dxa"/>
@@ -5920,13 +5762,13 @@
           </w:tblCellMar>
         </w:tblPrEx>
         <w:trPr>
-          <w:trHeight w:val="525" w:hRule="atLeast"/>
+          <w:trHeight w:val="525"/>
           <w:jc w:val="center"/>
         </w:trPr>
         <w:tc>
           <w:tcPr>
             <w:tcW w:w="624" w:type="dxa"/>
-            <w:vMerge w:val="continue"/>
+            <w:vMerge/>
           </w:tcPr>
           <w:p>
             <w:pPr>
@@ -5943,7 +5785,7 @@
           </w:tcPr>
           <w:p>
             <w:pPr>
-              <w:pStyle w:val="25"/>
+              <w:pStyle w:val="TableText"/>
               <w:spacing w:before="178" w:line="219" w:lineRule="auto"/>
               <w:ind w:left="156"/>
               <w:rPr>
@@ -5967,7 +5809,7 @@
           </w:tcPr>
           <w:p>
             <w:pPr>
-              <w:pStyle w:val="25"/>
+              <w:pStyle w:val="TableText"/>
               <w:spacing w:before="178" w:line="219" w:lineRule="auto"/>
               <w:rPr>
                 <w:sz w:val="18"/>
@@ -5990,7 +5832,7 @@
           </w:tcPr>
           <w:p>
             <w:pPr>
-              <w:pStyle w:val="25"/>
+              <w:pStyle w:val="TableText"/>
               <w:spacing w:before="178" w:line="219" w:lineRule="auto"/>
               <w:ind w:left="171"/>
               <w:rPr>
@@ -6014,9 +5856,9 @@
           </w:tcPr>
           <w:p>
             <w:pPr>
-              <w:pStyle w:val="25"/>
+              <w:pStyle w:val="TableText"/>
               <w:spacing w:before="178" w:line="220" w:lineRule="auto"/>
-              <w:ind w:left="0" w:leftChars="0" w:right="0" w:rightChars="0" w:firstLine="0" w:firstLineChars="0"/>
+              <w:ind w:left="0" w:right="0" w:firstLine="0" w:leftChars="0" w:rightChars="0" w:firstLineChars="0"/>
               <w:jc w:val="center"/>
               <w:rPr>
                 <w:sz w:val="18"/>
@@ -6039,9 +5881,9 @@
           </w:tcPr>
           <w:p>
             <w:pPr>
-              <w:pStyle w:val="25"/>
+              <w:pStyle w:val="TableText"/>
               <w:spacing w:before="178" w:line="220" w:lineRule="auto"/>
-              <w:ind w:left="0" w:leftChars="0" w:right="0" w:rightChars="0" w:firstLine="0" w:firstLineChars="0"/>
+              <w:ind w:left="0" w:right="0" w:firstLine="0" w:leftChars="0" w:rightChars="0" w:firstLineChars="0"/>
               <w:jc w:val="center"/>
               <w:rPr>
                 <w:sz w:val="18"/>
@@ -6064,9 +5906,9 @@
           </w:tcPr>
           <w:p>
             <w:pPr>
-              <w:pStyle w:val="25"/>
+              <w:pStyle w:val="TableText"/>
               <w:spacing w:before="203" w:line="238" w:lineRule="auto"/>
-              <w:ind w:left="0" w:leftChars="0" w:right="0" w:rightChars="0" w:firstLine="0" w:firstLineChars="0"/>
+              <w:ind w:left="0" w:right="0" w:firstLine="0" w:leftChars="0" w:rightChars="0" w:firstLineChars="0"/>
               <w:jc w:val="center"/>
               <w:rPr>
                 <w:sz w:val="18"/>
@@ -6086,14 +5928,9 @@
       </w:tr>
       <w:tr>
         <w:tblPrEx>
-          <w:tblBorders>
-            <w:top w:val="single" w:color="000000" w:sz="4" w:space="0"/>
-            <w:left w:val="single" w:color="000000" w:sz="4" w:space="0"/>
-            <w:bottom w:val="single" w:color="000000" w:sz="4" w:space="0"/>
-            <w:right w:val="single" w:color="000000" w:sz="4" w:space="0"/>
-            <w:insideH w:val="single" w:color="000000" w:sz="4" w:space="0"/>
-            <w:insideV w:val="single" w:color="000000" w:sz="4" w:space="0"/>
-          </w:tblBorders>
+          <w:tblW w:w="9370" w:type="dxa"/>
+          <w:jc w:val="center"/>
+          <w:tblLayout w:type="fixed"/>
           <w:tblCellMar>
             <w:top w:w="0" w:type="dxa"/>
             <w:left w:w="0" w:type="dxa"/>
@@ -6102,13 +5939,13 @@
           </w:tblCellMar>
         </w:tblPrEx>
         <w:trPr>
-          <w:trHeight w:val="656" w:hRule="atLeast"/>
+          <w:trHeight w:val="656"/>
           <w:jc w:val="center"/>
         </w:trPr>
         <w:tc>
           <w:tcPr>
             <w:tcW w:w="624" w:type="dxa"/>
-            <w:vMerge w:val="continue"/>
+            <w:vMerge/>
           </w:tcPr>
           <w:p>
             <w:pPr>
@@ -6125,7 +5962,7 @@
           </w:tcPr>
           <w:p>
             <w:pPr>
-              <w:pStyle w:val="25"/>
+              <w:pStyle w:val="TableText"/>
               <w:spacing w:before="78" w:line="220" w:lineRule="auto"/>
               <w:ind w:left="153"/>
               <w:rPr>
@@ -6144,7 +5981,7 @@
           </w:p>
           <w:p>
             <w:pPr>
-              <w:pStyle w:val="25"/>
+              <w:pStyle w:val="TableText"/>
               <w:spacing w:before="111" w:line="221" w:lineRule="auto"/>
               <w:ind w:left="157"/>
               <w:rPr>
@@ -6168,7 +6005,7 @@
           </w:tcPr>
           <w:p>
             <w:pPr>
-              <w:pStyle w:val="25"/>
+              <w:pStyle w:val="TableText"/>
               <w:spacing w:before="78" w:line="291" w:lineRule="auto"/>
               <w:ind w:right="145"/>
               <w:rPr>
@@ -6199,7 +6036,7 @@
           </w:tcPr>
           <w:p>
             <w:pPr>
-              <w:pStyle w:val="25"/>
+              <w:pStyle w:val="TableText"/>
               <w:spacing w:before="241" w:line="220" w:lineRule="auto"/>
               <w:ind w:left="140"/>
               <w:rPr>
@@ -6233,12 +6070,12 @@
           </w:tcPr>
           <w:p>
             <w:pPr>
-              <w:pStyle w:val="25"/>
+              <w:pStyle w:val="TableText"/>
               <w:spacing w:before="241" w:line="220" w:lineRule="auto"/>
-              <w:ind w:left="0" w:leftChars="0" w:right="0" w:rightChars="0" w:firstLine="0" w:firstLineChars="0"/>
-              <w:jc w:val="center"/>
-              <w:rPr>
-                <w:rFonts w:hint="eastAsia" w:eastAsia="宋体"/>
+              <w:ind w:left="0" w:right="0" w:firstLine="0" w:leftChars="0" w:rightChars="0" w:firstLineChars="0"/>
+              <w:jc w:val="center"/>
+              <w:rPr>
+                <w:rFonts w:eastAsia="宋体" w:hint="eastAsia"/>
                 <w:sz w:val="18"/>
                 <w:szCs w:val="18"/>
                 <w:lang w:val="en-US" w:eastAsia="zh-CN"/>
@@ -6262,9 +6099,9 @@
           </w:tcPr>
           <w:p>
             <w:pPr>
-              <w:pStyle w:val="25"/>
+              <w:pStyle w:val="TableText"/>
               <w:spacing w:before="241" w:line="220" w:lineRule="auto"/>
-              <w:ind w:left="0" w:leftChars="0" w:right="0" w:rightChars="0" w:firstLine="0" w:firstLineChars="0"/>
+              <w:ind w:left="0" w:right="0" w:firstLine="0" w:leftChars="0" w:rightChars="0" w:firstLineChars="0"/>
               <w:jc w:val="center"/>
               <w:rPr>
                 <w:sz w:val="18"/>
@@ -6287,9 +6124,9 @@
           </w:tcPr>
           <w:p>
             <w:pPr>
-              <w:pStyle w:val="25"/>
+              <w:pStyle w:val="TableText"/>
               <w:spacing w:before="241" w:line="220" w:lineRule="auto"/>
-              <w:ind w:left="0" w:leftChars="0" w:right="0" w:rightChars="0" w:firstLine="0" w:firstLineChars="0"/>
+              <w:ind w:left="0" w:right="0" w:firstLine="0" w:leftChars="0" w:rightChars="0" w:firstLineChars="0"/>
               <w:jc w:val="center"/>
               <w:rPr>
                 <w:sz w:val="18"/>
@@ -6316,14 +6153,9 @@
       </w:tr>
       <w:tr>
         <w:tblPrEx>
-          <w:tblBorders>
-            <w:top w:val="single" w:color="000000" w:sz="4" w:space="0"/>
-            <w:left w:val="single" w:color="000000" w:sz="4" w:space="0"/>
-            <w:bottom w:val="single" w:color="000000" w:sz="4" w:space="0"/>
-            <w:right w:val="single" w:color="000000" w:sz="4" w:space="0"/>
-            <w:insideH w:val="single" w:color="000000" w:sz="4" w:space="0"/>
-            <w:insideV w:val="single" w:color="000000" w:sz="4" w:space="0"/>
-          </w:tblBorders>
+          <w:tblW w:w="9370" w:type="dxa"/>
+          <w:jc w:val="center"/>
+          <w:tblLayout w:type="fixed"/>
           <w:tblCellMar>
             <w:top w:w="0" w:type="dxa"/>
             <w:left w:w="0" w:type="dxa"/>
@@ -6332,13 +6164,13 @@
           </w:tblCellMar>
         </w:tblPrEx>
         <w:trPr>
-          <w:trHeight w:val="656" w:hRule="atLeast"/>
+          <w:trHeight w:val="656"/>
           <w:jc w:val="center"/>
         </w:trPr>
         <w:tc>
           <w:tcPr>
             <w:tcW w:w="624" w:type="dxa"/>
-            <w:vMerge w:val="continue"/>
+            <w:vMerge/>
           </w:tcPr>
           <w:p>
             <w:pPr>
@@ -6355,11 +6187,11 @@
           </w:tcPr>
           <w:p>
             <w:pPr>
-              <w:pStyle w:val="25"/>
+              <w:pStyle w:val="TableText"/>
               <w:spacing w:before="111" w:line="221" w:lineRule="auto"/>
               <w:ind w:left="157"/>
               <w:rPr>
-                <w:rFonts w:hint="eastAsia" w:eastAsia="宋体"/>
+                <w:rFonts w:eastAsia="宋体" w:hint="eastAsia"/>
                 <w:spacing w:val="-3"/>
                 <w:sz w:val="18"/>
                 <w:szCs w:val="18"/>
@@ -6386,11 +6218,11 @@
           </w:tcPr>
           <w:p>
             <w:pPr>
-              <w:pStyle w:val="26"/>
+              <w:pStyle w:val="TableParagraph"/>
               <w:spacing w:line="160" w:lineRule="atLeast"/>
-              <w:ind w:left="24" w:leftChars="0" w:right="63" w:rightChars="0"/>
-              <w:rPr>
-                <w:rFonts w:hint="default" w:ascii="宋体" w:hAnsi="宋体" w:eastAsia="宋体" w:cs="宋体"/>
+              <w:ind w:left="24" w:right="63" w:leftChars="0" w:rightChars="0"/>
+              <w:rPr>
+                <w:rFonts w:ascii="宋体" w:eastAsia="宋体" w:hAnsi="宋体" w:cs="宋体" w:hint="default"/>
                 <w:snapToGrid w:val="0"/>
                 <w:color w:val="000000"/>
                 <w:w w:val="105"/>
@@ -6426,7 +6258,7 @@
               <w:suppressLineNumbers w:val="0"/>
               <w:jc w:val="left"/>
               <w:rPr>
-                <w:rFonts w:hint="default" w:ascii="Arial" w:hAnsi="Arial" w:eastAsia="宋体" w:cs="Arial"/>
+                <w:rFonts w:ascii="Arial" w:eastAsia="宋体" w:hAnsi="Arial" w:cs="Arial" w:hint="default"/>
                 <w:snapToGrid w:val="0"/>
                 <w:color w:val="000000"/>
                 <w:w w:val="105"/>
@@ -6460,10 +6292,10 @@
               <w:keepLines w:val="0"/>
               <w:widowControl/>
               <w:suppressLineNumbers w:val="0"/>
-              <w:ind w:left="0" w:leftChars="0" w:right="0" w:rightChars="0" w:firstLine="0" w:firstLineChars="0"/>
-              <w:jc w:val="center"/>
-              <w:rPr>
-                <w:rFonts w:hint="default" w:ascii="Arial" w:hAnsi="Arial" w:eastAsia="宋体" w:cs="Arial"/>
+              <w:ind w:left="0" w:right="0" w:firstLine="0" w:leftChars="0" w:rightChars="0" w:firstLineChars="0"/>
+              <w:jc w:val="center"/>
+              <w:rPr>
+                <w:rFonts w:ascii="Arial" w:eastAsia="宋体" w:hAnsi="Arial" w:cs="Arial" w:hint="default"/>
                 <w:snapToGrid w:val="0"/>
                 <w:color w:val="000000"/>
                 <w:w w:val="105"/>
@@ -6491,10 +6323,10 @@
           </w:tcPr>
           <w:p>
             <w:pPr>
-              <w:ind w:left="0" w:leftChars="0" w:right="0" w:rightChars="0" w:firstLine="0" w:firstLineChars="0"/>
-              <w:jc w:val="center"/>
-              <w:rPr>
-                <w:rFonts w:hint="default" w:ascii="宋体" w:hAnsi="宋体" w:eastAsia="宋体" w:cs="宋体"/>
+              <w:ind w:left="0" w:right="0" w:firstLine="0" w:leftChars="0" w:rightChars="0" w:firstLineChars="0"/>
+              <w:jc w:val="center"/>
+              <w:rPr>
+                <w:rFonts w:ascii="宋体" w:eastAsia="宋体" w:hAnsi="宋体" w:cs="宋体" w:hint="default"/>
                 <w:snapToGrid w:val="0"/>
                 <w:color w:val="000000"/>
                 <w:w w:val="105"/>
@@ -6522,12 +6354,12 @@
           </w:tcPr>
           <w:p>
             <w:pPr>
-              <w:pStyle w:val="26"/>
+              <w:pStyle w:val="TableParagraph"/>
               <w:spacing w:before="112"/>
-              <w:ind w:left="0" w:leftChars="0" w:right="0" w:rightChars="0" w:firstLine="0" w:firstLineChars="0"/>
-              <w:jc w:val="center"/>
-              <w:rPr>
-                <w:rFonts w:hint="default" w:ascii="宋体" w:hAnsi="宋体" w:eastAsia="宋体" w:cs="宋体"/>
+              <w:ind w:left="0" w:right="0" w:firstLine="0" w:leftChars="0" w:rightChars="0" w:firstLineChars="0"/>
+              <w:jc w:val="center"/>
+              <w:rPr>
+                <w:rFonts w:ascii="宋体" w:eastAsia="宋体" w:hAnsi="宋体" w:cs="宋体" w:hint="default"/>
                 <w:snapToGrid w:val="0"/>
                 <w:color w:val="000000"/>
                 <w:w w:val="105"/>
@@ -6539,7 +6371,7 @@
             </w:pPr>
             <w:r>
               <w:rPr>
-                <w:rFonts w:hint="eastAsia" w:ascii="宋体" w:hAnsi="宋体" w:eastAsia="宋体" w:cs="宋体"/>
+                <w:rFonts w:ascii="宋体" w:eastAsia="宋体" w:hAnsi="宋体" w:cs="宋体" w:hint="eastAsia"/>
                 <w:color w:val="000000"/>
                 <w:kern w:val="0"/>
                 <w:sz w:val="20"/>
@@ -6550,7 +6382,7 @@
             </w:r>
             <w:r>
               <w:rPr>
-                <w:rFonts w:hint="eastAsia" w:cs="宋体"/>
+                <w:rFonts w:cs="宋体" w:hint="eastAsia"/>
                 <w:color w:val="000000"/>
                 <w:kern w:val="0"/>
                 <w:sz w:val="20"/>
@@ -6574,14 +6406,9 @@
       </w:tr>
       <w:tr>
         <w:tblPrEx>
-          <w:tblBorders>
-            <w:top w:val="single" w:color="000000" w:sz="4" w:space="0"/>
-            <w:left w:val="single" w:color="000000" w:sz="4" w:space="0"/>
-            <w:bottom w:val="single" w:color="000000" w:sz="4" w:space="0"/>
-            <w:right w:val="single" w:color="000000" w:sz="4" w:space="0"/>
-            <w:insideH w:val="single" w:color="000000" w:sz="4" w:space="0"/>
-            <w:insideV w:val="single" w:color="000000" w:sz="4" w:space="0"/>
-          </w:tblBorders>
+          <w:tblW w:w="9370" w:type="dxa"/>
+          <w:jc w:val="center"/>
+          <w:tblLayout w:type="fixed"/>
           <w:tblCellMar>
             <w:top w:w="0" w:type="dxa"/>
             <w:left w:w="0" w:type="dxa"/>
@@ -6590,13 +6417,13 @@
           </w:tblCellMar>
         </w:tblPrEx>
         <w:trPr>
-          <w:trHeight w:val="656" w:hRule="atLeast"/>
+          <w:trHeight w:val="656"/>
           <w:jc w:val="center"/>
         </w:trPr>
         <w:tc>
           <w:tcPr>
             <w:tcW w:w="624" w:type="dxa"/>
-            <w:vMerge w:val="continue"/>
+            <w:vMerge/>
           </w:tcPr>
           <w:p>
             <w:pPr>
@@ -6614,7 +6441,7 @@
           </w:tcPr>
           <w:p>
             <w:pPr>
-              <w:pStyle w:val="25"/>
+              <w:pStyle w:val="TableText"/>
               <w:spacing w:before="111" w:line="221" w:lineRule="auto"/>
               <w:ind w:left="157"/>
               <w:rPr>
@@ -6645,11 +6472,11 @@
           </w:tcPr>
           <w:p>
             <w:pPr>
-              <w:pStyle w:val="26"/>
+              <w:pStyle w:val="TableParagraph"/>
               <w:spacing w:line="160" w:lineRule="atLeast"/>
-              <w:ind w:left="24" w:leftChars="0" w:right="63" w:rightChars="0"/>
-              <w:rPr>
-                <w:rFonts w:hint="default" w:ascii="宋体" w:hAnsi="宋体" w:eastAsia="宋体" w:cs="宋体"/>
+              <w:ind w:left="24" w:right="63" w:leftChars="0" w:rightChars="0"/>
+              <w:rPr>
+                <w:rFonts w:ascii="宋体" w:eastAsia="宋体" w:hAnsi="宋体" w:cs="宋体" w:hint="default"/>
                 <w:snapToGrid w:val="0"/>
                 <w:color w:val="000000"/>
                 <w:w w:val="105"/>
@@ -6679,10 +6506,10 @@
           </w:tcPr>
           <w:p>
             <w:pPr>
-              <w:pStyle w:val="26"/>
+              <w:pStyle w:val="TableParagraph"/>
               <w:ind w:left="25" w:leftChars="0"/>
               <w:rPr>
-                <w:rFonts w:hint="eastAsia" w:ascii="宋体" w:hAnsi="宋体" w:eastAsia="宋体" w:cs="宋体"/>
+                <w:rFonts w:ascii="宋体" w:eastAsia="宋体" w:hAnsi="宋体" w:cs="宋体" w:hint="eastAsia"/>
                 <w:snapToGrid w:val="0"/>
                 <w:color w:val="000000"/>
                 <w:w w:val="105"/>
@@ -6712,10 +6539,10 @@
           </w:tcPr>
           <w:p>
             <w:pPr>
-              <w:ind w:left="0" w:leftChars="0" w:right="0" w:rightChars="0" w:firstLine="0" w:firstLineChars="0"/>
-              <w:jc w:val="center"/>
-              <w:rPr>
-                <w:rFonts w:hint="default" w:ascii="宋体" w:hAnsi="宋体" w:eastAsia="宋体" w:cs="宋体"/>
+              <w:ind w:left="0" w:right="0" w:firstLine="0" w:leftChars="0" w:rightChars="0" w:firstLineChars="0"/>
+              <w:jc w:val="center"/>
+              <w:rPr>
+                <w:rFonts w:ascii="宋体" w:eastAsia="宋体" w:hAnsi="宋体" w:cs="宋体" w:hint="default"/>
                 <w:snapToGrid w:val="0"/>
                 <w:color w:val="000000"/>
                 <w:w w:val="105"/>
@@ -6743,10 +6570,10 @@
           </w:tcPr>
           <w:p>
             <w:pPr>
-              <w:ind w:left="0" w:leftChars="0" w:right="0" w:rightChars="0" w:firstLine="0" w:firstLineChars="0"/>
-              <w:jc w:val="center"/>
-              <w:rPr>
-                <w:rFonts w:hint="default" w:ascii="宋体" w:hAnsi="宋体" w:eastAsia="宋体" w:cs="宋体"/>
+              <w:ind w:left="0" w:right="0" w:firstLine="0" w:leftChars="0" w:rightChars="0" w:firstLineChars="0"/>
+              <w:jc w:val="center"/>
+              <w:rPr>
+                <w:rFonts w:ascii="宋体" w:eastAsia="宋体" w:hAnsi="宋体" w:cs="宋体" w:hint="default"/>
                 <w:snapToGrid w:val="0"/>
                 <w:color w:val="000000"/>
                 <w:w w:val="105"/>
@@ -6774,12 +6601,12 @@
           </w:tcPr>
           <w:p>
             <w:pPr>
-              <w:pStyle w:val="26"/>
+              <w:pStyle w:val="TableParagraph"/>
               <w:spacing w:before="112"/>
-              <w:ind w:left="0" w:leftChars="0" w:right="0" w:rightChars="0" w:firstLine="0" w:firstLineChars="0"/>
-              <w:jc w:val="center"/>
-              <w:rPr>
-                <w:rFonts w:hint="eastAsia" w:ascii="宋体" w:hAnsi="宋体" w:eastAsia="Arial" w:cs="宋体"/>
+              <w:ind w:left="0" w:right="0" w:firstLine="0" w:leftChars="0" w:rightChars="0" w:firstLineChars="0"/>
+              <w:jc w:val="center"/>
+              <w:rPr>
+                <w:rFonts w:ascii="宋体" w:eastAsia="Arial" w:hAnsi="宋体" w:cs="宋体" w:hint="eastAsia"/>
                 <w:snapToGrid w:val="0"/>
                 <w:color w:val="000000"/>
                 <w:w w:val="105"/>
@@ -6802,14 +6629,9 @@
       </w:tr>
       <w:tr>
         <w:tblPrEx>
-          <w:tblBorders>
-            <w:top w:val="single" w:color="000000" w:sz="4" w:space="0"/>
-            <w:left w:val="single" w:color="000000" w:sz="4" w:space="0"/>
-            <w:bottom w:val="single" w:color="000000" w:sz="4" w:space="0"/>
-            <w:right w:val="single" w:color="000000" w:sz="4" w:space="0"/>
-            <w:insideH w:val="single" w:color="000000" w:sz="4" w:space="0"/>
-            <w:insideV w:val="single" w:color="000000" w:sz="4" w:space="0"/>
-          </w:tblBorders>
+          <w:tblW w:w="9370" w:type="dxa"/>
+          <w:jc w:val="center"/>
+          <w:tblLayout w:type="fixed"/>
           <w:tblCellMar>
             <w:top w:w="0" w:type="dxa"/>
             <w:left w:w="0" w:type="dxa"/>
@@ -6818,13 +6640,13 @@
           </w:tblCellMar>
         </w:tblPrEx>
         <w:trPr>
-          <w:trHeight w:val="656" w:hRule="atLeast"/>
+          <w:trHeight w:val="656"/>
           <w:jc w:val="center"/>
         </w:trPr>
         <w:tc>
           <w:tcPr>
             <w:tcW w:w="624" w:type="dxa"/>
-            <w:vMerge w:val="continue"/>
+            <w:vMerge/>
           </w:tcPr>
           <w:p>
             <w:pPr>
@@ -6838,11 +6660,11 @@
         <w:tc>
           <w:tcPr>
             <w:tcW w:w="670" w:type="dxa"/>
-            <w:vMerge w:val="continue"/>
-          </w:tcPr>
-          <w:p>
-            <w:pPr>
-              <w:pStyle w:val="25"/>
+            <w:vMerge/>
+          </w:tcPr>
+          <w:p>
+            <w:pPr>
+              <w:pStyle w:val="TableText"/>
               <w:spacing w:before="111" w:line="221" w:lineRule="auto"/>
               <w:ind w:left="157"/>
               <w:rPr>
@@ -6863,11 +6685,11 @@
           </w:tcPr>
           <w:p>
             <w:pPr>
-              <w:pStyle w:val="26"/>
+              <w:pStyle w:val="TableParagraph"/>
               <w:spacing w:line="160" w:lineRule="atLeast"/>
-              <w:ind w:left="24" w:leftChars="0" w:right="63" w:rightChars="0"/>
-              <w:rPr>
-                <w:rFonts w:hint="default" w:ascii="宋体" w:hAnsi="宋体" w:eastAsia="宋体" w:cs="宋体"/>
+              <w:ind w:left="24" w:right="63" w:leftChars="0" w:rightChars="0"/>
+              <w:rPr>
+                <w:rFonts w:ascii="宋体" w:eastAsia="宋体" w:hAnsi="宋体" w:cs="宋体" w:hint="default"/>
                 <w:snapToGrid w:val="0"/>
                 <w:color w:val="000000"/>
                 <w:w w:val="105"/>
@@ -6897,10 +6719,10 @@
           </w:tcPr>
           <w:p>
             <w:pPr>
-              <w:pStyle w:val="26"/>
+              <w:pStyle w:val="TableParagraph"/>
               <w:ind w:left="25" w:leftChars="0"/>
               <w:rPr>
-                <w:rFonts w:hint="eastAsia" w:ascii="宋体" w:hAnsi="宋体" w:eastAsia="宋体" w:cs="宋体"/>
+                <w:rFonts w:ascii="宋体" w:eastAsia="宋体" w:hAnsi="宋体" w:cs="宋体" w:hint="eastAsia"/>
                 <w:snapToGrid w:val="0"/>
                 <w:color w:val="000000"/>
                 <w:w w:val="105"/>
@@ -6930,10 +6752,10 @@
           </w:tcPr>
           <w:p>
             <w:pPr>
-              <w:ind w:left="0" w:leftChars="0" w:right="0" w:rightChars="0" w:firstLine="0" w:firstLineChars="0"/>
-              <w:jc w:val="center"/>
-              <w:rPr>
-                <w:rFonts w:hint="default" w:ascii="宋体" w:hAnsi="宋体" w:eastAsia="宋体" w:cs="宋体"/>
+              <w:ind w:left="0" w:right="0" w:firstLine="0" w:leftChars="0" w:rightChars="0" w:firstLineChars="0"/>
+              <w:jc w:val="center"/>
+              <w:rPr>
+                <w:rFonts w:ascii="宋体" w:eastAsia="宋体" w:hAnsi="宋体" w:cs="宋体" w:hint="default"/>
                 <w:snapToGrid w:val="0"/>
                 <w:color w:val="000000"/>
                 <w:w w:val="105"/>
@@ -6961,10 +6783,10 @@
           </w:tcPr>
           <w:p>
             <w:pPr>
-              <w:ind w:left="0" w:leftChars="0" w:right="0" w:rightChars="0" w:firstLine="0" w:firstLineChars="0"/>
-              <w:jc w:val="center"/>
-              <w:rPr>
-                <w:rFonts w:hint="default" w:ascii="宋体" w:hAnsi="宋体" w:eastAsia="宋体" w:cs="宋体"/>
+              <w:ind w:left="0" w:right="0" w:firstLine="0" w:leftChars="0" w:rightChars="0" w:firstLineChars="0"/>
+              <w:jc w:val="center"/>
+              <w:rPr>
+                <w:rFonts w:ascii="宋体" w:eastAsia="宋体" w:hAnsi="宋体" w:cs="宋体" w:hint="default"/>
                 <w:snapToGrid w:val="0"/>
                 <w:color w:val="000000"/>
                 <w:w w:val="105"/>
@@ -6992,12 +6814,12 @@
           </w:tcPr>
           <w:p>
             <w:pPr>
-              <w:pStyle w:val="26"/>
+              <w:pStyle w:val="TableParagraph"/>
               <w:spacing w:before="112"/>
-              <w:ind w:left="0" w:leftChars="0" w:right="0" w:rightChars="0" w:firstLine="0" w:firstLineChars="0"/>
-              <w:jc w:val="center"/>
-              <w:rPr>
-                <w:rFonts w:hint="eastAsia" w:ascii="宋体" w:hAnsi="宋体" w:eastAsia="Arial" w:cs="宋体"/>
+              <w:ind w:left="0" w:right="0" w:firstLine="0" w:leftChars="0" w:rightChars="0" w:firstLineChars="0"/>
+              <w:jc w:val="center"/>
+              <w:rPr>
+                <w:rFonts w:ascii="宋体" w:eastAsia="Arial" w:hAnsi="宋体" w:cs="宋体" w:hint="eastAsia"/>
                 <w:snapToGrid w:val="0"/>
                 <w:color w:val="000000"/>
                 <w:w w:val="105"/>
@@ -7009,7 +6831,7 @@
             </w:pPr>
             <w:r>
               <w:rPr>
-                <w:rFonts w:hint="eastAsia" w:ascii="宋体" w:hAnsi="宋体" w:eastAsia="宋体" w:cs="宋体"/>
+                <w:rFonts w:ascii="宋体" w:eastAsia="宋体" w:hAnsi="宋体" w:cs="宋体" w:hint="eastAsia"/>
                 <w:color w:val="000000"/>
                 <w:kern w:val="0"/>
                 <w:sz w:val="20"/>
@@ -7020,7 +6842,7 @@
             </w:r>
             <w:r>
               <w:rPr>
-                <w:rFonts w:hint="eastAsia" w:cs="宋体"/>
+                <w:rFonts w:cs="宋体" w:hint="eastAsia"/>
                 <w:color w:val="000000"/>
                 <w:kern w:val="0"/>
                 <w:sz w:val="20"/>
@@ -7044,14 +6866,9 @@
       </w:tr>
       <w:tr>
         <w:tblPrEx>
-          <w:tblBorders>
-            <w:top w:val="single" w:color="000000" w:sz="4" w:space="0"/>
-            <w:left w:val="single" w:color="000000" w:sz="4" w:space="0"/>
-            <w:bottom w:val="single" w:color="000000" w:sz="4" w:space="0"/>
-            <w:right w:val="single" w:color="000000" w:sz="4" w:space="0"/>
-            <w:insideH w:val="single" w:color="000000" w:sz="4" w:space="0"/>
-            <w:insideV w:val="single" w:color="000000" w:sz="4" w:space="0"/>
-          </w:tblBorders>
+          <w:tblW w:w="9370" w:type="dxa"/>
+          <w:jc w:val="center"/>
+          <w:tblLayout w:type="fixed"/>
           <w:tblCellMar>
             <w:top w:w="0" w:type="dxa"/>
             <w:left w:w="0" w:type="dxa"/>
@@ -7060,7 +6877,7 @@
           </w:tblCellMar>
         </w:tblPrEx>
         <w:trPr>
-          <w:trHeight w:val="655" w:hRule="atLeast"/>
+          <w:trHeight w:val="655"/>
           <w:jc w:val="center"/>
         </w:trPr>
         <w:tc>
@@ -7070,7 +6887,7 @@
           </w:tcPr>
           <w:p>
             <w:pPr>
-              <w:pStyle w:val="25"/>
+              <w:pStyle w:val="TableText"/>
               <w:spacing w:before="236" w:line="220" w:lineRule="auto"/>
               <w:ind w:left="291"/>
               <w:rPr>
@@ -7094,7 +6911,7 @@
           </w:tcPr>
           <w:p>
             <w:pPr>
-              <w:pStyle w:val="25"/>
+              <w:pStyle w:val="TableText"/>
               <w:spacing w:before="236" w:line="220" w:lineRule="auto"/>
               <w:rPr>
                 <w:sz w:val="18"/>
@@ -7117,7 +6934,7 @@
           </w:tcPr>
           <w:p>
             <w:pPr>
-              <w:pStyle w:val="25"/>
+              <w:pStyle w:val="TableText"/>
               <w:spacing w:before="73" w:line="293" w:lineRule="auto"/>
               <w:ind w:left="909" w:right="176" w:hanging="720"/>
               <w:rPr>
@@ -7149,9 +6966,9 @@
           </w:tcPr>
           <w:p>
             <w:pPr>
-              <w:pStyle w:val="25"/>
+              <w:pStyle w:val="TableText"/>
               <w:spacing w:before="236" w:line="220" w:lineRule="auto"/>
-              <w:ind w:left="0" w:leftChars="0" w:right="0" w:rightChars="0" w:firstLine="0" w:firstLineChars="0"/>
+              <w:ind w:left="0" w:right="0" w:firstLine="0" w:leftChars="0" w:rightChars="0" w:firstLineChars="0"/>
               <w:jc w:val="center"/>
               <w:rPr>
                 <w:sz w:val="18"/>
@@ -7174,9 +6991,9 @@
           </w:tcPr>
           <w:p>
             <w:pPr>
-              <w:pStyle w:val="25"/>
+              <w:pStyle w:val="TableText"/>
               <w:spacing w:before="236" w:line="220" w:lineRule="auto"/>
-              <w:ind w:left="0" w:leftChars="0" w:right="0" w:rightChars="0" w:firstLine="0" w:firstLineChars="0"/>
+              <w:ind w:left="0" w:right="0" w:firstLine="0" w:leftChars="0" w:rightChars="0" w:firstLineChars="0"/>
               <w:jc w:val="center"/>
               <w:rPr>
                 <w:sz w:val="18"/>
@@ -7199,9 +7016,9 @@
           </w:tcPr>
           <w:p>
             <w:pPr>
-              <w:pStyle w:val="25"/>
+              <w:pStyle w:val="TableText"/>
               <w:spacing w:before="262" w:line="238" w:lineRule="auto"/>
-              <w:ind w:left="0" w:leftChars="0" w:right="0" w:rightChars="0" w:firstLine="0" w:firstLineChars="0"/>
+              <w:ind w:left="0" w:right="0" w:firstLine="0" w:leftChars="0" w:rightChars="0" w:firstLineChars="0"/>
               <w:jc w:val="center"/>
               <w:rPr>
                 <w:sz w:val="18"/>
@@ -7221,14 +7038,9 @@
       </w:tr>
       <w:tr>
         <w:tblPrEx>
-          <w:tblBorders>
-            <w:top w:val="single" w:color="000000" w:sz="4" w:space="0"/>
-            <w:left w:val="single" w:color="000000" w:sz="4" w:space="0"/>
-            <w:bottom w:val="single" w:color="000000" w:sz="4" w:space="0"/>
-            <w:right w:val="single" w:color="000000" w:sz="4" w:space="0"/>
-            <w:insideH w:val="single" w:color="000000" w:sz="4" w:space="0"/>
-            <w:insideV w:val="single" w:color="000000" w:sz="4" w:space="0"/>
-          </w:tblBorders>
+          <w:tblW w:w="9370" w:type="dxa"/>
+          <w:jc w:val="center"/>
+          <w:tblLayout w:type="fixed"/>
           <w:tblCellMar>
             <w:top w:w="0" w:type="dxa"/>
             <w:left w:w="0" w:type="dxa"/>
@@ -7237,7 +7049,7 @@
           </w:tblCellMar>
         </w:tblPrEx>
         <w:trPr>
-          <w:trHeight w:val="650" w:hRule="atLeast"/>
+          <w:trHeight w:val="650"/>
           <w:jc w:val="center"/>
         </w:trPr>
         <w:tc>
@@ -7246,16 +7058,16 @@
             <w:gridSpan w:val="2"/>
             <w:tcBorders>
               <w:top w:val="nil"/>
-              <w:bottom w:val="single" w:color="auto" w:sz="4" w:space="0"/>
+              <w:bottom w:val="single" w:sz="4" w:space="0" w:color="auto"/>
             </w:tcBorders>
           </w:tcPr>
           <w:p>
             <w:pPr>
-              <w:pStyle w:val="25"/>
+              <w:pStyle w:val="TableText"/>
               <w:spacing w:before="236" w:line="220" w:lineRule="auto"/>
               <w:ind w:left="291"/>
               <w:rPr>
-                <w:rFonts w:hint="eastAsia" w:ascii="Arial" w:eastAsia="宋体"/>
+                <w:rFonts w:ascii="Arial" w:eastAsia="宋体" w:hint="eastAsia"/>
                 <w:sz w:val="21"/>
                 <w:lang w:val="en-US" w:eastAsia="zh-CN"/>
               </w:rPr>
@@ -7278,7 +7090,7 @@
           </w:tcPr>
           <w:p>
             <w:pPr>
-              <w:pStyle w:val="25"/>
+              <w:pStyle w:val="TableText"/>
               <w:spacing w:before="72" w:line="291" w:lineRule="auto"/>
               <w:ind w:right="145"/>
               <w:rPr>
@@ -7327,11 +7139,11 @@
           </w:tcPr>
           <w:p>
             <w:pPr>
-              <w:pStyle w:val="25"/>
+              <w:pStyle w:val="TableText"/>
               <w:spacing w:before="235" w:line="220" w:lineRule="auto"/>
               <w:ind w:left="679"/>
               <w:rPr>
-                <w:rFonts w:hint="default" w:eastAsia="宋体"/>
+                <w:rFonts w:eastAsia="宋体" w:hint="default"/>
                 <w:sz w:val="18"/>
                 <w:szCs w:val="18"/>
                 <w:lang w:val="en-US" w:eastAsia="zh-CN"/>
@@ -7355,9 +7167,9 @@
           </w:tcPr>
           <w:p>
             <w:pPr>
-              <w:pStyle w:val="25"/>
+              <w:pStyle w:val="TableText"/>
               <w:spacing w:before="235" w:line="220" w:lineRule="auto"/>
-              <w:ind w:left="0" w:leftChars="0" w:right="0" w:rightChars="0" w:firstLine="0" w:firstLineChars="0"/>
+              <w:ind w:left="0" w:right="0" w:firstLine="0" w:leftChars="0" w:rightChars="0" w:firstLineChars="0"/>
               <w:jc w:val="center"/>
               <w:rPr>
                 <w:sz w:val="18"/>
@@ -7381,9 +7193,9 @@
           </w:tcPr>
           <w:p>
             <w:pPr>
-              <w:pStyle w:val="25"/>
+              <w:pStyle w:val="TableText"/>
               <w:spacing w:before="235" w:line="220" w:lineRule="auto"/>
-              <w:ind w:left="0" w:leftChars="0" w:right="0" w:rightChars="0" w:firstLine="0" w:firstLineChars="0"/>
+              <w:ind w:left="0" w:right="0" w:firstLine="0" w:leftChars="0" w:rightChars="0" w:firstLineChars="0"/>
               <w:jc w:val="center"/>
               <w:rPr>
                 <w:sz w:val="18"/>
@@ -7406,9 +7218,9 @@
           </w:tcPr>
           <w:p>
             <w:pPr>
-              <w:pStyle w:val="25"/>
+              <w:pStyle w:val="TableText"/>
               <w:spacing w:before="235" w:line="220" w:lineRule="auto"/>
-              <w:ind w:left="0" w:leftChars="0" w:right="0" w:rightChars="0" w:firstLine="0" w:firstLineChars="0"/>
+              <w:ind w:left="0" w:right="0" w:firstLine="0" w:leftChars="0" w:rightChars="0" w:firstLineChars="0"/>
               <w:jc w:val="center"/>
               <w:rPr>
                 <w:sz w:val="18"/>
@@ -7428,14 +7240,9 @@
       </w:tr>
       <w:tr>
         <w:tblPrEx>
-          <w:tblBorders>
-            <w:top w:val="single" w:color="000000" w:sz="4" w:space="0"/>
-            <w:left w:val="single" w:color="000000" w:sz="4" w:space="0"/>
-            <w:bottom w:val="single" w:color="000000" w:sz="4" w:space="0"/>
-            <w:right w:val="single" w:color="000000" w:sz="4" w:space="0"/>
-            <w:insideH w:val="single" w:color="000000" w:sz="4" w:space="0"/>
-            <w:insideV w:val="single" w:color="000000" w:sz="4" w:space="0"/>
-          </w:tblBorders>
+          <w:tblW w:w="9370" w:type="dxa"/>
+          <w:jc w:val="center"/>
+          <w:tblLayout w:type="fixed"/>
           <w:tblCellMar>
             <w:top w:w="0" w:type="dxa"/>
             <w:left w:w="0" w:type="dxa"/>
@@ -7444,7 +7251,7 @@
           </w:tblCellMar>
         </w:tblPrEx>
         <w:trPr>
-          <w:trHeight w:val="658" w:hRule="atLeast"/>
+          <w:trHeight w:val="658"/>
           <w:jc w:val="center"/>
         </w:trPr>
         <w:tc>
@@ -7452,18 +7259,18 @@
             <w:tcW w:w="624" w:type="dxa"/>
             <w:vMerge w:val="restart"/>
             <w:tcBorders>
-              <w:top w:val="single" w:color="auto" w:sz="4" w:space="0"/>
-              <w:left w:val="single" w:color="auto" w:sz="4" w:space="0"/>
-              <w:right w:val="single" w:color="auto" w:sz="4" w:space="0"/>
+              <w:top w:val="single" w:sz="4" w:space="0" w:color="auto"/>
+              <w:left w:val="single" w:sz="4" w:space="0" w:color="auto"/>
+              <w:right w:val="single" w:sz="4" w:space="0" w:color="auto"/>
             </w:tcBorders>
             <w:vAlign w:val="center"/>
           </w:tcPr>
           <w:p>
             <w:pPr>
-              <w:pStyle w:val="25"/>
+              <w:pStyle w:val="TableText"/>
               <w:spacing w:before="58" w:line="222" w:lineRule="auto"/>
               <w:rPr>
-                <w:rFonts w:hint="eastAsia" w:ascii="Arial" w:eastAsia="宋体"/>
+                <w:rFonts w:ascii="Arial" w:eastAsia="宋体" w:hint="eastAsia"/>
                 <w:sz w:val="21"/>
                 <w:lang w:val="en-US" w:eastAsia="zh-CN"/>
               </w:rPr>
@@ -7484,10 +7291,10 @@
           <w:tcPr>
             <w:tcW w:w="670" w:type="dxa"/>
             <w:tcBorders>
-              <w:top w:val="single" w:color="auto" w:sz="4" w:space="0"/>
-              <w:left w:val="single" w:color="auto" w:sz="4" w:space="0"/>
-              <w:bottom w:val="single" w:color="auto" w:sz="4" w:space="0"/>
-              <w:right w:val="single" w:color="auto" w:sz="4" w:space="0"/>
+              <w:top w:val="single" w:sz="4" w:space="0" w:color="auto"/>
+              <w:left w:val="single" w:sz="4" w:space="0" w:color="auto"/>
+              <w:bottom w:val="single" w:sz="4" w:space="0" w:color="auto"/>
+              <w:right w:val="single" w:sz="4" w:space="0" w:color="auto"/>
             </w:tcBorders>
           </w:tcPr>
           <w:p>
@@ -7512,12 +7319,12 @@
           <w:tcPr>
             <w:tcW w:w="1948" w:type="dxa"/>
             <w:tcBorders>
-              <w:left w:val="single" w:color="auto" w:sz="4" w:space="0"/>
+              <w:left w:val="single" w:sz="4" w:space="0" w:color="auto"/>
             </w:tcBorders>
           </w:tcPr>
           <w:p>
             <w:pPr>
-              <w:pStyle w:val="25"/>
+              <w:pStyle w:val="TableText"/>
               <w:spacing w:before="77" w:line="291" w:lineRule="auto"/>
               <w:ind w:right="145"/>
               <w:rPr>
@@ -7548,7 +7355,7 @@
           </w:tcPr>
           <w:p>
             <w:pPr>
-              <w:pStyle w:val="25"/>
+              <w:pStyle w:val="TableText"/>
               <w:spacing w:before="76" w:line="220" w:lineRule="auto"/>
               <w:ind w:left="184"/>
               <w:rPr>
@@ -7567,7 +7374,7 @@
           </w:p>
           <w:p>
             <w:pPr>
-              <w:pStyle w:val="25"/>
+              <w:pStyle w:val="TableText"/>
               <w:spacing w:before="111" w:line="220" w:lineRule="auto"/>
               <w:ind w:left="1059"/>
               <w:rPr>
@@ -7591,12 +7398,12 @@
           </w:tcPr>
           <w:p>
             <w:pPr>
-              <w:pStyle w:val="25"/>
+              <w:pStyle w:val="TableText"/>
               <w:spacing w:before="239" w:line="220" w:lineRule="auto"/>
-              <w:ind w:left="0" w:leftChars="0" w:right="0" w:rightChars="0" w:firstLine="0" w:firstLineChars="0"/>
-              <w:jc w:val="center"/>
-              <w:rPr>
-                <w:rFonts w:hint="default" w:eastAsia="宋体"/>
+              <w:ind w:left="0" w:right="0" w:firstLine="0" w:leftChars="0" w:rightChars="0" w:firstLineChars="0"/>
+              <w:jc w:val="center"/>
+              <w:rPr>
+                <w:rFonts w:eastAsia="宋体" w:hint="default"/>
                 <w:sz w:val="18"/>
                 <w:szCs w:val="18"/>
                 <w:lang w:val="en-US" w:eastAsia="zh-CN"/>
@@ -7619,9 +7426,9 @@
           </w:tcPr>
           <w:p>
             <w:pPr>
-              <w:pStyle w:val="25"/>
+              <w:pStyle w:val="TableText"/>
               <w:spacing w:before="240" w:line="220" w:lineRule="auto"/>
-              <w:ind w:left="0" w:leftChars="0" w:right="0" w:rightChars="0" w:firstLine="0" w:firstLineChars="0"/>
+              <w:ind w:left="0" w:right="0" w:firstLine="0" w:leftChars="0" w:rightChars="0" w:firstLineChars="0"/>
               <w:jc w:val="center"/>
               <w:rPr>
                 <w:sz w:val="18"/>
@@ -7644,9 +7451,9 @@
           </w:tcPr>
           <w:p>
             <w:pPr>
-              <w:pStyle w:val="25"/>
+              <w:pStyle w:val="TableText"/>
               <w:spacing w:before="240" w:line="220" w:lineRule="auto"/>
-              <w:ind w:left="0" w:leftChars="0" w:right="0" w:rightChars="0" w:firstLine="0" w:firstLineChars="0"/>
+              <w:ind w:left="0" w:right="0" w:firstLine="0" w:leftChars="0" w:rightChars="0" w:firstLineChars="0"/>
               <w:jc w:val="center"/>
               <w:rPr>
                 <w:sz w:val="18"/>
@@ -7684,14 +7491,9 @@
       </w:tr>
       <w:tr>
         <w:tblPrEx>
-          <w:tblBorders>
-            <w:top w:val="single" w:color="000000" w:sz="4" w:space="0"/>
-            <w:left w:val="single" w:color="000000" w:sz="4" w:space="0"/>
-            <w:bottom w:val="single" w:color="000000" w:sz="4" w:space="0"/>
-            <w:right w:val="single" w:color="000000" w:sz="4" w:space="0"/>
-            <w:insideH w:val="single" w:color="000000" w:sz="4" w:space="0"/>
-            <w:insideV w:val="single" w:color="000000" w:sz="4" w:space="0"/>
-          </w:tblBorders>
+          <w:tblW w:w="9370" w:type="dxa"/>
+          <w:jc w:val="center"/>
+          <w:tblLayout w:type="fixed"/>
           <w:tblCellMar>
             <w:top w:w="0" w:type="dxa"/>
             <w:left w:w="0" w:type="dxa"/>
@@ -7700,18 +7502,18 @@
           </w:tblCellMar>
         </w:tblPrEx>
         <w:trPr>
-          <w:trHeight w:val="655" w:hRule="atLeast"/>
+          <w:trHeight w:val="655"/>
           <w:jc w:val="center"/>
         </w:trPr>
         <w:tc>
           <w:tcPr>
             <w:tcW w:w="624" w:type="dxa"/>
-            <w:vMerge w:val="continue"/>
+            <w:vMerge/>
             <w:tcBorders>
-              <w:top w:val="single" w:color="auto" w:sz="4" w:space="0"/>
-              <w:left w:val="single" w:color="auto" w:sz="4" w:space="0"/>
-              <w:bottom w:val="single" w:color="auto" w:sz="4" w:space="0"/>
-              <w:right w:val="single" w:color="auto" w:sz="4" w:space="0"/>
+              <w:top w:val="single" w:sz="4" w:space="0" w:color="auto"/>
+              <w:left w:val="single" w:sz="4" w:space="0" w:color="auto"/>
+              <w:bottom w:val="single" w:sz="4" w:space="0" w:color="auto"/>
+              <w:right w:val="single" w:sz="4" w:space="0" w:color="auto"/>
             </w:tcBorders>
           </w:tcPr>
           <w:p>
@@ -7727,26 +7529,26 @@
           <w:tcPr>
             <w:tcW w:w="670" w:type="dxa"/>
             <w:tcBorders>
-              <w:top w:val="single" w:color="auto" w:sz="4" w:space="0"/>
-              <w:left w:val="single" w:color="auto" w:sz="4" w:space="0"/>
-              <w:bottom w:val="single" w:color="auto" w:sz="4" w:space="0"/>
-              <w:right w:val="single" w:color="auto" w:sz="4" w:space="0"/>
+              <w:top w:val="single" w:sz="4" w:space="0" w:color="auto"/>
+              <w:left w:val="single" w:sz="4" w:space="0" w:color="auto"/>
+              <w:bottom w:val="single" w:sz="4" w:space="0" w:color="auto"/>
+              <w:right w:val="single" w:sz="4" w:space="0" w:color="auto"/>
             </w:tcBorders>
           </w:tcPr>
           <w:p>
             <w:pPr>
-              <w:pStyle w:val="25"/>
+              <w:pStyle w:val="TableText"/>
               <w:spacing w:before="59" w:line="220" w:lineRule="auto"/>
               <w:rPr>
-                <w:rFonts w:hint="default" w:eastAsia="宋体"/>
-                <w:sz w:val="18"/>
-                <w:szCs w:val="18"/>
-                <w:lang w:val="en-US" w:eastAsia="zh-CN"/>
-              </w:rPr>
-            </w:pPr>
-            <w:r>
-              <w:rPr>
-                <w:rFonts w:hint="eastAsia" w:eastAsia="宋体"/>
+                <w:rFonts w:eastAsia="宋体" w:hint="default"/>
+                <w:sz w:val="18"/>
+                <w:szCs w:val="18"/>
+                <w:lang w:val="en-US" w:eastAsia="zh-CN"/>
+              </w:rPr>
+            </w:pPr>
+            <w:r>
+              <w:rPr>
+                <w:rFonts w:eastAsia="宋体" w:hint="eastAsia"/>
                 <w:sz w:val="18"/>
                 <w:szCs w:val="18"/>
                 <w:lang w:val="en-US" w:eastAsia="zh-CN"/>
@@ -7759,12 +7561,12 @@
           <w:tcPr>
             <w:tcW w:w="1948" w:type="dxa"/>
             <w:tcBorders>
-              <w:left w:val="single" w:color="auto" w:sz="4" w:space="0"/>
+              <w:left w:val="single" w:sz="4" w:space="0" w:color="auto"/>
             </w:tcBorders>
           </w:tcPr>
           <w:p>
             <w:pPr>
-              <w:pStyle w:val="25"/>
+              <w:pStyle w:val="TableText"/>
               <w:keepNext w:val="0"/>
               <w:keepLines w:val="0"/>
               <w:pageBreakBefore w:val="0"/>
@@ -7782,7 +7584,7 @@
               <w:ind w:left="0" w:right="0"/>
               <w:textAlignment w:val="baseline"/>
               <w:rPr>
-                <w:rFonts w:hint="default" w:eastAsia="宋体"/>
+                <w:rFonts w:eastAsia="宋体" w:hint="default"/>
                 <w:spacing w:val="-2"/>
                 <w:sz w:val="18"/>
                 <w:szCs w:val="18"/>
@@ -7807,7 +7609,7 @@
           </w:tcPr>
           <w:p>
             <w:pPr>
-              <w:pStyle w:val="25"/>
+              <w:pStyle w:val="TableText"/>
               <w:keepNext w:val="0"/>
               <w:keepLines w:val="0"/>
               <w:pageBreakBefore w:val="0"/>
@@ -7825,7 +7627,7 @@
               <w:ind w:left="0" w:right="0"/>
               <w:textAlignment w:val="baseline"/>
               <w:rPr>
-                <w:rFonts w:hint="default" w:eastAsia="宋体"/>
+                <w:rFonts w:eastAsia="宋体" w:hint="default"/>
                 <w:spacing w:val="-5"/>
                 <w:sz w:val="18"/>
                 <w:szCs w:val="18"/>
@@ -7850,9 +7652,9 @@
           </w:tcPr>
           <w:p>
             <w:pPr>
-              <w:pStyle w:val="25"/>
+              <w:pStyle w:val="TableText"/>
               <w:spacing w:before="239" w:line="220" w:lineRule="auto"/>
-              <w:ind w:left="0" w:leftChars="0" w:right="0" w:rightChars="0" w:firstLine="0" w:firstLineChars="0"/>
+              <w:ind w:left="0" w:right="0" w:firstLine="0" w:leftChars="0" w:rightChars="0" w:firstLineChars="0"/>
               <w:jc w:val="center"/>
               <w:rPr>
                 <w:rFonts w:hint="default"/>
@@ -7878,12 +7680,12 @@
           </w:tcPr>
           <w:p>
             <w:pPr>
-              <w:pStyle w:val="25"/>
+              <w:pStyle w:val="TableText"/>
               <w:spacing w:before="240" w:line="220" w:lineRule="auto"/>
-              <w:ind w:left="0" w:leftChars="0" w:right="0" w:rightChars="0" w:firstLine="0" w:firstLineChars="0"/>
-              <w:jc w:val="center"/>
-              <w:rPr>
-                <w:rFonts w:hint="default" w:eastAsia="宋体"/>
+              <w:ind w:left="0" w:right="0" w:firstLine="0" w:leftChars="0" w:rightChars="0" w:firstLineChars="0"/>
+              <w:jc w:val="center"/>
+              <w:rPr>
+                <w:rFonts w:eastAsia="宋体" w:hint="default"/>
                 <w:spacing w:val="-2"/>
                 <w:sz w:val="18"/>
                 <w:szCs w:val="18"/>
@@ -7908,9 +7710,9 @@
           </w:tcPr>
           <w:p>
             <w:pPr>
-              <w:pStyle w:val="25"/>
+              <w:pStyle w:val="TableText"/>
               <w:spacing w:before="240" w:line="220" w:lineRule="auto"/>
-              <w:ind w:left="0" w:leftChars="0" w:right="0" w:rightChars="0" w:firstLine="0" w:firstLineChars="0"/>
+              <w:ind w:left="0" w:right="0" w:firstLine="0" w:leftChars="0" w:rightChars="0" w:firstLineChars="0"/>
               <w:jc w:val="center"/>
               <w:rPr>
                 <w:spacing w:val="-7"/>
@@ -7947,14 +7749,9 @@
       </w:tr>
       <w:tr>
         <w:tblPrEx>
-          <w:tblBorders>
-            <w:top w:val="single" w:color="000000" w:sz="4" w:space="0"/>
-            <w:left w:val="single" w:color="000000" w:sz="4" w:space="0"/>
-            <w:bottom w:val="single" w:color="000000" w:sz="4" w:space="0"/>
-            <w:right w:val="single" w:color="000000" w:sz="4" w:space="0"/>
-            <w:insideH w:val="single" w:color="000000" w:sz="4" w:space="0"/>
-            <w:insideV w:val="single" w:color="000000" w:sz="4" w:space="0"/>
-          </w:tblBorders>
+          <w:tblW w:w="9370" w:type="dxa"/>
+          <w:jc w:val="center"/>
+          <w:tblLayout w:type="fixed"/>
           <w:tblCellMar>
             <w:top w:w="0" w:type="dxa"/>
             <w:left w:w="0" w:type="dxa"/>
@@ -7963,18 +7760,18 @@
           </w:tblCellMar>
         </w:tblPrEx>
         <w:trPr>
-          <w:trHeight w:val="655" w:hRule="atLeast"/>
+          <w:trHeight w:val="655"/>
           <w:jc w:val="center"/>
         </w:trPr>
         <w:tc>
           <w:tcPr>
             <w:tcW w:w="624" w:type="dxa"/>
-            <w:vMerge w:val="continue"/>
+            <w:vMerge/>
             <w:tcBorders>
-              <w:top w:val="single" w:color="auto" w:sz="4" w:space="0"/>
-              <w:left w:val="single" w:color="auto" w:sz="4" w:space="0"/>
-              <w:bottom w:val="single" w:color="auto" w:sz="4" w:space="0"/>
-              <w:right w:val="single" w:color="auto" w:sz="4" w:space="0"/>
+              <w:top w:val="single" w:sz="4" w:space="0" w:color="auto"/>
+              <w:left w:val="single" w:sz="4" w:space="0" w:color="auto"/>
+              <w:bottom w:val="single" w:sz="4" w:space="0" w:color="auto"/>
+              <w:right w:val="single" w:sz="4" w:space="0" w:color="auto"/>
             </w:tcBorders>
           </w:tcPr>
           <w:p>
@@ -7990,26 +7787,26 @@
           <w:tcPr>
             <w:tcW w:w="670" w:type="dxa"/>
             <w:tcBorders>
-              <w:top w:val="single" w:color="auto" w:sz="4" w:space="0"/>
-              <w:left w:val="single" w:color="auto" w:sz="4" w:space="0"/>
-              <w:bottom w:val="single" w:color="auto" w:sz="4" w:space="0"/>
-              <w:right w:val="single" w:color="auto" w:sz="4" w:space="0"/>
+              <w:top w:val="single" w:sz="4" w:space="0" w:color="auto"/>
+              <w:left w:val="single" w:sz="4" w:space="0" w:color="auto"/>
+              <w:bottom w:val="single" w:sz="4" w:space="0" w:color="auto"/>
+              <w:right w:val="single" w:sz="4" w:space="0" w:color="auto"/>
             </w:tcBorders>
           </w:tcPr>
           <w:p>
             <w:pPr>
-              <w:pStyle w:val="25"/>
+              <w:pStyle w:val="TableText"/>
               <w:spacing w:before="59" w:line="220" w:lineRule="auto"/>
               <w:rPr>
-                <w:rFonts w:hint="default" w:eastAsia="宋体"/>
-                <w:sz w:val="18"/>
-                <w:szCs w:val="18"/>
-                <w:lang w:val="en-US" w:eastAsia="zh-CN"/>
-              </w:rPr>
-            </w:pPr>
-            <w:r>
-              <w:rPr>
-                <w:rFonts w:hint="eastAsia" w:eastAsia="宋体"/>
+                <w:rFonts w:eastAsia="宋体" w:hint="default"/>
+                <w:sz w:val="18"/>
+                <w:szCs w:val="18"/>
+                <w:lang w:val="en-US" w:eastAsia="zh-CN"/>
+              </w:rPr>
+            </w:pPr>
+            <w:r>
+              <w:rPr>
+                <w:rFonts w:eastAsia="宋体" w:hint="eastAsia"/>
                 <w:sz w:val="18"/>
                 <w:szCs w:val="18"/>
                 <w:lang w:val="en-US" w:eastAsia="zh-CN"/>
@@ -8022,13 +7819,13 @@
           <w:tcPr>
             <w:tcW w:w="1948" w:type="dxa"/>
             <w:tcBorders>
-              <w:left w:val="single" w:color="auto" w:sz="4" w:space="0"/>
+              <w:left w:val="single" w:sz="4" w:space="0" w:color="auto"/>
             </w:tcBorders>
             <w:shd w:val="clear" w:color="auto" w:fill="auto"/>
           </w:tcPr>
           <w:p>
             <w:pPr>
-              <w:pStyle w:val="25"/>
+              <w:pStyle w:val="TableText"/>
               <w:keepNext w:val="0"/>
               <w:keepLines w:val="0"/>
               <w:pageBreakBefore w:val="0"/>
@@ -8046,7 +7843,7 @@
               <w:ind w:left="0" w:right="0" w:rightChars="0"/>
               <w:textAlignment w:val="baseline"/>
               <w:rPr>
-                <w:rFonts w:hint="default" w:ascii="宋体" w:hAnsi="宋体" w:eastAsia="宋体" w:cs="宋体"/>
+                <w:rFonts w:ascii="宋体" w:eastAsia="宋体" w:hAnsi="宋体" w:cs="宋体" w:hint="default"/>
                 <w:snapToGrid w:val="0"/>
                 <w:color w:val="000000"/>
                 <w:spacing w:val="-2"/>
@@ -8075,7 +7872,7 @@
           </w:tcPr>
           <w:p>
             <w:pPr>
-              <w:pStyle w:val="25"/>
+              <w:pStyle w:val="TableText"/>
               <w:keepNext w:val="0"/>
               <w:keepLines w:val="0"/>
               <w:pageBreakBefore w:val="0"/>
@@ -8090,10 +7887,10 @@
               <w:adjustRightInd w:val="0"/>
               <w:snapToGrid w:val="0"/>
               <w:spacing w:line="240" w:lineRule="auto"/>
-              <w:ind w:left="0" w:leftChars="0" w:right="0"/>
+              <w:ind w:left="0" w:right="0" w:leftChars="0"/>
               <w:textAlignment w:val="baseline"/>
               <w:rPr>
-                <w:rFonts w:hint="default" w:ascii="宋体" w:hAnsi="宋体" w:eastAsia="宋体" w:cs="宋体"/>
+                <w:rFonts w:ascii="宋体" w:eastAsia="宋体" w:hAnsi="宋体" w:cs="宋体" w:hint="default"/>
                 <w:snapToGrid w:val="0"/>
                 <w:color w:val="000000"/>
                 <w:spacing w:val="-5"/>
@@ -8122,12 +7919,12 @@
           </w:tcPr>
           <w:p>
             <w:pPr>
-              <w:pStyle w:val="25"/>
+              <w:pStyle w:val="TableText"/>
               <w:spacing w:before="239" w:line="220" w:lineRule="auto"/>
-              <w:ind w:left="0" w:leftChars="0" w:right="0" w:rightChars="0" w:firstLine="0" w:firstLineChars="0"/>
-              <w:jc w:val="center"/>
-              <w:rPr>
-                <w:rFonts w:hint="default" w:ascii="宋体" w:hAnsi="宋体" w:eastAsia="宋体" w:cs="宋体"/>
+              <w:ind w:left="0" w:right="0" w:firstLine="0" w:leftChars="0" w:rightChars="0" w:firstLineChars="0"/>
+              <w:jc w:val="center"/>
+              <w:rPr>
+                <w:rFonts w:ascii="宋体" w:eastAsia="宋体" w:hAnsi="宋体" w:cs="宋体" w:hint="default"/>
                 <w:snapToGrid w:val="0"/>
                 <w:color w:val="000000"/>
                 <w:kern w:val="0"/>
@@ -8138,7 +7935,7 @@
             </w:pPr>
             <w:r>
               <w:rPr>
-                <w:rFonts w:hint="eastAsia" w:cs="宋体"/>
+                <w:rFonts w:cs="宋体" w:hint="eastAsia"/>
                 <w:snapToGrid w:val="0"/>
                 <w:color w:val="000000"/>
                 <w:kern w:val="0"/>
@@ -8157,12 +7954,12 @@
           </w:tcPr>
           <w:p>
             <w:pPr>
-              <w:pStyle w:val="25"/>
+              <w:pStyle w:val="TableText"/>
               <w:spacing w:before="240" w:line="220" w:lineRule="auto"/>
-              <w:ind w:left="0" w:leftChars="0" w:right="0" w:rightChars="0" w:firstLine="0" w:firstLineChars="0"/>
-              <w:jc w:val="center"/>
-              <w:rPr>
-                <w:rFonts w:hint="default" w:ascii="宋体" w:hAnsi="宋体" w:eastAsia="宋体" w:cs="宋体"/>
+              <w:ind w:left="0" w:right="0" w:firstLine="0" w:leftChars="0" w:rightChars="0" w:firstLineChars="0"/>
+              <w:jc w:val="center"/>
+              <w:rPr>
+                <w:rFonts w:ascii="宋体" w:eastAsia="宋体" w:hAnsi="宋体" w:cs="宋体" w:hint="default"/>
                 <w:snapToGrid w:val="0"/>
                 <w:color w:val="000000"/>
                 <w:spacing w:val="-2"/>
@@ -8191,12 +7988,12 @@
           </w:tcPr>
           <w:p>
             <w:pPr>
-              <w:pStyle w:val="25"/>
+              <w:pStyle w:val="TableText"/>
               <w:spacing w:before="240" w:line="220" w:lineRule="auto"/>
-              <w:ind w:left="0" w:leftChars="0" w:right="0" w:rightChars="0" w:firstLine="0" w:firstLineChars="0"/>
-              <w:jc w:val="center"/>
-              <w:rPr>
-                <w:rFonts w:hint="default" w:ascii="宋体" w:hAnsi="宋体" w:eastAsia="宋体" w:cs="宋体"/>
+              <w:ind w:left="0" w:right="0" w:firstLine="0" w:leftChars="0" w:rightChars="0" w:firstLineChars="0"/>
+              <w:jc w:val="center"/>
+              <w:rPr>
+                <w:rFonts w:ascii="宋体" w:eastAsia="宋体" w:hAnsi="宋体" w:cs="宋体" w:hint="default"/>
                 <w:snapToGrid w:val="0"/>
                 <w:color w:val="000000"/>
                 <w:spacing w:val="-7"/>
@@ -8236,49 +8033,24 @@
     </w:tbl>
     <w:p>
       <w:pPr>
-        <w:pStyle w:val="12"/>
+        <w:pStyle w:val="BodyText"/>
       </w:pPr>
     </w:p>
     <w:sectPr>
-      <w:footerReference r:id="rId6" w:type="default"/>
+      <w:footerReference w:type="default" r:id="rId6"/>
       <w:pgSz w:w="11906" w:h="16839"/>
       <w:pgMar w:top="1092" w:right="985" w:bottom="1223" w:left="1531" w:header="0" w:footer="1218" w:gutter="0"/>
-      <w:cols w:space="720" w:num="1"/>
+      <w:cols w:num="1" w:space="720"/>
     </w:sectPr>
   </w:body>
 </w:document>
 </file>
 
-<file path=word/endnotes.xml><?xml version="1.0" encoding="utf-8"?>
-<w:endnotes xmlns:wpc="http://schemas.microsoft.com/office/word/2010/wordprocessingCanvas" xmlns:mc="http://schemas.openxmlformats.org/markup-compatibility/2006" xmlns:o="urn:schemas-microsoft-com:office:office" xmlns:r="http://schemas.openxmlformats.org/officeDocument/2006/relationships" xmlns:m="http://schemas.openxmlformats.org/officeDocument/2006/math" xmlns:v="urn:schemas-microsoft-com:vml" xmlns:wp14="http://schemas.microsoft.com/office/word/2010/wordprocessingDrawing" xmlns:wp="http://schemas.openxmlformats.org/drawingml/2006/wordprocessingDrawing" xmlns:w="http://schemas.openxmlformats.org/wordprocessingml/2006/main" xmlns:w14="http://schemas.microsoft.com/office/word/2010/wordml" xmlns:w15="http://schemas.microsoft.com/office/word/2012/wordml" xmlns:w10="urn:schemas-microsoft-com:office:word" xmlns:wpg="http://schemas.microsoft.com/office/word/2010/wordprocessingGroup" xmlns:wpi="http://schemas.microsoft.com/office/word/2010/wordprocessingInk" xmlns:wne="http://schemas.microsoft.com/office/word/2006/wordml" xmlns:wps="http://schemas.microsoft.com/office/word/2010/wordprocessingShape" xmlns:wpsCustomData="http://www.wps.cn/officeDocument/2013/wpsCustomData" mc:Ignorable="w14 w15 wp14">
-  <w:endnote w:type="separator" w:id="0">
-    <w:p>
-      <w:pPr>
-        <w:spacing w:line="240" w:lineRule="auto"/>
-      </w:pPr>
-      <w:r>
-        <w:separator/>
-      </w:r>
-    </w:p>
-  </w:endnote>
-  <w:endnote w:type="continuationSeparator" w:id="1">
-    <w:p>
-      <w:pPr>
-        <w:spacing w:line="240" w:lineRule="auto"/>
-      </w:pPr>
-      <w:r>
-        <w:continuationSeparator/>
-      </w:r>
-    </w:p>
-  </w:endnote>
-</w:endnotes>
-</file>
-
 <file path=word/footer1.xml><?xml version="1.0" encoding="utf-8"?>
-<w:ftr xmlns:wpc="http://schemas.microsoft.com/office/word/2010/wordprocessingCanvas" xmlns:mc="http://schemas.openxmlformats.org/markup-compatibility/2006" xmlns:o="urn:schemas-microsoft-com:office:office" xmlns:r="http://schemas.openxmlformats.org/officeDocument/2006/relationships" xmlns:m="http://schemas.openxmlformats.org/officeDocument/2006/math" xmlns:v="urn:schemas-microsoft-com:vml" xmlns:wp14="http://schemas.microsoft.com/office/word/2010/wordprocessingDrawing" xmlns:wp="http://schemas.openxmlformats.org/drawingml/2006/wordprocessingDrawing" xmlns:w10="urn:schemas-microsoft-com:office:word" xmlns:w="http://schemas.openxmlformats.org/wordprocessingml/2006/main" xmlns:w14="http://schemas.microsoft.com/office/word/2010/wordml" xmlns:w15="http://schemas.microsoft.com/office/word/2012/wordml" xmlns:wpg="http://schemas.microsoft.com/office/word/2010/wordprocessingGroup" xmlns:wpi="http://schemas.microsoft.com/office/word/2010/wordprocessingInk" xmlns:wne="http://schemas.microsoft.com/office/word/2006/wordml" xmlns:wps="http://schemas.microsoft.com/office/word/2010/wordprocessingShape" xmlns:wpsCustomData="http://www.wps.cn/officeDocument/2013/wpsCustomData" mc:Ignorable="w14 w15 wp14">
+<w:ftr xmlns:wpc="http://schemas.microsoft.com/office/word/2010/wordprocessingCanvas" xmlns:mc="http://schemas.openxmlformats.org/markup-compatibility/2006" xmlns:o="urn:schemas-microsoft-com:office:office" xmlns:r="http://schemas.openxmlformats.org/officeDocument/2006/relationships" xmlns:m="http://schemas.openxmlformats.org/officeDocument/2006/math" xmlns:v="urn:schemas-microsoft-com:vml" xmlns:wp14="http://schemas.microsoft.com/office/word/2010/wordprocessingDrawing" xmlns:wp="http://schemas.openxmlformats.org/drawingml/2006/wordprocessingDrawing" xmlns:w10="urn:schemas-microsoft-com:office:word" xmlns:w="http://schemas.openxmlformats.org/wordprocessingml/2006/main" xmlns:w14="http://schemas.microsoft.com/office/word/2010/wordml" xmlns:w15="http://schemas.microsoft.com/office/word/2012/wordml" xmlns:wne="http://schemas.microsoft.com/office/word/2006/wordml" xmlns:wpg="http://schemas.microsoft.com/office/word/2010/wordprocessingGroup" xmlns:wpi="http://schemas.microsoft.com/office/word/2010/wordprocessingInk" xmlns:wps="http://schemas.microsoft.com/office/word/2010/wordprocessingShape" mc:Ignorable="w14 w15 wp14">
   <w:p>
     <w:pPr>
-      <w:pStyle w:val="12"/>
+      <w:pStyle w:val="BodyText"/>
       <w:spacing w:before="64" w:line="183" w:lineRule="auto"/>
       <w:ind w:left="4520"/>
       <w:rPr>
@@ -8288,11 +8060,8 @@
     </w:pPr>
     <w:r>
       <w:pict>
-        <v:shape id="_x0000_s4097" o:spid="_x0000_s4097" style="position:absolute;left:0pt;margin-left:76.55pt;margin-top:768.6pt;height:0.25pt;width:456.5pt;mso-position-horizontal-relative:page;mso-position-vertical-relative:page;z-index:251659264;mso-width-relative:page;mso-height-relative:page;" filled="f" stroked="t" coordsize="9130,5" o:allowincell="f" path="m0,2l9130,2e">
-          <v:fill on="f" focussize="0,0"/>
+        <v:shape id="_x0000_s4097" o:spid="_x0000_s2049" style="height:0.25pt;margin-left:76.55pt;margin-top:768.6pt;mso-height-relative:page;mso-position-horizontal-relative:page;mso-position-vertical-relative:page;mso-width-relative:page;position:absolute;width:456.5pt;z-index:251658240" coordsize="9130,5" o:allowincell="f" path="m,2l9130,2e" filled="f" stroked="t">
           <v:stroke joinstyle="miter"/>
-          <v:imagedata o:title=""/>
-          <o:lock v:ext="edit"/>
         </v:shape>
       </w:pict>
     </w:r>
@@ -8308,10 +8077,10 @@
 </file>
 
 <file path=word/footer2.xml><?xml version="1.0" encoding="utf-8"?>
-<w:ftr xmlns:wpc="http://schemas.microsoft.com/office/word/2010/wordprocessingCanvas" xmlns:mc="http://schemas.openxmlformats.org/markup-compatibility/2006" xmlns:o="urn:schemas-microsoft-com:office:office" xmlns:r="http://schemas.openxmlformats.org/officeDocument/2006/relationships" xmlns:m="http://schemas.openxmlformats.org/officeDocument/2006/math" xmlns:v="urn:schemas-microsoft-com:vml" xmlns:wp14="http://schemas.microsoft.com/office/word/2010/wordprocessingDrawing" xmlns:wp="http://schemas.openxmlformats.org/drawingml/2006/wordprocessingDrawing" xmlns:w10="urn:schemas-microsoft-com:office:word" xmlns:w="http://schemas.openxmlformats.org/wordprocessingml/2006/main" xmlns:w14="http://schemas.microsoft.com/office/word/2010/wordml" xmlns:w15="http://schemas.microsoft.com/office/word/2012/wordml" xmlns:wpg="http://schemas.microsoft.com/office/word/2010/wordprocessingGroup" xmlns:wpi="http://schemas.microsoft.com/office/word/2010/wordprocessingInk" xmlns:wne="http://schemas.microsoft.com/office/word/2006/wordml" xmlns:wps="http://schemas.microsoft.com/office/word/2010/wordprocessingShape" xmlns:wpsCustomData="http://www.wps.cn/officeDocument/2013/wpsCustomData" mc:Ignorable="w14 w15 wp14">
+<w:ftr xmlns:wpc="http://schemas.microsoft.com/office/word/2010/wordprocessingCanvas" xmlns:mc="http://schemas.openxmlformats.org/markup-compatibility/2006" xmlns:o="urn:schemas-microsoft-com:office:office" xmlns:r="http://schemas.openxmlformats.org/officeDocument/2006/relationships" xmlns:m="http://schemas.openxmlformats.org/officeDocument/2006/math" xmlns:v="urn:schemas-microsoft-com:vml" xmlns:wp14="http://schemas.microsoft.com/office/word/2010/wordprocessingDrawing" xmlns:wp="http://schemas.openxmlformats.org/drawingml/2006/wordprocessingDrawing" xmlns:w10="urn:schemas-microsoft-com:office:word" xmlns:w="http://schemas.openxmlformats.org/wordprocessingml/2006/main" xmlns:w14="http://schemas.microsoft.com/office/word/2010/wordml" xmlns:w15="http://schemas.microsoft.com/office/word/2012/wordml" xmlns:wne="http://schemas.microsoft.com/office/word/2006/wordml" xmlns:wpg="http://schemas.microsoft.com/office/word/2010/wordprocessingGroup" xmlns:wpi="http://schemas.microsoft.com/office/word/2010/wordprocessingInk" xmlns:wps="http://schemas.microsoft.com/office/word/2010/wordprocessingShape" mc:Ignorable="w14 w15 wp14">
   <w:p>
     <w:pPr>
-      <w:pStyle w:val="12"/>
+      <w:pStyle w:val="BodyText"/>
       <w:spacing w:line="52" w:lineRule="auto"/>
       <w:rPr>
         <w:sz w:val="2"/>
@@ -8319,11 +8088,8 @@
     </w:pPr>
     <w:r>
       <w:pict>
-        <v:shape id="_x0000_s4098" o:spid="_x0000_s4098" style="position:absolute;left:0pt;margin-left:76.55pt;margin-top:780.7pt;height:0.25pt;width:456.5pt;mso-position-horizontal-relative:page;mso-position-vertical-relative:page;z-index:251660288;mso-width-relative:page;mso-height-relative:page;" filled="f" stroked="t" coordsize="9130,5" o:allowincell="f" path="m0,2l9130,2e">
-          <v:fill on="f" focussize="0,0"/>
+        <v:shape id="_x0000_s4098" o:spid="_x0000_s2050" style="height:0.25pt;margin-left:76.55pt;margin-top:780.7pt;mso-height-relative:page;mso-position-horizontal-relative:page;mso-position-vertical-relative:page;mso-width-relative:page;position:absolute;width:456.5pt;z-index:251659264" coordsize="9130,5" o:allowincell="f" path="m,2l9130,2e" filled="f" stroked="t">
           <v:stroke joinstyle="miter"/>
-          <v:imagedata o:title=""/>
-          <o:lock v:ext="edit"/>
         </v:shape>
       </w:pict>
     </w:r>
@@ -8331,41 +8097,16 @@
 </w:ftr>
 </file>
 
-<file path=word/footnotes.xml><?xml version="1.0" encoding="utf-8"?>
-<w:footnotes xmlns:wpc="http://schemas.microsoft.com/office/word/2010/wordprocessingCanvas" xmlns:mc="http://schemas.openxmlformats.org/markup-compatibility/2006" xmlns:o="urn:schemas-microsoft-com:office:office" xmlns:r="http://schemas.openxmlformats.org/officeDocument/2006/relationships" xmlns:m="http://schemas.openxmlformats.org/officeDocument/2006/math" xmlns:v="urn:schemas-microsoft-com:vml" xmlns:wp14="http://schemas.microsoft.com/office/word/2010/wordprocessingDrawing" xmlns:wp="http://schemas.openxmlformats.org/drawingml/2006/wordprocessingDrawing" xmlns:w="http://schemas.openxmlformats.org/wordprocessingml/2006/main" xmlns:w14="http://schemas.microsoft.com/office/word/2010/wordml" xmlns:w15="http://schemas.microsoft.com/office/word/2012/wordml" xmlns:w10="urn:schemas-microsoft-com:office:word" xmlns:wpg="http://schemas.microsoft.com/office/word/2010/wordprocessingGroup" xmlns:wpi="http://schemas.microsoft.com/office/word/2010/wordprocessingInk" xmlns:wne="http://schemas.microsoft.com/office/word/2006/wordml" xmlns:wps="http://schemas.microsoft.com/office/word/2010/wordprocessingShape" xmlns:wpsCustomData="http://www.wps.cn/officeDocument/2013/wpsCustomData" mc:Ignorable="w14 w15 wp14">
-  <w:footnote w:type="separator" w:id="0">
-    <w:p>
-      <w:pPr>
-        <w:spacing w:line="360" w:lineRule="auto"/>
-      </w:pPr>
-      <w:r>
-        <w:separator/>
-      </w:r>
-    </w:p>
-  </w:footnote>
-  <w:footnote w:type="continuationSeparator" w:id="1">
-    <w:p>
-      <w:pPr>
-        <w:spacing w:line="360" w:lineRule="auto"/>
-      </w:pPr>
-      <w:r>
-        <w:continuationSeparator/>
-      </w:r>
-    </w:p>
-  </w:footnote>
-</w:footnotes>
-</file>
-
 <file path=word/numbering.xml><?xml version="1.0" encoding="utf-8"?>
-<w:numbering xmlns:wpc="http://schemas.microsoft.com/office/word/2010/wordprocessingCanvas" xmlns:mc="http://schemas.openxmlformats.org/markup-compatibility/2006" xmlns:o="urn:schemas-microsoft-com:office:office" xmlns:r="http://schemas.openxmlformats.org/officeDocument/2006/relationships" xmlns:m="http://schemas.openxmlformats.org/officeDocument/2006/math" xmlns:v="urn:schemas-microsoft-com:vml" xmlns:wp14="http://schemas.microsoft.com/office/word/2010/wordprocessingDrawing" xmlns:wp="http://schemas.openxmlformats.org/drawingml/2006/wordprocessingDrawing" xmlns:w10="urn:schemas-microsoft-com:office:word" xmlns:w="http://schemas.openxmlformats.org/wordprocessingml/2006/main" xmlns:w14="http://schemas.microsoft.com/office/word/2010/wordml" xmlns:wpg="http://schemas.microsoft.com/office/word/2010/wordprocessingGroup" xmlns:wpi="http://schemas.microsoft.com/office/word/2010/wordprocessingInk" xmlns:wne="http://schemas.microsoft.com/office/word/2006/wordml" xmlns:wps="http://schemas.microsoft.com/office/word/2010/wordprocessingShape" xmlns:wpsCustomData="http://www.wps.cn/officeDocument/2013/wpsCustomData" mc:Ignorable="w14 wp14">
+<w:numbering xmlns:wpc="http://schemas.microsoft.com/office/word/2010/wordprocessingCanvas" xmlns:mc="http://schemas.openxmlformats.org/markup-compatibility/2006" xmlns:o="urn:schemas-microsoft-com:office:office" xmlns:r="http://schemas.openxmlformats.org/officeDocument/2006/relationships" xmlns:m="http://schemas.openxmlformats.org/officeDocument/2006/math" xmlns:v="urn:schemas-microsoft-com:vml" xmlns:wp14="http://schemas.microsoft.com/office/word/2010/wordprocessingDrawing" xmlns:wp="http://schemas.openxmlformats.org/drawingml/2006/wordprocessingDrawing" xmlns:w10="urn:schemas-microsoft-com:office:word" xmlns:w="http://schemas.openxmlformats.org/wordprocessingml/2006/main" xmlns:w14="http://schemas.microsoft.com/office/word/2010/wordml" xmlns:w15="http://schemas.microsoft.com/office/word/2012/wordml" xmlns:wne="http://schemas.microsoft.com/office/word/2006/wordml" xmlns:wpg="http://schemas.microsoft.com/office/word/2010/wordprocessingGroup" xmlns:wpi="http://schemas.microsoft.com/office/word/2010/wordprocessingInk" xmlns:wps="http://schemas.microsoft.com/office/word/2010/wordprocessingShape" mc:Ignorable="w14 w15 wp14">
   <w:abstractNum w:abstractNumId="0">
     <w:nsid w:val="8E964DCE"/>
     <w:multiLevelType w:val="multilevel"/>
     <w:tmpl w:val="8E964DCE"/>
-    <w:lvl w:ilvl="0" w:tentative="0">
+    <w:lvl w:ilvl="0">
       <w:start w:val="1"/>
       <w:numFmt w:val="decimal"/>
-      <w:pStyle w:val="2"/>
+      <w:pStyle w:val="Heading1"/>
       <w:lvlText w:val="%1."/>
       <w:lvlJc w:val="left"/>
       <w:pPr>
@@ -8375,10 +8116,10 @@
         <w:rFonts w:hint="default"/>
       </w:rPr>
     </w:lvl>
-    <w:lvl w:ilvl="1" w:tentative="0">
+    <w:lvl w:ilvl="1">
       <w:start w:val="1"/>
       <w:numFmt w:val="decimal"/>
-      <w:pStyle w:val="3"/>
+      <w:pStyle w:val="Heading2"/>
       <w:lvlText w:val="%1.%2."/>
       <w:lvlJc w:val="left"/>
       <w:pPr>
@@ -8388,10 +8129,10 @@
         <w:rFonts w:hint="default"/>
       </w:rPr>
     </w:lvl>
-    <w:lvl w:ilvl="2" w:tentative="0">
+    <w:lvl w:ilvl="2">
       <w:start w:val="1"/>
       <w:numFmt w:val="decimal"/>
-      <w:pStyle w:val="4"/>
+      <w:pStyle w:val="Heading3"/>
       <w:lvlText w:val="%1.%2.%3."/>
       <w:lvlJc w:val="left"/>
       <w:pPr>
@@ -8401,10 +8142,10 @@
         <w:rFonts w:hint="default"/>
       </w:rPr>
     </w:lvl>
-    <w:lvl w:ilvl="3" w:tentative="0">
+    <w:lvl w:ilvl="3">
       <w:start w:val="1"/>
       <w:numFmt w:val="decimal"/>
-      <w:pStyle w:val="5"/>
+      <w:pStyle w:val="Heading4"/>
       <w:lvlText w:val="%1.%2.%3.%4."/>
       <w:lvlJc w:val="left"/>
       <w:pPr>
@@ -8414,10 +8155,10 @@
         <w:rFonts w:hint="default"/>
       </w:rPr>
     </w:lvl>
-    <w:lvl w:ilvl="4" w:tentative="0">
+    <w:lvl w:ilvl="4">
       <w:start w:val="1"/>
       <w:numFmt w:val="decimal"/>
-      <w:pStyle w:val="6"/>
+      <w:pStyle w:val="Heading5"/>
       <w:lvlText w:val="%1.%2.%3.%4.%5."/>
       <w:lvlJc w:val="left"/>
       <w:pPr>
@@ -8427,10 +8168,10 @@
         <w:rFonts w:hint="default"/>
       </w:rPr>
     </w:lvl>
-    <w:lvl w:ilvl="5" w:tentative="0">
+    <w:lvl w:ilvl="5">
       <w:start w:val="1"/>
       <w:numFmt w:val="decimal"/>
-      <w:pStyle w:val="7"/>
+      <w:pStyle w:val="Heading6"/>
       <w:lvlText w:val="%1.%2.%3.%4.%5.%6."/>
       <w:lvlJc w:val="left"/>
       <w:pPr>
@@ -8440,10 +8181,10 @@
         <w:rFonts w:hint="default"/>
       </w:rPr>
     </w:lvl>
-    <w:lvl w:ilvl="6" w:tentative="0">
+    <w:lvl w:ilvl="6">
       <w:start w:val="1"/>
       <w:numFmt w:val="decimal"/>
-      <w:pStyle w:val="8"/>
+      <w:pStyle w:val="Heading7"/>
       <w:lvlText w:val="%1.%2.%3.%4.%5.%6.%7."/>
       <w:lvlJc w:val="left"/>
       <w:pPr>
@@ -8453,10 +8194,10 @@
         <w:rFonts w:hint="default"/>
       </w:rPr>
     </w:lvl>
-    <w:lvl w:ilvl="7" w:tentative="0">
+    <w:lvl w:ilvl="7">
       <w:start w:val="1"/>
       <w:numFmt w:val="decimal"/>
-      <w:pStyle w:val="9"/>
+      <w:pStyle w:val="Heading8"/>
       <w:lvlText w:val="%1.%2.%3.%4.%5.%6.%7.%8."/>
       <w:lvlJc w:val="left"/>
       <w:pPr>
@@ -8466,10 +8207,10 @@
         <w:rFonts w:hint="default"/>
       </w:rPr>
     </w:lvl>
-    <w:lvl w:ilvl="8" w:tentative="0">
+    <w:lvl w:ilvl="8">
       <w:start w:val="1"/>
       <w:numFmt w:val="decimal"/>
-      <w:pStyle w:val="10"/>
+      <w:pStyle w:val="Heading9"/>
       <w:lvlText w:val="%1.%2.%3.%4.%5.%6.%7.%8.%9."/>
       <w:lvlJc w:val="left"/>
       <w:pPr>
@@ -8487,269 +8228,267 @@
 </file>
 
 <file path=word/styles.xml><?xml version="1.0" encoding="utf-8"?>
-<w:styles xmlns:mc="http://schemas.openxmlformats.org/markup-compatibility/2006" xmlns:o="urn:schemas-microsoft-com:office:office" xmlns:r="http://schemas.openxmlformats.org/officeDocument/2006/relationships" xmlns:m="http://schemas.openxmlformats.org/officeDocument/2006/math" xmlns:v="urn:schemas-microsoft-com:vml" xmlns:w="http://schemas.openxmlformats.org/wordprocessingml/2006/main" xmlns:w14="http://schemas.microsoft.com/office/word/2010/wordml" xmlns:w10="urn:schemas-microsoft-com:office:word" xmlns:sl="http://schemas.openxmlformats.org/schemaLibrary/2006/main" xmlns:wpsCustomData="http://www.wps.cn/officeDocument/2013/wpsCustomData" mc:Ignorable="w14">
+<w:styles xmlns:mc="http://schemas.openxmlformats.org/markup-compatibility/2006" xmlns:r="http://schemas.openxmlformats.org/officeDocument/2006/relationships" xmlns:w="http://schemas.openxmlformats.org/wordprocessingml/2006/main" xmlns:w14="http://schemas.microsoft.com/office/word/2010/wordml" xmlns:w15="http://schemas.microsoft.com/office/word/2012/wordml" mc:Ignorable="w14 w15">
   <w:docDefaults>
     <w:rPrDefault>
       <w:rPr>
-        <w:rFonts w:ascii="Arial" w:hAnsi="Arial" w:eastAsia="Arial" w:cs="Arial"/>
+        <w:rFonts w:ascii="Arial" w:eastAsia="Arial" w:hAnsi="Arial" w:cs="Arial"/>
       </w:rPr>
     </w:rPrDefault>
     <w:pPrDefault/>
   </w:docDefaults>
-  <w:latentStyles w:count="260" w:defQFormat="0" w:defUnhideWhenUsed="1" w:defSemiHidden="1" w:defUIPriority="99" w:defLockedState="0">
-    <w:lsdException w:qFormat="1" w:unhideWhenUsed="0" w:uiPriority="0" w:semiHidden="0" w:name="Normal"/>
-    <w:lsdException w:qFormat="1" w:unhideWhenUsed="0" w:uiPriority="0" w:semiHidden="0" w:name="heading 1"/>
-    <w:lsdException w:qFormat="1" w:uiPriority="0" w:semiHidden="0" w:name="heading 2"/>
-    <w:lsdException w:qFormat="1" w:uiPriority="0" w:name="heading 3"/>
-    <w:lsdException w:qFormat="1" w:uiPriority="0" w:semiHidden="0" w:name="heading 4"/>
-    <w:lsdException w:qFormat="1" w:uiPriority="0" w:name="heading 5"/>
-    <w:lsdException w:qFormat="1" w:uiPriority="0" w:name="heading 6"/>
-    <w:lsdException w:qFormat="1" w:uiPriority="0" w:name="heading 7"/>
-    <w:lsdException w:qFormat="1" w:uiPriority="0" w:name="heading 8"/>
-    <w:lsdException w:qFormat="1" w:uiPriority="0" w:name="heading 9"/>
-    <w:lsdException w:unhideWhenUsed="0" w:uiPriority="0" w:semiHidden="0" w:name="index 1"/>
-    <w:lsdException w:unhideWhenUsed="0" w:uiPriority="0" w:semiHidden="0" w:name="index 2"/>
-    <w:lsdException w:unhideWhenUsed="0" w:uiPriority="0" w:semiHidden="0" w:name="index 3"/>
-    <w:lsdException w:unhideWhenUsed="0" w:uiPriority="0" w:semiHidden="0" w:name="index 4"/>
-    <w:lsdException w:unhideWhenUsed="0" w:uiPriority="0" w:semiHidden="0" w:name="index 5"/>
-    <w:lsdException w:unhideWhenUsed="0" w:uiPriority="0" w:semiHidden="0" w:name="index 6"/>
-    <w:lsdException w:unhideWhenUsed="0" w:uiPriority="0" w:semiHidden="0" w:name="index 7"/>
-    <w:lsdException w:unhideWhenUsed="0" w:uiPriority="0" w:semiHidden="0" w:name="index 8"/>
-    <w:lsdException w:unhideWhenUsed="0" w:uiPriority="0" w:semiHidden="0" w:name="index 9"/>
-    <w:lsdException w:qFormat="1" w:unhideWhenUsed="0" w:uiPriority="0" w:semiHidden="0" w:name="toc 1"/>
-    <w:lsdException w:qFormat="1" w:unhideWhenUsed="0" w:uiPriority="0" w:semiHidden="0" w:name="toc 2"/>
-    <w:lsdException w:qFormat="1" w:unhideWhenUsed="0" w:uiPriority="0" w:semiHidden="0" w:name="toc 3"/>
-    <w:lsdException w:unhideWhenUsed="0" w:uiPriority="0" w:semiHidden="0" w:name="toc 4"/>
-    <w:lsdException w:unhideWhenUsed="0" w:uiPriority="0" w:semiHidden="0" w:name="toc 5"/>
-    <w:lsdException w:unhideWhenUsed="0" w:uiPriority="0" w:semiHidden="0" w:name="toc 6"/>
-    <w:lsdException w:unhideWhenUsed="0" w:uiPriority="0" w:semiHidden="0" w:name="toc 7"/>
-    <w:lsdException w:unhideWhenUsed="0" w:uiPriority="0" w:semiHidden="0" w:name="toc 8"/>
-    <w:lsdException w:unhideWhenUsed="0" w:uiPriority="0" w:semiHidden="0" w:name="toc 9"/>
-    <w:lsdException w:unhideWhenUsed="0" w:uiPriority="0" w:semiHidden="0" w:name="Normal Indent"/>
-    <w:lsdException w:unhideWhenUsed="0" w:uiPriority="0" w:semiHidden="0" w:name="footnote text"/>
-    <w:lsdException w:qFormat="1" w:unhideWhenUsed="0" w:uiPriority="0" w:semiHidden="0" w:name="annotation text"/>
-    <w:lsdException w:qFormat="1" w:unhideWhenUsed="0" w:uiPriority="0" w:semiHidden="0" w:name="header"/>
-    <w:lsdException w:qFormat="1" w:unhideWhenUsed="0" w:uiPriority="0" w:semiHidden="0" w:name="footer"/>
-    <w:lsdException w:unhideWhenUsed="0" w:uiPriority="0" w:semiHidden="0" w:name="index heading"/>
-    <w:lsdException w:qFormat="1" w:uiPriority="0" w:name="caption"/>
-    <w:lsdException w:unhideWhenUsed="0" w:uiPriority="0" w:semiHidden="0" w:name="table of figures"/>
-    <w:lsdException w:unhideWhenUsed="0" w:uiPriority="0" w:semiHidden="0" w:name="envelope address"/>
-    <w:lsdException w:unhideWhenUsed="0" w:uiPriority="0" w:semiHidden="0" w:name="envelope return"/>
-    <w:lsdException w:unhideWhenUsed="0" w:uiPriority="0" w:semiHidden="0" w:name="footnote reference"/>
-    <w:lsdException w:unhideWhenUsed="0" w:uiPriority="0" w:semiHidden="0" w:name="annotation reference"/>
-    <w:lsdException w:unhideWhenUsed="0" w:uiPriority="0" w:semiHidden="0" w:name="line number"/>
-    <w:lsdException w:unhideWhenUsed="0" w:uiPriority="0" w:semiHidden="0" w:name="page number"/>
-    <w:lsdException w:unhideWhenUsed="0" w:uiPriority="0" w:semiHidden="0" w:name="endnote reference"/>
-    <w:lsdException w:unhideWhenUsed="0" w:uiPriority="0" w:semiHidden="0" w:name="endnote text"/>
-    <w:lsdException w:unhideWhenUsed="0" w:uiPriority="0" w:semiHidden="0" w:name="table of authorities"/>
-    <w:lsdException w:unhideWhenUsed="0" w:uiPriority="0" w:semiHidden="0" w:name="macro"/>
-    <w:lsdException w:unhideWhenUsed="0" w:uiPriority="0" w:semiHidden="0" w:name="toa heading"/>
-    <w:lsdException w:unhideWhenUsed="0" w:uiPriority="0" w:semiHidden="0" w:name="List"/>
-    <w:lsdException w:unhideWhenUsed="0" w:uiPriority="0" w:semiHidden="0" w:name="List Bullet"/>
-    <w:lsdException w:unhideWhenUsed="0" w:uiPriority="0" w:semiHidden="0" w:name="List Number"/>
-    <w:lsdException w:unhideWhenUsed="0" w:uiPriority="0" w:semiHidden="0" w:name="List 2"/>
-    <w:lsdException w:unhideWhenUsed="0" w:uiPriority="0" w:semiHidden="0" w:name="List 3"/>
-    <w:lsdException w:unhideWhenUsed="0" w:uiPriority="0" w:semiHidden="0" w:name="List 4"/>
-    <w:lsdException w:unhideWhenUsed="0" w:uiPriority="0" w:semiHidden="0" w:name="List 5"/>
-    <w:lsdException w:unhideWhenUsed="0" w:uiPriority="0" w:semiHidden="0" w:name="List Bullet 2"/>
-    <w:lsdException w:unhideWhenUsed="0" w:uiPriority="0" w:semiHidden="0" w:name="List Bullet 3"/>
-    <w:lsdException w:unhideWhenUsed="0" w:uiPriority="0" w:semiHidden="0" w:name="List Bullet 4"/>
-    <w:lsdException w:unhideWhenUsed="0" w:uiPriority="0" w:semiHidden="0" w:name="List Bullet 5"/>
-    <w:lsdException w:unhideWhenUsed="0" w:uiPriority="0" w:semiHidden="0" w:name="List Number 2"/>
-    <w:lsdException w:unhideWhenUsed="0" w:uiPriority="0" w:semiHidden="0" w:name="List Number 3"/>
-    <w:lsdException w:unhideWhenUsed="0" w:uiPriority="0" w:semiHidden="0" w:name="List Number 4"/>
-    <w:lsdException w:unhideWhenUsed="0" w:uiPriority="0" w:semiHidden="0" w:name="List Number 5"/>
-    <w:lsdException w:qFormat="1" w:unhideWhenUsed="0" w:uiPriority="0" w:semiHidden="0" w:name="Title"/>
-    <w:lsdException w:unhideWhenUsed="0" w:uiPriority="0" w:semiHidden="0" w:name="Closing"/>
-    <w:lsdException w:unhideWhenUsed="0" w:uiPriority="0" w:semiHidden="0" w:name="Signature"/>
-    <w:lsdException w:qFormat="1" w:unhideWhenUsed="0" w:uiPriority="0" w:name="Default Paragraph Font"/>
-    <w:lsdException w:qFormat="1" w:unhideWhenUsed="0" w:uiPriority="0" w:name="Body Text"/>
-    <w:lsdException w:unhideWhenUsed="0" w:uiPriority="0" w:semiHidden="0" w:name="Body Text Indent"/>
-    <w:lsdException w:unhideWhenUsed="0" w:uiPriority="0" w:semiHidden="0" w:name="List Continue"/>
-    <w:lsdException w:unhideWhenUsed="0" w:uiPriority="0" w:semiHidden="0" w:name="List Continue 2"/>
-    <w:lsdException w:unhideWhenUsed="0" w:uiPriority="0" w:semiHidden="0" w:name="List Continue 3"/>
-    <w:lsdException w:unhideWhenUsed="0" w:uiPriority="0" w:semiHidden="0" w:name="List Continue 4"/>
-    <w:lsdException w:unhideWhenUsed="0" w:uiPriority="0" w:semiHidden="0" w:name="List Continue 5"/>
-    <w:lsdException w:unhideWhenUsed="0" w:uiPriority="0" w:semiHidden="0" w:name="Message Header"/>
-    <w:lsdException w:qFormat="1" w:unhideWhenUsed="0" w:uiPriority="0" w:semiHidden="0" w:name="Subtitle"/>
-    <w:lsdException w:unhideWhenUsed="0" w:uiPriority="0" w:semiHidden="0" w:name="Salutation"/>
-    <w:lsdException w:unhideWhenUsed="0" w:uiPriority="0" w:semiHidden="0" w:name="Date"/>
-    <w:lsdException w:unhideWhenUsed="0" w:uiPriority="0" w:semiHidden="0" w:name="Body Text First Indent"/>
-    <w:lsdException w:unhideWhenUsed="0" w:uiPriority="0" w:semiHidden="0" w:name="Body Text First Indent 2"/>
-    <w:lsdException w:uiPriority="99" w:name="Note Heading"/>
-    <w:lsdException w:unhideWhenUsed="0" w:uiPriority="0" w:semiHidden="0" w:name="Body Text 2"/>
-    <w:lsdException w:unhideWhenUsed="0" w:uiPriority="0" w:semiHidden="0" w:name="Body Text 3"/>
-    <w:lsdException w:unhideWhenUsed="0" w:uiPriority="0" w:semiHidden="0" w:name="Body Text Indent 2"/>
-    <w:lsdException w:unhideWhenUsed="0" w:uiPriority="0" w:semiHidden="0" w:name="Body Text Indent 3"/>
-    <w:lsdException w:unhideWhenUsed="0" w:uiPriority="0" w:semiHidden="0" w:name="Block Text"/>
-    <w:lsdException w:unhideWhenUsed="0" w:uiPriority="0" w:semiHidden="0" w:name="Hyperlink"/>
-    <w:lsdException w:unhideWhenUsed="0" w:uiPriority="0" w:semiHidden="0" w:name="FollowedHyperlink"/>
-    <w:lsdException w:qFormat="1" w:unhideWhenUsed="0" w:uiPriority="0" w:semiHidden="0" w:name="Strong"/>
-    <w:lsdException w:qFormat="1" w:unhideWhenUsed="0" w:uiPriority="0" w:semiHidden="0" w:name="Emphasis"/>
-    <w:lsdException w:unhideWhenUsed="0" w:uiPriority="0" w:semiHidden="0" w:name="Document Map"/>
-    <w:lsdException w:unhideWhenUsed="0" w:uiPriority="0" w:semiHidden="0" w:name="Plain Text"/>
-    <w:lsdException w:unhideWhenUsed="0" w:uiPriority="0" w:semiHidden="0" w:name="E-mail Signature"/>
-    <w:lsdException w:qFormat="1" w:unhideWhenUsed="0" w:uiPriority="0" w:semiHidden="0" w:name="Normal (Web)"/>
-    <w:lsdException w:unhideWhenUsed="0" w:uiPriority="0" w:semiHidden="0" w:name="HTML Acronym"/>
-    <w:lsdException w:unhideWhenUsed="0" w:uiPriority="0" w:semiHidden="0" w:name="HTML Address"/>
-    <w:lsdException w:unhideWhenUsed="0" w:uiPriority="0" w:semiHidden="0" w:name="HTML Cite"/>
-    <w:lsdException w:unhideWhenUsed="0" w:uiPriority="0" w:semiHidden="0" w:name="HTML Code"/>
-    <w:lsdException w:unhideWhenUsed="0" w:uiPriority="0" w:semiHidden="0" w:name="HTML Definition"/>
-    <w:lsdException w:unhideWhenUsed="0" w:uiPriority="0" w:semiHidden="0" w:name="HTML Keyboard"/>
-    <w:lsdException w:unhideWhenUsed="0" w:uiPriority="0" w:semiHidden="0" w:name="HTML Preformatted"/>
-    <w:lsdException w:unhideWhenUsed="0" w:uiPriority="0" w:semiHidden="0" w:name="HTML Sample"/>
-    <w:lsdException w:unhideWhenUsed="0" w:uiPriority="0" w:semiHidden="0" w:name="HTML Typewriter"/>
-    <w:lsdException w:unhideWhenUsed="0" w:uiPriority="0" w:semiHidden="0" w:name="HTML Variable"/>
-    <w:lsdException w:qFormat="1" w:uiPriority="99" w:name="Normal Table"/>
-    <w:lsdException w:unhideWhenUsed="0" w:uiPriority="0" w:semiHidden="0" w:name="annotation subject"/>
-    <w:lsdException w:unhideWhenUsed="0" w:uiPriority="0" w:semiHidden="0" w:name="Table Simple 1"/>
-    <w:lsdException w:unhideWhenUsed="0" w:uiPriority="0" w:semiHidden="0" w:name="Table Simple 2"/>
-    <w:lsdException w:unhideWhenUsed="0" w:uiPriority="0" w:semiHidden="0" w:name="Table Simple 3"/>
-    <w:lsdException w:unhideWhenUsed="0" w:uiPriority="0" w:semiHidden="0" w:name="Table Classic 1"/>
-    <w:lsdException w:unhideWhenUsed="0" w:uiPriority="0" w:semiHidden="0" w:name="Table Classic 2"/>
-    <w:lsdException w:unhideWhenUsed="0" w:uiPriority="0" w:semiHidden="0" w:name="Table Classic 3"/>
-    <w:lsdException w:unhideWhenUsed="0" w:uiPriority="0" w:semiHidden="0" w:name="Table Classic 4"/>
-    <w:lsdException w:unhideWhenUsed="0" w:uiPriority="0" w:semiHidden="0" w:name="Table Colorful 1"/>
-    <w:lsdException w:unhideWhenUsed="0" w:uiPriority="0" w:semiHidden="0" w:name="Table Colorful 2"/>
-    <w:lsdException w:unhideWhenUsed="0" w:uiPriority="0" w:semiHidden="0" w:name="Table Colorful 3"/>
-    <w:lsdException w:unhideWhenUsed="0" w:uiPriority="0" w:semiHidden="0" w:name="Table Columns 1"/>
-    <w:lsdException w:unhideWhenUsed="0" w:uiPriority="0" w:semiHidden="0" w:name="Table Columns 2"/>
-    <w:lsdException w:unhideWhenUsed="0" w:uiPriority="0" w:semiHidden="0" w:name="Table Columns 3"/>
-    <w:lsdException w:unhideWhenUsed="0" w:uiPriority="0" w:semiHidden="0" w:name="Table Columns 4"/>
-    <w:lsdException w:unhideWhenUsed="0" w:uiPriority="0" w:semiHidden="0" w:name="Table Columns 5"/>
-    <w:lsdException w:unhideWhenUsed="0" w:uiPriority="0" w:semiHidden="0" w:name="Table Grid 1"/>
-    <w:lsdException w:unhideWhenUsed="0" w:uiPriority="0" w:semiHidden="0" w:name="Table Grid 2"/>
-    <w:lsdException w:unhideWhenUsed="0" w:uiPriority="0" w:semiHidden="0" w:name="Table Grid 3"/>
-    <w:lsdException w:unhideWhenUsed="0" w:uiPriority="0" w:semiHidden="0" w:name="Table Grid 4"/>
-    <w:lsdException w:unhideWhenUsed="0" w:uiPriority="0" w:semiHidden="0" w:name="Table Grid 5"/>
-    <w:lsdException w:unhideWhenUsed="0" w:uiPriority="0" w:semiHidden="0" w:name="Table Grid 6"/>
-    <w:lsdException w:unhideWhenUsed="0" w:uiPriority="0" w:semiHidden="0" w:name="Table Grid 7"/>
-    <w:lsdException w:unhideWhenUsed="0" w:uiPriority="0" w:semiHidden="0" w:name="Table Grid 8"/>
-    <w:lsdException w:unhideWhenUsed="0" w:uiPriority="0" w:semiHidden="0" w:name="Table List 1"/>
-    <w:lsdException w:unhideWhenUsed="0" w:uiPriority="0" w:semiHidden="0" w:name="Table List 2"/>
-    <w:lsdException w:unhideWhenUsed="0" w:uiPriority="0" w:semiHidden="0" w:name="Table List 3"/>
-    <w:lsdException w:unhideWhenUsed="0" w:uiPriority="0" w:semiHidden="0" w:name="Table List 4"/>
-    <w:lsdException w:unhideWhenUsed="0" w:uiPriority="0" w:semiHidden="0" w:name="Table List 5"/>
-    <w:lsdException w:unhideWhenUsed="0" w:uiPriority="0" w:semiHidden="0" w:name="Table List 6"/>
-    <w:lsdException w:unhideWhenUsed="0" w:uiPriority="0" w:semiHidden="0" w:name="Table List 7"/>
-    <w:lsdException w:unhideWhenUsed="0" w:uiPriority="0" w:semiHidden="0" w:name="Table List 8"/>
-    <w:lsdException w:unhideWhenUsed="0" w:uiPriority="0" w:semiHidden="0" w:name="Table 3D effects 1"/>
-    <w:lsdException w:unhideWhenUsed="0" w:uiPriority="0" w:semiHidden="0" w:name="Table 3D effects 2"/>
-    <w:lsdException w:unhideWhenUsed="0" w:uiPriority="0" w:semiHidden="0" w:name="Table 3D effects 3"/>
-    <w:lsdException w:unhideWhenUsed="0" w:uiPriority="0" w:semiHidden="0" w:name="Table Contemporary"/>
-    <w:lsdException w:unhideWhenUsed="0" w:uiPriority="0" w:semiHidden="0" w:name="Table Elegant"/>
-    <w:lsdException w:unhideWhenUsed="0" w:uiPriority="0" w:semiHidden="0" w:name="Table Professional"/>
-    <w:lsdException w:unhideWhenUsed="0" w:uiPriority="0" w:semiHidden="0" w:name="Table Subtle 1"/>
-    <w:lsdException w:unhideWhenUsed="0" w:uiPriority="0" w:semiHidden="0" w:name="Table Subtle 2"/>
-    <w:lsdException w:unhideWhenUsed="0" w:uiPriority="0" w:semiHidden="0" w:name="Table Web 1"/>
-    <w:lsdException w:unhideWhenUsed="0" w:uiPriority="0" w:semiHidden="0" w:name="Table Web 2"/>
-    <w:lsdException w:unhideWhenUsed="0" w:uiPriority="0" w:semiHidden="0" w:name="Table Web 3"/>
-    <w:lsdException w:unhideWhenUsed="0" w:uiPriority="0" w:semiHidden="0" w:name="Balloon Text"/>
-    <w:lsdException w:qFormat="1" w:unhideWhenUsed="0" w:uiPriority="0" w:semiHidden="0" w:name="Table Grid"/>
-    <w:lsdException w:unhideWhenUsed="0" w:uiPriority="0" w:semiHidden="0" w:name="Table Theme"/>
-    <w:lsdException w:unhideWhenUsed="0" w:uiPriority="60" w:semiHidden="0" w:name="Light Shading"/>
-    <w:lsdException w:unhideWhenUsed="0" w:uiPriority="61" w:semiHidden="0" w:name="Light List"/>
-    <w:lsdException w:unhideWhenUsed="0" w:uiPriority="62" w:semiHidden="0" w:name="Light Grid"/>
-    <w:lsdException w:unhideWhenUsed="0" w:uiPriority="63" w:semiHidden="0" w:name="Medium Shading 1"/>
-    <w:lsdException w:unhideWhenUsed="0" w:uiPriority="64" w:semiHidden="0" w:name="Medium Shading 2"/>
-    <w:lsdException w:unhideWhenUsed="0" w:uiPriority="65" w:semiHidden="0" w:name="Medium List 1"/>
-    <w:lsdException w:unhideWhenUsed="0" w:uiPriority="66" w:semiHidden="0" w:name="Medium List 2"/>
-    <w:lsdException w:unhideWhenUsed="0" w:uiPriority="67" w:semiHidden="0" w:name="Medium Grid 1"/>
-    <w:lsdException w:unhideWhenUsed="0" w:uiPriority="68" w:semiHidden="0" w:name="Medium Grid 2"/>
-    <w:lsdException w:unhideWhenUsed="0" w:uiPriority="69" w:semiHidden="0" w:name="Medium Grid 3"/>
-    <w:lsdException w:unhideWhenUsed="0" w:uiPriority="70" w:semiHidden="0" w:name="Dark List"/>
-    <w:lsdException w:unhideWhenUsed="0" w:uiPriority="71" w:semiHidden="0" w:name="Colorful Shading"/>
-    <w:lsdException w:unhideWhenUsed="0" w:uiPriority="72" w:semiHidden="0" w:name="Colorful List"/>
-    <w:lsdException w:unhideWhenUsed="0" w:uiPriority="73" w:semiHidden="0" w:name="Colorful Grid"/>
-    <w:lsdException w:unhideWhenUsed="0" w:uiPriority="60" w:semiHidden="0" w:name="Light Shading Accent 1"/>
-    <w:lsdException w:unhideWhenUsed="0" w:uiPriority="61" w:semiHidden="0" w:name="Light List Accent 1"/>
-    <w:lsdException w:unhideWhenUsed="0" w:uiPriority="62" w:semiHidden="0" w:name="Light Grid Accent 1"/>
-    <w:lsdException w:unhideWhenUsed="0" w:uiPriority="63" w:semiHidden="0" w:name="Medium Shading 1 Accent 1"/>
-    <w:lsdException w:unhideWhenUsed="0" w:uiPriority="64" w:semiHidden="0" w:name="Medium Shading 2 Accent 1"/>
-    <w:lsdException w:unhideWhenUsed="0" w:uiPriority="65" w:semiHidden="0" w:name="Medium List 1 Accent 1"/>
-    <w:lsdException w:unhideWhenUsed="0" w:uiPriority="66" w:semiHidden="0" w:name="Medium List 2 Accent 1"/>
-    <w:lsdException w:unhideWhenUsed="0" w:uiPriority="67" w:semiHidden="0" w:name="Medium Grid 1 Accent 1"/>
-    <w:lsdException w:unhideWhenUsed="0" w:uiPriority="68" w:semiHidden="0" w:name="Medium Grid 2 Accent 1"/>
-    <w:lsdException w:unhideWhenUsed="0" w:uiPriority="69" w:semiHidden="0" w:name="Medium Grid 3 Accent 1"/>
-    <w:lsdException w:unhideWhenUsed="0" w:uiPriority="70" w:semiHidden="0" w:name="Dark List Accent 1"/>
-    <w:lsdException w:unhideWhenUsed="0" w:uiPriority="71" w:semiHidden="0" w:name="Colorful Shading Accent 1"/>
-    <w:lsdException w:unhideWhenUsed="0" w:uiPriority="72" w:semiHidden="0" w:name="Colorful List Accent 1"/>
-    <w:lsdException w:unhideWhenUsed="0" w:uiPriority="73" w:semiHidden="0" w:name="Colorful Grid Accent 1"/>
-    <w:lsdException w:unhideWhenUsed="0" w:uiPriority="60" w:semiHidden="0" w:name="Light Shading Accent 2"/>
-    <w:lsdException w:unhideWhenUsed="0" w:uiPriority="61" w:semiHidden="0" w:name="Light List Accent 2"/>
-    <w:lsdException w:unhideWhenUsed="0" w:uiPriority="62" w:semiHidden="0" w:name="Light Grid Accent 2"/>
-    <w:lsdException w:unhideWhenUsed="0" w:uiPriority="63" w:semiHidden="0" w:name="Medium Shading 1 Accent 2"/>
-    <w:lsdException w:unhideWhenUsed="0" w:uiPriority="64" w:semiHidden="0" w:name="Medium Shading 2 Accent 2"/>
-    <w:lsdException w:unhideWhenUsed="0" w:uiPriority="65" w:semiHidden="0" w:name="Medium List 1 Accent 2"/>
-    <w:lsdException w:unhideWhenUsed="0" w:uiPriority="66" w:semiHidden="0" w:name="Medium List 2 Accent 2"/>
-    <w:lsdException w:unhideWhenUsed="0" w:uiPriority="67" w:semiHidden="0" w:name="Medium Grid 1 Accent 2"/>
-    <w:lsdException w:unhideWhenUsed="0" w:uiPriority="68" w:semiHidden="0" w:name="Medium Grid 2 Accent 2"/>
-    <w:lsdException w:unhideWhenUsed="0" w:uiPriority="69" w:semiHidden="0" w:name="Medium Grid 3 Accent 2"/>
-    <w:lsdException w:unhideWhenUsed="0" w:uiPriority="70" w:semiHidden="0" w:name="Dark List Accent 2"/>
-    <w:lsdException w:unhideWhenUsed="0" w:uiPriority="71" w:semiHidden="0" w:name="Colorful Shading Accent 2"/>
-    <w:lsdException w:unhideWhenUsed="0" w:uiPriority="72" w:semiHidden="0" w:name="Colorful List Accent 2"/>
-    <w:lsdException w:unhideWhenUsed="0" w:uiPriority="73" w:semiHidden="0" w:name="Colorful Grid Accent 2"/>
-    <w:lsdException w:unhideWhenUsed="0" w:uiPriority="60" w:semiHidden="0" w:name="Light Shading Accent 3"/>
-    <w:lsdException w:unhideWhenUsed="0" w:uiPriority="61" w:semiHidden="0" w:name="Light List Accent 3"/>
-    <w:lsdException w:unhideWhenUsed="0" w:uiPriority="62" w:semiHidden="0" w:name="Light Grid Accent 3"/>
-    <w:lsdException w:unhideWhenUsed="0" w:uiPriority="63" w:semiHidden="0" w:name="Medium Shading 1 Accent 3"/>
-    <w:lsdException w:unhideWhenUsed="0" w:uiPriority="64" w:semiHidden="0" w:name="Medium Shading 2 Accent 3"/>
-    <w:lsdException w:unhideWhenUsed="0" w:uiPriority="65" w:semiHidden="0" w:name="Medium List 1 Accent 3"/>
-    <w:lsdException w:unhideWhenUsed="0" w:uiPriority="66" w:semiHidden="0" w:name="Medium List 2 Accent 3"/>
-    <w:lsdException w:unhideWhenUsed="0" w:uiPriority="67" w:semiHidden="0" w:name="Medium Grid 1 Accent 3"/>
-    <w:lsdException w:unhideWhenUsed="0" w:uiPriority="68" w:semiHidden="0" w:name="Medium Grid 2 Accent 3"/>
-    <w:lsdException w:unhideWhenUsed="0" w:uiPriority="69" w:semiHidden="0" w:name="Medium Grid 3 Accent 3"/>
-    <w:lsdException w:unhideWhenUsed="0" w:uiPriority="70" w:semiHidden="0" w:name="Dark List Accent 3"/>
-    <w:lsdException w:unhideWhenUsed="0" w:uiPriority="71" w:semiHidden="0" w:name="Colorful Shading Accent 3"/>
-    <w:lsdException w:unhideWhenUsed="0" w:uiPriority="72" w:semiHidden="0" w:name="Colorful List Accent 3"/>
-    <w:lsdException w:unhideWhenUsed="0" w:uiPriority="73" w:semiHidden="0" w:name="Colorful Grid Accent 3"/>
-    <w:lsdException w:unhideWhenUsed="0" w:uiPriority="60" w:semiHidden="0" w:name="Light Shading Accent 4"/>
-    <w:lsdException w:unhideWhenUsed="0" w:uiPriority="61" w:semiHidden="0" w:name="Light List Accent 4"/>
-    <w:lsdException w:unhideWhenUsed="0" w:uiPriority="62" w:semiHidden="0" w:name="Light Grid Accent 4"/>
-    <w:lsdException w:unhideWhenUsed="0" w:uiPriority="63" w:semiHidden="0" w:name="Medium Shading 1 Accent 4"/>
-    <w:lsdException w:unhideWhenUsed="0" w:uiPriority="64" w:semiHidden="0" w:name="Medium Shading 2 Accent 4"/>
-    <w:lsdException w:unhideWhenUsed="0" w:uiPriority="65" w:semiHidden="0" w:name="Medium List 1 Accent 4"/>
-    <w:lsdException w:unhideWhenUsed="0" w:uiPriority="66" w:semiHidden="0" w:name="Medium List 2 Accent 4"/>
-    <w:lsdException w:unhideWhenUsed="0" w:uiPriority="67" w:semiHidden="0" w:name="Medium Grid 1 Accent 4"/>
-    <w:lsdException w:unhideWhenUsed="0" w:uiPriority="68" w:semiHidden="0" w:name="Medium Grid 2 Accent 4"/>
-    <w:lsdException w:unhideWhenUsed="0" w:uiPriority="69" w:semiHidden="0" w:name="Medium Grid 3 Accent 4"/>
-    <w:lsdException w:unhideWhenUsed="0" w:uiPriority="70" w:semiHidden="0" w:name="Dark List Accent 4"/>
-    <w:lsdException w:unhideWhenUsed="0" w:uiPriority="71" w:semiHidden="0" w:name="Colorful Shading Accent 4"/>
-    <w:lsdException w:unhideWhenUsed="0" w:uiPriority="72" w:semiHidden="0" w:name="Colorful List Accent 4"/>
-    <w:lsdException w:unhideWhenUsed="0" w:uiPriority="73" w:semiHidden="0" w:name="Colorful Grid Accent 4"/>
-    <w:lsdException w:unhideWhenUsed="0" w:uiPriority="60" w:semiHidden="0" w:name="Light Shading Accent 5"/>
-    <w:lsdException w:unhideWhenUsed="0" w:uiPriority="61" w:semiHidden="0" w:name="Light List Accent 5"/>
-    <w:lsdException w:unhideWhenUsed="0" w:uiPriority="62" w:semiHidden="0" w:name="Light Grid Accent 5"/>
-    <w:lsdException w:unhideWhenUsed="0" w:uiPriority="63" w:semiHidden="0" w:name="Medium Shading 1 Accent 5"/>
-    <w:lsdException w:unhideWhenUsed="0" w:uiPriority="64" w:semiHidden="0" w:name="Medium Shading 2 Accent 5"/>
-    <w:lsdException w:unhideWhenUsed="0" w:uiPriority="65" w:semiHidden="0" w:name="Medium List 1 Accent 5"/>
-    <w:lsdException w:unhideWhenUsed="0" w:uiPriority="66" w:semiHidden="0" w:name="Medium List 2 Accent 5"/>
-    <w:lsdException w:unhideWhenUsed="0" w:uiPriority="67" w:semiHidden="0" w:name="Medium Grid 1 Accent 5"/>
-    <w:lsdException w:unhideWhenUsed="0" w:uiPriority="68" w:semiHidden="0" w:name="Medium Grid 2 Accent 5"/>
-    <w:lsdException w:unhideWhenUsed="0" w:uiPriority="69" w:semiHidden="0" w:name="Medium Grid 3 Accent 5"/>
-    <w:lsdException w:unhideWhenUsed="0" w:uiPriority="70" w:semiHidden="0" w:name="Dark List Accent 5"/>
-    <w:lsdException w:unhideWhenUsed="0" w:uiPriority="71" w:semiHidden="0" w:name="Colorful Shading Accent 5"/>
-    <w:lsdException w:unhideWhenUsed="0" w:uiPriority="72" w:semiHidden="0" w:name="Colorful List Accent 5"/>
-    <w:lsdException w:unhideWhenUsed="0" w:uiPriority="73" w:semiHidden="0" w:name="Colorful Grid Accent 5"/>
-    <w:lsdException w:unhideWhenUsed="0" w:uiPriority="60" w:semiHidden="0" w:name="Light Shading Accent 6"/>
-    <w:lsdException w:unhideWhenUsed="0" w:uiPriority="61" w:semiHidden="0" w:name="Light List Accent 6"/>
-    <w:lsdException w:unhideWhenUsed="0" w:uiPriority="62" w:semiHidden="0" w:name="Light Grid Accent 6"/>
-    <w:lsdException w:unhideWhenUsed="0" w:uiPriority="63" w:semiHidden="0" w:name="Medium Shading 1 Accent 6"/>
-    <w:lsdException w:unhideWhenUsed="0" w:uiPriority="64" w:semiHidden="0" w:name="Medium Shading 2 Accent 6"/>
-    <w:lsdException w:unhideWhenUsed="0" w:uiPriority="65" w:semiHidden="0" w:name="Medium List 1 Accent 6"/>
-    <w:lsdException w:unhideWhenUsed="0" w:uiPriority="66" w:semiHidden="0" w:name="Medium List 2 Accent 6"/>
-    <w:lsdException w:unhideWhenUsed="0" w:uiPriority="67" w:semiHidden="0" w:name="Medium Grid 1 Accent 6"/>
-    <w:lsdException w:unhideWhenUsed="0" w:uiPriority="68" w:semiHidden="0" w:name="Medium Grid 2 Accent 6"/>
-    <w:lsdException w:unhideWhenUsed="0" w:uiPriority="69" w:semiHidden="0" w:name="Medium Grid 3 Accent 6"/>
-    <w:lsdException w:unhideWhenUsed="0" w:uiPriority="70" w:semiHidden="0" w:name="Dark List Accent 6"/>
-    <w:lsdException w:unhideWhenUsed="0" w:uiPriority="71" w:semiHidden="0" w:name="Colorful Shading Accent 6"/>
-    <w:lsdException w:unhideWhenUsed="0" w:uiPriority="72" w:semiHidden="0" w:name="Colorful List Accent 6"/>
-    <w:lsdException w:unhideWhenUsed="0" w:uiPriority="73" w:semiHidden="0" w:name="Colorful Grid Accent 6"/>
+  <w:latentStyles w:defLockedState="0" w:defUIPriority="99" w:defSemiHidden="1" w:defUnhideWhenUsed="1" w:defQFormat="0" w:count="260">
+    <w:lsdException w:name="Normal" w:semiHidden="0" w:uiPriority="0" w:unhideWhenUsed="0" w:qFormat="1"/>
+    <w:lsdException w:name="heading 1" w:semiHidden="0" w:uiPriority="0" w:unhideWhenUsed="0" w:qFormat="1"/>
+    <w:lsdException w:name="heading 2" w:semiHidden="0" w:uiPriority="0" w:qFormat="1"/>
+    <w:lsdException w:name="heading 3" w:uiPriority="0" w:qFormat="1"/>
+    <w:lsdException w:name="heading 4" w:semiHidden="0" w:uiPriority="0" w:qFormat="1"/>
+    <w:lsdException w:name="heading 5" w:uiPriority="0" w:qFormat="1"/>
+    <w:lsdException w:name="heading 6" w:uiPriority="0" w:qFormat="1"/>
+    <w:lsdException w:name="heading 7" w:uiPriority="0" w:qFormat="1"/>
+    <w:lsdException w:name="heading 8" w:uiPriority="0" w:qFormat="1"/>
+    <w:lsdException w:name="heading 9" w:uiPriority="0" w:qFormat="1"/>
+    <w:lsdException w:name="index 1" w:semiHidden="0" w:uiPriority="0" w:unhideWhenUsed="0"/>
+    <w:lsdException w:name="index 2" w:semiHidden="0" w:uiPriority="0" w:unhideWhenUsed="0"/>
+    <w:lsdException w:name="index 3" w:semiHidden="0" w:uiPriority="0" w:unhideWhenUsed="0"/>
+    <w:lsdException w:name="index 4" w:semiHidden="0" w:uiPriority="0" w:unhideWhenUsed="0"/>
+    <w:lsdException w:name="index 5" w:semiHidden="0" w:uiPriority="0" w:unhideWhenUsed="0"/>
+    <w:lsdException w:name="index 6" w:semiHidden="0" w:uiPriority="0" w:unhideWhenUsed="0"/>
+    <w:lsdException w:name="index 7" w:semiHidden="0" w:uiPriority="0" w:unhideWhenUsed="0"/>
+    <w:lsdException w:name="index 8" w:semiHidden="0" w:uiPriority="0" w:unhideWhenUsed="0"/>
+    <w:lsdException w:name="index 9" w:semiHidden="0" w:uiPriority="0" w:unhideWhenUsed="0"/>
+    <w:lsdException w:name="toc 1" w:semiHidden="0" w:uiPriority="0" w:unhideWhenUsed="0" w:qFormat="1"/>
+    <w:lsdException w:name="toc 2" w:semiHidden="0" w:uiPriority="0" w:unhideWhenUsed="0" w:qFormat="1"/>
+    <w:lsdException w:name="toc 3" w:semiHidden="0" w:uiPriority="0" w:unhideWhenUsed="0" w:qFormat="1"/>
+    <w:lsdException w:name="toc 4" w:semiHidden="0" w:uiPriority="0" w:unhideWhenUsed="0"/>
+    <w:lsdException w:name="toc 5" w:semiHidden="0" w:uiPriority="0" w:unhideWhenUsed="0"/>
+    <w:lsdException w:name="toc 6" w:semiHidden="0" w:uiPriority="0" w:unhideWhenUsed="0"/>
+    <w:lsdException w:name="toc 7" w:semiHidden="0" w:uiPriority="0" w:unhideWhenUsed="0"/>
+    <w:lsdException w:name="toc 8" w:semiHidden="0" w:uiPriority="0" w:unhideWhenUsed="0"/>
+    <w:lsdException w:name="toc 9" w:semiHidden="0" w:uiPriority="0" w:unhideWhenUsed="0"/>
+    <w:lsdException w:name="Normal Indent" w:semiHidden="0" w:uiPriority="0" w:unhideWhenUsed="0"/>
+    <w:lsdException w:name="footnote text" w:semiHidden="0" w:uiPriority="0" w:unhideWhenUsed="0"/>
+    <w:lsdException w:name="annotation text" w:semiHidden="0" w:uiPriority="0" w:unhideWhenUsed="0" w:qFormat="1"/>
+    <w:lsdException w:name="header" w:semiHidden="0" w:uiPriority="0" w:unhideWhenUsed="0" w:qFormat="1"/>
+    <w:lsdException w:name="footer" w:semiHidden="0" w:uiPriority="0" w:unhideWhenUsed="0" w:qFormat="1"/>
+    <w:lsdException w:name="index heading" w:semiHidden="0" w:uiPriority="0" w:unhideWhenUsed="0"/>
+    <w:lsdException w:name="caption" w:uiPriority="0" w:qFormat="1"/>
+    <w:lsdException w:name="table of figures" w:semiHidden="0" w:uiPriority="0" w:unhideWhenUsed="0"/>
+    <w:lsdException w:name="envelope address" w:semiHidden="0" w:uiPriority="0" w:unhideWhenUsed="0"/>
+    <w:lsdException w:name="envelope return" w:semiHidden="0" w:uiPriority="0" w:unhideWhenUsed="0"/>
+    <w:lsdException w:name="footnote reference" w:semiHidden="0" w:uiPriority="0" w:unhideWhenUsed="0"/>
+    <w:lsdException w:name="annotation reference" w:semiHidden="0" w:uiPriority="0" w:unhideWhenUsed="0"/>
+    <w:lsdException w:name="line number" w:semiHidden="0" w:uiPriority="0" w:unhideWhenUsed="0"/>
+    <w:lsdException w:name="page number" w:semiHidden="0" w:uiPriority="0" w:unhideWhenUsed="0"/>
+    <w:lsdException w:name="endnote reference" w:semiHidden="0" w:uiPriority="0" w:unhideWhenUsed="0"/>
+    <w:lsdException w:name="endnote text" w:semiHidden="0" w:uiPriority="0" w:unhideWhenUsed="0"/>
+    <w:lsdException w:name="table of authorities" w:semiHidden="0" w:uiPriority="0" w:unhideWhenUsed="0"/>
+    <w:lsdException w:name="macro" w:semiHidden="0" w:uiPriority="0" w:unhideWhenUsed="0"/>
+    <w:lsdException w:name="toa heading" w:semiHidden="0" w:uiPriority="0" w:unhideWhenUsed="0"/>
+    <w:lsdException w:name="List" w:semiHidden="0" w:uiPriority="0" w:unhideWhenUsed="0"/>
+    <w:lsdException w:name="List Bullet" w:semiHidden="0" w:uiPriority="0" w:unhideWhenUsed="0"/>
+    <w:lsdException w:name="List Number" w:semiHidden="0" w:uiPriority="0" w:unhideWhenUsed="0"/>
+    <w:lsdException w:name="List 2" w:semiHidden="0" w:uiPriority="0" w:unhideWhenUsed="0"/>
+    <w:lsdException w:name="List 3" w:semiHidden="0" w:uiPriority="0" w:unhideWhenUsed="0"/>
+    <w:lsdException w:name="List 4" w:semiHidden="0" w:uiPriority="0" w:unhideWhenUsed="0"/>
+    <w:lsdException w:name="List 5" w:semiHidden="0" w:uiPriority="0" w:unhideWhenUsed="0"/>
+    <w:lsdException w:name="List Bullet 2" w:semiHidden="0" w:uiPriority="0" w:unhideWhenUsed="0"/>
+    <w:lsdException w:name="List Bullet 3" w:semiHidden="0" w:uiPriority="0" w:unhideWhenUsed="0"/>
+    <w:lsdException w:name="List Bullet 4" w:semiHidden="0" w:uiPriority="0" w:unhideWhenUsed="0"/>
+    <w:lsdException w:name="List Bullet 5" w:semiHidden="0" w:uiPriority="0" w:unhideWhenUsed="0"/>
+    <w:lsdException w:name="List Number 2" w:semiHidden="0" w:uiPriority="0" w:unhideWhenUsed="0"/>
+    <w:lsdException w:name="List Number 3" w:semiHidden="0" w:uiPriority="0" w:unhideWhenUsed="0"/>
+    <w:lsdException w:name="List Number 4" w:semiHidden="0" w:uiPriority="0" w:unhideWhenUsed="0"/>
+    <w:lsdException w:name="List Number 5" w:semiHidden="0" w:uiPriority="0" w:unhideWhenUsed="0"/>
+    <w:lsdException w:name="Title" w:semiHidden="0" w:uiPriority="0" w:unhideWhenUsed="0" w:qFormat="1"/>
+    <w:lsdException w:name="Closing" w:semiHidden="0" w:uiPriority="0" w:unhideWhenUsed="0"/>
+    <w:lsdException w:name="Signature" w:semiHidden="0" w:uiPriority="0" w:unhideWhenUsed="0"/>
+    <w:lsdException w:name="Default Paragraph Font" w:uiPriority="0" w:unhideWhenUsed="0" w:qFormat="1"/>
+    <w:lsdException w:name="Body Text" w:uiPriority="0" w:unhideWhenUsed="0" w:qFormat="1"/>
+    <w:lsdException w:name="Body Text Indent" w:semiHidden="0" w:uiPriority="0" w:unhideWhenUsed="0"/>
+    <w:lsdException w:name="List Continue" w:semiHidden="0" w:uiPriority="0" w:unhideWhenUsed="0"/>
+    <w:lsdException w:name="List Continue 2" w:semiHidden="0" w:uiPriority="0" w:unhideWhenUsed="0"/>
+    <w:lsdException w:name="List Continue 3" w:semiHidden="0" w:uiPriority="0" w:unhideWhenUsed="0"/>
+    <w:lsdException w:name="List Continue 4" w:semiHidden="0" w:uiPriority="0" w:unhideWhenUsed="0"/>
+    <w:lsdException w:name="List Continue 5" w:semiHidden="0" w:uiPriority="0" w:unhideWhenUsed="0"/>
+    <w:lsdException w:name="Message Header" w:semiHidden="0" w:uiPriority="0" w:unhideWhenUsed="0"/>
+    <w:lsdException w:name="Subtitle" w:semiHidden="0" w:uiPriority="0" w:unhideWhenUsed="0" w:qFormat="1"/>
+    <w:lsdException w:name="Salutation" w:semiHidden="0" w:uiPriority="0" w:unhideWhenUsed="0"/>
+    <w:lsdException w:name="Date" w:semiHidden="0" w:uiPriority="0" w:unhideWhenUsed="0"/>
+    <w:lsdException w:name="Body Text First Indent" w:semiHidden="0" w:uiPriority="0" w:unhideWhenUsed="0"/>
+    <w:lsdException w:name="Body Text First Indent 2" w:semiHidden="0" w:uiPriority="0" w:unhideWhenUsed="0"/>
+    <w:lsdException w:name="Body Text 2" w:semiHidden="0" w:uiPriority="0" w:unhideWhenUsed="0"/>
+    <w:lsdException w:name="Body Text 3" w:semiHidden="0" w:uiPriority="0" w:unhideWhenUsed="0"/>
+    <w:lsdException w:name="Body Text Indent 2" w:semiHidden="0" w:uiPriority="0" w:unhideWhenUsed="0"/>
+    <w:lsdException w:name="Body Text Indent 3" w:semiHidden="0" w:uiPriority="0" w:unhideWhenUsed="0"/>
+    <w:lsdException w:name="Block Text" w:semiHidden="0" w:uiPriority="0" w:unhideWhenUsed="0"/>
+    <w:lsdException w:name="Hyperlink" w:semiHidden="0" w:uiPriority="0" w:unhideWhenUsed="0"/>
+    <w:lsdException w:name="FollowedHyperlink" w:semiHidden="0" w:uiPriority="0" w:unhideWhenUsed="0"/>
+    <w:lsdException w:name="Strong" w:semiHidden="0" w:uiPriority="0" w:unhideWhenUsed="0" w:qFormat="1"/>
+    <w:lsdException w:name="Emphasis" w:semiHidden="0" w:uiPriority="0" w:unhideWhenUsed="0" w:qFormat="1"/>
+    <w:lsdException w:name="Document Map" w:semiHidden="0" w:uiPriority="0" w:unhideWhenUsed="0"/>
+    <w:lsdException w:name="Plain Text" w:semiHidden="0" w:uiPriority="0" w:unhideWhenUsed="0"/>
+    <w:lsdException w:name="E-mail Signature" w:semiHidden="0" w:uiPriority="0" w:unhideWhenUsed="0"/>
+    <w:lsdException w:name="Normal (Web)" w:semiHidden="0" w:uiPriority="0" w:unhideWhenUsed="0" w:qFormat="1"/>
+    <w:lsdException w:name="HTML Acronym" w:semiHidden="0" w:uiPriority="0" w:unhideWhenUsed="0"/>
+    <w:lsdException w:name="HTML Address" w:semiHidden="0" w:uiPriority="0" w:unhideWhenUsed="0"/>
+    <w:lsdException w:name="HTML Cite" w:semiHidden="0" w:uiPriority="0" w:unhideWhenUsed="0"/>
+    <w:lsdException w:name="HTML Code" w:semiHidden="0" w:uiPriority="0" w:unhideWhenUsed="0"/>
+    <w:lsdException w:name="HTML Definition" w:semiHidden="0" w:uiPriority="0" w:unhideWhenUsed="0"/>
+    <w:lsdException w:name="HTML Keyboard" w:semiHidden="0" w:uiPriority="0" w:unhideWhenUsed="0"/>
+    <w:lsdException w:name="HTML Preformatted" w:semiHidden="0" w:uiPriority="0" w:unhideWhenUsed="0"/>
+    <w:lsdException w:name="HTML Sample" w:semiHidden="0" w:uiPriority="0" w:unhideWhenUsed="0"/>
+    <w:lsdException w:name="HTML Typewriter" w:semiHidden="0" w:uiPriority="0" w:unhideWhenUsed="0"/>
+    <w:lsdException w:name="HTML Variable" w:semiHidden="0" w:uiPriority="0" w:unhideWhenUsed="0"/>
+    <w:lsdException w:name="Normal Table" w:qFormat="1"/>
+    <w:lsdException w:name="annotation subject" w:semiHidden="0" w:uiPriority="0" w:unhideWhenUsed="0"/>
+    <w:lsdException w:name="Table Simple 1" w:semiHidden="0" w:uiPriority="0" w:unhideWhenUsed="0"/>
+    <w:lsdException w:name="Table Simple 2" w:semiHidden="0" w:uiPriority="0" w:unhideWhenUsed="0"/>
+    <w:lsdException w:name="Table Simple 3" w:semiHidden="0" w:uiPriority="0" w:unhideWhenUsed="0"/>
+    <w:lsdException w:name="Table Classic 1" w:semiHidden="0" w:uiPriority="0" w:unhideWhenUsed="0"/>
+    <w:lsdException w:name="Table Classic 2" w:semiHidden="0" w:uiPriority="0" w:unhideWhenUsed="0"/>
+    <w:lsdException w:name="Table Classic 3" w:semiHidden="0" w:uiPriority="0" w:unhideWhenUsed="0"/>
+    <w:lsdException w:name="Table Classic 4" w:semiHidden="0" w:uiPriority="0" w:unhideWhenUsed="0"/>
+    <w:lsdException w:name="Table Colorful 1" w:semiHidden="0" w:uiPriority="0" w:unhideWhenUsed="0"/>
+    <w:lsdException w:name="Table Colorful 2" w:semiHidden="0" w:uiPriority="0" w:unhideWhenUsed="0"/>
+    <w:lsdException w:name="Table Colorful 3" w:semiHidden="0" w:uiPriority="0" w:unhideWhenUsed="0"/>
+    <w:lsdException w:name="Table Columns 1" w:semiHidden="0" w:uiPriority="0" w:unhideWhenUsed="0"/>
+    <w:lsdException w:name="Table Columns 2" w:semiHidden="0" w:uiPriority="0" w:unhideWhenUsed="0"/>
+    <w:lsdException w:name="Table Columns 3" w:semiHidden="0" w:uiPriority="0" w:unhideWhenUsed="0"/>
+    <w:lsdException w:name="Table Columns 4" w:semiHidden="0" w:uiPriority="0" w:unhideWhenUsed="0"/>
+    <w:lsdException w:name="Table Columns 5" w:semiHidden="0" w:uiPriority="0" w:unhideWhenUsed="0"/>
+    <w:lsdException w:name="Table Grid 1" w:semiHidden="0" w:uiPriority="0" w:unhideWhenUsed="0"/>
+    <w:lsdException w:name="Table Grid 2" w:semiHidden="0" w:uiPriority="0" w:unhideWhenUsed="0"/>
+    <w:lsdException w:name="Table Grid 3" w:semiHidden="0" w:uiPriority="0" w:unhideWhenUsed="0"/>
+    <w:lsdException w:name="Table Grid 4" w:semiHidden="0" w:uiPriority="0" w:unhideWhenUsed="0"/>
+    <w:lsdException w:name="Table Grid 5" w:semiHidden="0" w:uiPriority="0" w:unhideWhenUsed="0"/>
+    <w:lsdException w:name="Table Grid 6" w:semiHidden="0" w:uiPriority="0" w:unhideWhenUsed="0"/>
+    <w:lsdException w:name="Table Grid 7" w:semiHidden="0" w:uiPriority="0" w:unhideWhenUsed="0"/>
+    <w:lsdException w:name="Table Grid 8" w:semiHidden="0" w:uiPriority="0" w:unhideWhenUsed="0"/>
+    <w:lsdException w:name="Table List 1" w:semiHidden="0" w:uiPriority="0" w:unhideWhenUsed="0"/>
+    <w:lsdException w:name="Table List 2" w:semiHidden="0" w:uiPriority="0" w:unhideWhenUsed="0"/>
+    <w:lsdException w:name="Table List 3" w:semiHidden="0" w:uiPriority="0" w:unhideWhenUsed="0"/>
+    <w:lsdException w:name="Table List 4" w:semiHidden="0" w:uiPriority="0" w:unhideWhenUsed="0"/>
+    <w:lsdException w:name="Table List 5" w:semiHidden="0" w:uiPriority="0" w:unhideWhenUsed="0"/>
+    <w:lsdException w:name="Table List 6" w:semiHidden="0" w:uiPriority="0" w:unhideWhenUsed="0"/>
+    <w:lsdException w:name="Table List 7" w:semiHidden="0" w:uiPriority="0" w:unhideWhenUsed="0"/>
+    <w:lsdException w:name="Table List 8" w:semiHidden="0" w:uiPriority="0" w:unhideWhenUsed="0"/>
+    <w:lsdException w:name="Table 3D effects 1" w:semiHidden="0" w:uiPriority="0" w:unhideWhenUsed="0"/>
+    <w:lsdException w:name="Table 3D effects 2" w:semiHidden="0" w:uiPriority="0" w:unhideWhenUsed="0"/>
+    <w:lsdException w:name="Table 3D effects 3" w:semiHidden="0" w:uiPriority="0" w:unhideWhenUsed="0"/>
+    <w:lsdException w:name="Table Contemporary" w:semiHidden="0" w:uiPriority="0" w:unhideWhenUsed="0"/>
+    <w:lsdException w:name="Table Elegant" w:semiHidden="0" w:uiPriority="0" w:unhideWhenUsed="0"/>
+    <w:lsdException w:name="Table Professional" w:semiHidden="0" w:uiPriority="0" w:unhideWhenUsed="0"/>
+    <w:lsdException w:name="Table Subtle 1" w:semiHidden="0" w:uiPriority="0" w:unhideWhenUsed="0"/>
+    <w:lsdException w:name="Table Subtle 2" w:semiHidden="0" w:uiPriority="0" w:unhideWhenUsed="0"/>
+    <w:lsdException w:name="Table Web 1" w:semiHidden="0" w:uiPriority="0" w:unhideWhenUsed="0"/>
+    <w:lsdException w:name="Table Web 2" w:semiHidden="0" w:uiPriority="0" w:unhideWhenUsed="0"/>
+    <w:lsdException w:name="Table Web 3" w:semiHidden="0" w:uiPriority="0" w:unhideWhenUsed="0"/>
+    <w:lsdException w:name="Balloon Text" w:semiHidden="0" w:uiPriority="0" w:unhideWhenUsed="0"/>
+    <w:lsdException w:name="Table Grid" w:semiHidden="0" w:uiPriority="0" w:unhideWhenUsed="0" w:qFormat="1"/>
+    <w:lsdException w:name="Table Theme" w:semiHidden="0" w:uiPriority="0" w:unhideWhenUsed="0"/>
+    <w:lsdException w:name="Light Shading" w:semiHidden="0" w:uiPriority="60" w:unhideWhenUsed="0"/>
+    <w:lsdException w:name="Light List" w:semiHidden="0" w:uiPriority="61" w:unhideWhenUsed="0"/>
+    <w:lsdException w:name="Light Grid" w:semiHidden="0" w:uiPriority="62" w:unhideWhenUsed="0"/>
+    <w:lsdException w:name="Medium Shading 1" w:semiHidden="0" w:uiPriority="63" w:unhideWhenUsed="0"/>
+    <w:lsdException w:name="Medium Shading 2" w:semiHidden="0" w:uiPriority="64" w:unhideWhenUsed="0"/>
+    <w:lsdException w:name="Medium List 1" w:semiHidden="0" w:uiPriority="65" w:unhideWhenUsed="0"/>
+    <w:lsdException w:name="Medium List 2" w:semiHidden="0" w:uiPriority="66" w:unhideWhenUsed="0"/>
+    <w:lsdException w:name="Medium Grid 1" w:semiHidden="0" w:uiPriority="67" w:unhideWhenUsed="0"/>
+    <w:lsdException w:name="Medium Grid 2" w:semiHidden="0" w:uiPriority="68" w:unhideWhenUsed="0"/>
+    <w:lsdException w:name="Medium Grid 3" w:semiHidden="0" w:uiPriority="69" w:unhideWhenUsed="0"/>
+    <w:lsdException w:name="Dark List" w:semiHidden="0" w:uiPriority="70" w:unhideWhenUsed="0"/>
+    <w:lsdException w:name="Colorful Shading" w:semiHidden="0" w:uiPriority="71" w:unhideWhenUsed="0"/>
+    <w:lsdException w:name="Colorful List" w:semiHidden="0" w:uiPriority="72" w:unhideWhenUsed="0"/>
+    <w:lsdException w:name="Colorful Grid" w:semiHidden="0" w:uiPriority="73" w:unhideWhenUsed="0"/>
+    <w:lsdException w:name="Light Shading Accent 1" w:semiHidden="0" w:uiPriority="60" w:unhideWhenUsed="0"/>
+    <w:lsdException w:name="Light List Accent 1" w:semiHidden="0" w:uiPriority="61" w:unhideWhenUsed="0"/>
+    <w:lsdException w:name="Light Grid Accent 1" w:semiHidden="0" w:uiPriority="62" w:unhideWhenUsed="0"/>
+    <w:lsdException w:name="Medium Shading 1 Accent 1" w:semiHidden="0" w:uiPriority="63" w:unhideWhenUsed="0"/>
+    <w:lsdException w:name="Medium Shading 2 Accent 1" w:semiHidden="0" w:uiPriority="64" w:unhideWhenUsed="0"/>
+    <w:lsdException w:name="Medium List 1 Accent 1" w:semiHidden="0" w:uiPriority="65" w:unhideWhenUsed="0"/>
+    <w:lsdException w:name="Medium List 2 Accent 1" w:semiHidden="0" w:uiPriority="66" w:unhideWhenUsed="0"/>
+    <w:lsdException w:name="Medium Grid 1 Accent 1" w:semiHidden="0" w:uiPriority="67" w:unhideWhenUsed="0"/>
+    <w:lsdException w:name="Medium Grid 2 Accent 1" w:semiHidden="0" w:uiPriority="68" w:unhideWhenUsed="0"/>
+    <w:lsdException w:name="Medium Grid 3 Accent 1" w:semiHidden="0" w:uiPriority="69" w:unhideWhenUsed="0"/>
+    <w:lsdException w:name="Dark List Accent 1" w:semiHidden="0" w:uiPriority="70" w:unhideWhenUsed="0"/>
+    <w:lsdException w:name="Colorful Shading Accent 1" w:semiHidden="0" w:uiPriority="71" w:unhideWhenUsed="0"/>
+    <w:lsdException w:name="Colorful List Accent 1" w:semiHidden="0" w:uiPriority="72" w:unhideWhenUsed="0"/>
+    <w:lsdException w:name="Colorful Grid Accent 1" w:semiHidden="0" w:uiPriority="73" w:unhideWhenUsed="0"/>
+    <w:lsdException w:name="Light Shading Accent 2" w:semiHidden="0" w:uiPriority="60" w:unhideWhenUsed="0"/>
+    <w:lsdException w:name="Light List Accent 2" w:semiHidden="0" w:uiPriority="61" w:unhideWhenUsed="0"/>
+    <w:lsdException w:name="Light Grid Accent 2" w:semiHidden="0" w:uiPriority="62" w:unhideWhenUsed="0"/>
+    <w:lsdException w:name="Medium Shading 1 Accent 2" w:semiHidden="0" w:uiPriority="63" w:unhideWhenUsed="0"/>
+    <w:lsdException w:name="Medium Shading 2 Accent 2" w:semiHidden="0" w:uiPriority="64" w:unhideWhenUsed="0"/>
+    <w:lsdException w:name="Medium List 1 Accent 2" w:semiHidden="0" w:uiPriority="65" w:unhideWhenUsed="0"/>
+    <w:lsdException w:name="Medium List 2 Accent 2" w:semiHidden="0" w:uiPriority="66" w:unhideWhenUsed="0"/>
+    <w:lsdException w:name="Medium Grid 1 Accent 2" w:semiHidden="0" w:uiPriority="67" w:unhideWhenUsed="0"/>
+    <w:lsdException w:name="Medium Grid 2 Accent 2" w:semiHidden="0" w:uiPriority="68" w:unhideWhenUsed="0"/>
+    <w:lsdException w:name="Medium Grid 3 Accent 2" w:semiHidden="0" w:uiPriority="69" w:unhideWhenUsed="0"/>
+    <w:lsdException w:name="Dark List Accent 2" w:semiHidden="0" w:uiPriority="70" w:unhideWhenUsed="0"/>
+    <w:lsdException w:name="Colorful Shading Accent 2" w:semiHidden="0" w:uiPriority="71" w:unhideWhenUsed="0"/>
+    <w:lsdException w:name="Colorful List Accent 2" w:semiHidden="0" w:uiPriority="72" w:unhideWhenUsed="0"/>
+    <w:lsdException w:name="Colorful Grid Accent 2" w:semiHidden="0" w:uiPriority="73" w:unhideWhenUsed="0"/>
+    <w:lsdException w:name="Light Shading Accent 3" w:semiHidden="0" w:uiPriority="60" w:unhideWhenUsed="0"/>
+    <w:lsdException w:name="Light List Accent 3" w:semiHidden="0" w:uiPriority="61" w:unhideWhenUsed="0"/>
+    <w:lsdException w:name="Light Grid Accent 3" w:semiHidden="0" w:uiPriority="62" w:unhideWhenUsed="0"/>
+    <w:lsdException w:name="Medium Shading 1 Accent 3" w:semiHidden="0" w:uiPriority="63" w:unhideWhenUsed="0"/>
+    <w:lsdException w:name="Medium Shading 2 Accent 3" w:semiHidden="0" w:uiPriority="64" w:unhideWhenUsed="0"/>
+    <w:lsdException w:name="Medium List 1 Accent 3" w:semiHidden="0" w:uiPriority="65" w:unhideWhenUsed="0"/>
+    <w:lsdException w:name="Medium List 2 Accent 3" w:semiHidden="0" w:uiPriority="66" w:unhideWhenUsed="0"/>
+    <w:lsdException w:name="Medium Grid 1 Accent 3" w:semiHidden="0" w:uiPriority="67" w:unhideWhenUsed="0"/>
+    <w:lsdException w:name="Medium Grid 2 Accent 3" w:semiHidden="0" w:uiPriority="68" w:unhideWhenUsed="0"/>
+    <w:lsdException w:name="Medium Grid 3 Accent 3" w:semiHidden="0" w:uiPriority="69" w:unhideWhenUsed="0"/>
+    <w:lsdException w:name="Dark List Accent 3" w:semiHidden="0" w:uiPriority="70" w:unhideWhenUsed="0"/>
+    <w:lsdException w:name="Colorful Shading Accent 3" w:semiHidden="0" w:uiPriority="71" w:unhideWhenUsed="0"/>
+    <w:lsdException w:name="Colorful List Accent 3" w:semiHidden="0" w:uiPriority="72" w:unhideWhenUsed="0"/>
+    <w:lsdException w:name="Colorful Grid Accent 3" w:semiHidden="0" w:uiPriority="73" w:unhideWhenUsed="0"/>
+    <w:lsdException w:name="Light Shading Accent 4" w:semiHidden="0" w:uiPriority="60" w:unhideWhenUsed="0"/>
+    <w:lsdException w:name="Light List Accent 4" w:semiHidden="0" w:uiPriority="61" w:unhideWhenUsed="0"/>
+    <w:lsdException w:name="Light Grid Accent 4" w:semiHidden="0" w:uiPriority="62" w:unhideWhenUsed="0"/>
+    <w:lsdException w:name="Medium Shading 1 Accent 4" w:semiHidden="0" w:uiPriority="63" w:unhideWhenUsed="0"/>
+    <w:lsdException w:name="Medium Shading 2 Accent 4" w:semiHidden="0" w:uiPriority="64" w:unhideWhenUsed="0"/>
+    <w:lsdException w:name="Medium List 1 Accent 4" w:semiHidden="0" w:uiPriority="65" w:unhideWhenUsed="0"/>
+    <w:lsdException w:name="Medium List 2 Accent 4" w:semiHidden="0" w:uiPriority="66" w:unhideWhenUsed="0"/>
+    <w:lsdException w:name="Medium Grid 1 Accent 4" w:semiHidden="0" w:uiPriority="67" w:unhideWhenUsed="0"/>
+    <w:lsdException w:name="Medium Grid 2 Accent 4" w:semiHidden="0" w:uiPriority="68" w:unhideWhenUsed="0"/>
+    <w:lsdException w:name="Medium Grid 3 Accent 4" w:semiHidden="0" w:uiPriority="69" w:unhideWhenUsed="0"/>
+    <w:lsdException w:name="Dark List Accent 4" w:semiHidden="0" w:uiPriority="70" w:unhideWhenUsed="0"/>
+    <w:lsdException w:name="Colorful Shading Accent 4" w:semiHidden="0" w:uiPriority="71" w:unhideWhenUsed="0"/>
+    <w:lsdException w:name="Colorful List Accent 4" w:semiHidden="0" w:uiPriority="72" w:unhideWhenUsed="0"/>
+    <w:lsdException w:name="Colorful Grid Accent 4" w:semiHidden="0" w:uiPriority="73" w:unhideWhenUsed="0"/>
+    <w:lsdException w:name="Light Shading Accent 5" w:semiHidden="0" w:uiPriority="60" w:unhideWhenUsed="0"/>
+    <w:lsdException w:name="Light List Accent 5" w:semiHidden="0" w:uiPriority="61" w:unhideWhenUsed="0"/>
+    <w:lsdException w:name="Light Grid Accent 5" w:semiHidden="0" w:uiPriority="62" w:unhideWhenUsed="0"/>
+    <w:lsdException w:name="Medium Shading 1 Accent 5" w:semiHidden="0" w:uiPriority="63" w:unhideWhenUsed="0"/>
+    <w:lsdException w:name="Medium Shading 2 Accent 5" w:semiHidden="0" w:uiPriority="64" w:unhideWhenUsed="0"/>
+    <w:lsdException w:name="Medium List 1 Accent 5" w:semiHidden="0" w:uiPriority="65" w:unhideWhenUsed="0"/>
+    <w:lsdException w:name="Medium List 2 Accent 5" w:semiHidden="0" w:uiPriority="66" w:unhideWhenUsed="0"/>
+    <w:lsdException w:name="Medium Grid 1 Accent 5" w:semiHidden="0" w:uiPriority="67" w:unhideWhenUsed="0"/>
+    <w:lsdException w:name="Medium Grid 2 Accent 5" w:semiHidden="0" w:uiPriority="68" w:unhideWhenUsed="0"/>
+    <w:lsdException w:name="Medium Grid 3 Accent 5" w:semiHidden="0" w:uiPriority="69" w:unhideWhenUsed="0"/>
+    <w:lsdException w:name="Dark List Accent 5" w:semiHidden="0" w:uiPriority="70" w:unhideWhenUsed="0"/>
+    <w:lsdException w:name="Colorful Shading Accent 5" w:semiHidden="0" w:uiPriority="71" w:unhideWhenUsed="0"/>
+    <w:lsdException w:name="Colorful List Accent 5" w:semiHidden="0" w:uiPriority="72" w:unhideWhenUsed="0"/>
+    <w:lsdException w:name="Colorful Grid Accent 5" w:semiHidden="0" w:uiPriority="73" w:unhideWhenUsed="0"/>
+    <w:lsdException w:name="Light Shading Accent 6" w:semiHidden="0" w:uiPriority="60" w:unhideWhenUsed="0"/>
+    <w:lsdException w:name="Light List Accent 6" w:semiHidden="0" w:uiPriority="61" w:unhideWhenUsed="0"/>
+    <w:lsdException w:name="Light Grid Accent 6" w:semiHidden="0" w:uiPriority="62" w:unhideWhenUsed="0"/>
+    <w:lsdException w:name="Medium Shading 1 Accent 6" w:semiHidden="0" w:uiPriority="63" w:unhideWhenUsed="0"/>
+    <w:lsdException w:name="Medium Shading 2 Accent 6" w:semiHidden="0" w:uiPriority="64" w:unhideWhenUsed="0"/>
+    <w:lsdException w:name="Medium List 1 Accent 6" w:semiHidden="0" w:uiPriority="65" w:unhideWhenUsed="0"/>
+    <w:lsdException w:name="Medium List 2 Accent 6" w:semiHidden="0" w:uiPriority="66" w:unhideWhenUsed="0"/>
+    <w:lsdException w:name="Medium Grid 1 Accent 6" w:semiHidden="0" w:uiPriority="67" w:unhideWhenUsed="0"/>
+    <w:lsdException w:name="Medium Grid 2 Accent 6" w:semiHidden="0" w:uiPriority="68" w:unhideWhenUsed="0"/>
+    <w:lsdException w:name="Medium Grid 3 Accent 6" w:semiHidden="0" w:uiPriority="69" w:unhideWhenUsed="0"/>
+    <w:lsdException w:name="Dark List Accent 6" w:semiHidden="0" w:uiPriority="70" w:unhideWhenUsed="0"/>
+    <w:lsdException w:name="Colorful Shading Accent 6" w:semiHidden="0" w:uiPriority="71" w:unhideWhenUsed="0"/>
+    <w:lsdException w:name="Colorful List Accent 6" w:semiHidden="0" w:uiPriority="72" w:unhideWhenUsed="0"/>
+    <w:lsdException w:name="Colorful Grid Accent 6" w:semiHidden="0" w:uiPriority="73" w:unhideWhenUsed="0"/>
   </w:latentStyles>
-  <w:style w:type="paragraph" w:default="1" w:styleId="1">
+  <w:style w:type="paragraph" w:default="1" w:styleId="Normal">
     <w:name w:val="Normal"/>
     <w:qFormat/>
-    <w:uiPriority w:val="0"/>
     <w:pPr>
       <w:kinsoku w:val="0"/>
       <w:autoSpaceDE w:val="0"/>
@@ -8761,7 +8500,7 @@
       <w:textAlignment w:val="baseline"/>
     </w:pPr>
     <w:rPr>
-      <w:rFonts w:ascii="Arial" w:hAnsi="Arial" w:eastAsia="宋体" w:cs="Arial"/>
+      <w:rFonts w:ascii="Arial" w:eastAsia="宋体" w:hAnsi="Arial" w:cs="Arial"/>
       <w:snapToGrid w:val="0"/>
       <w:color w:val="000000"/>
       <w:kern w:val="0"/>
@@ -8770,12 +8509,11 @@
       <w:lang w:val="en-US" w:eastAsia="en-US" w:bidi="ar-SA"/>
     </w:rPr>
   </w:style>
-  <w:style w:type="paragraph" w:styleId="2">
+  <w:style w:type="paragraph" w:styleId="Heading1">
     <w:name w:val="heading 1"/>
-    <w:basedOn w:val="1"/>
-    <w:next w:val="1"/>
+    <w:basedOn w:val="Normal"/>
+    <w:next w:val="Normal"/>
     <w:qFormat/>
-    <w:uiPriority w:val="0"/>
     <w:pPr>
       <w:keepNext/>
       <w:keepLines/>
@@ -8793,13 +8531,12 @@
       <w:sz w:val="44"/>
     </w:rPr>
   </w:style>
-  <w:style w:type="paragraph" w:styleId="3">
+  <w:style w:type="paragraph" w:styleId="Heading2">
     <w:name w:val="heading 2"/>
-    <w:basedOn w:val="1"/>
-    <w:next w:val="1"/>
+    <w:basedOn w:val="Normal"/>
+    <w:next w:val="Normal"/>
     <w:unhideWhenUsed/>
     <w:qFormat/>
-    <w:uiPriority w:val="0"/>
     <w:pPr>
       <w:keepNext/>
       <w:keepLines/>
@@ -8812,19 +8549,18 @@
       <w:outlineLvl w:val="1"/>
     </w:pPr>
     <w:rPr>
-      <w:rFonts w:ascii="Arial" w:hAnsi="Arial" w:eastAsia="黑体"/>
+      <w:rFonts w:ascii="Arial" w:eastAsia="黑体" w:hAnsi="Arial"/>
       <w:b/>
       <w:sz w:val="32"/>
     </w:rPr>
   </w:style>
-  <w:style w:type="paragraph" w:styleId="4">
+  <w:style w:type="paragraph" w:styleId="Heading3">
     <w:name w:val="heading 3"/>
-    <w:basedOn w:val="1"/>
-    <w:next w:val="1"/>
+    <w:basedOn w:val="Normal"/>
+    <w:next w:val="Normal"/>
     <w:semiHidden/>
     <w:unhideWhenUsed/>
     <w:qFormat/>
-    <w:uiPriority w:val="0"/>
     <w:pPr>
       <w:keepNext/>
       <w:keepLines/>
@@ -8841,13 +8577,12 @@
       <w:sz w:val="32"/>
     </w:rPr>
   </w:style>
-  <w:style w:type="paragraph" w:styleId="5">
+  <w:style w:type="paragraph" w:styleId="Heading4">
     <w:name w:val="heading 4"/>
-    <w:basedOn w:val="1"/>
-    <w:next w:val="1"/>
+    <w:basedOn w:val="Normal"/>
+    <w:next w:val="Normal"/>
     <w:unhideWhenUsed/>
     <w:qFormat/>
-    <w:uiPriority w:val="0"/>
     <w:pPr>
       <w:keepNext/>
       <w:keepLines/>
@@ -8860,19 +8595,18 @@
       <w:outlineLvl w:val="3"/>
     </w:pPr>
     <w:rPr>
-      <w:rFonts w:ascii="Arial" w:hAnsi="Arial" w:eastAsia="黑体"/>
+      <w:rFonts w:ascii="Arial" w:eastAsia="黑体" w:hAnsi="Arial"/>
       <w:b/>
       <w:sz w:val="28"/>
     </w:rPr>
   </w:style>
-  <w:style w:type="paragraph" w:styleId="6">
+  <w:style w:type="paragraph" w:styleId="Heading5">
     <w:name w:val="heading 5"/>
-    <w:basedOn w:val="1"/>
-    <w:next w:val="1"/>
+    <w:basedOn w:val="Normal"/>
+    <w:next w:val="Normal"/>
     <w:semiHidden/>
     <w:unhideWhenUsed/>
     <w:qFormat/>
-    <w:uiPriority w:val="0"/>
     <w:pPr>
       <w:keepNext/>
       <w:keepLines/>
@@ -8889,14 +8623,13 @@
       <w:sz w:val="28"/>
     </w:rPr>
   </w:style>
-  <w:style w:type="paragraph" w:styleId="7">
+  <w:style w:type="paragraph" w:styleId="Heading6">
     <w:name w:val="heading 6"/>
-    <w:basedOn w:val="1"/>
-    <w:next w:val="1"/>
+    <w:basedOn w:val="Normal"/>
+    <w:next w:val="Normal"/>
     <w:semiHidden/>
     <w:unhideWhenUsed/>
     <w:qFormat/>
-    <w:uiPriority w:val="0"/>
     <w:pPr>
       <w:keepNext/>
       <w:keepLines/>
@@ -8909,19 +8642,18 @@
       <w:outlineLvl w:val="5"/>
     </w:pPr>
     <w:rPr>
-      <w:rFonts w:ascii="Arial" w:hAnsi="Arial" w:eastAsia="黑体"/>
+      <w:rFonts w:ascii="Arial" w:eastAsia="黑体" w:hAnsi="Arial"/>
       <w:b/>
       <w:sz w:val="24"/>
     </w:rPr>
   </w:style>
-  <w:style w:type="paragraph" w:styleId="8">
+  <w:style w:type="paragraph" w:styleId="Heading7">
     <w:name w:val="heading 7"/>
-    <w:basedOn w:val="1"/>
-    <w:next w:val="1"/>
+    <w:basedOn w:val="Normal"/>
+    <w:next w:val="Normal"/>
     <w:semiHidden/>
     <w:unhideWhenUsed/>
     <w:qFormat/>
-    <w:uiPriority w:val="0"/>
     <w:pPr>
       <w:keepNext/>
       <w:keepLines/>
@@ -8938,14 +8670,13 @@
       <w:sz w:val="24"/>
     </w:rPr>
   </w:style>
-  <w:style w:type="paragraph" w:styleId="9">
+  <w:style w:type="paragraph" w:styleId="Heading8">
     <w:name w:val="heading 8"/>
-    <w:basedOn w:val="1"/>
-    <w:next w:val="1"/>
+    <w:basedOn w:val="Normal"/>
+    <w:next w:val="Normal"/>
     <w:semiHidden/>
     <w:unhideWhenUsed/>
     <w:qFormat/>
-    <w:uiPriority w:val="0"/>
     <w:pPr>
       <w:keepNext/>
       <w:keepLines/>
@@ -8958,18 +8689,17 @@
       <w:outlineLvl w:val="7"/>
     </w:pPr>
     <w:rPr>
-      <w:rFonts w:ascii="Arial" w:hAnsi="Arial" w:eastAsia="黑体"/>
+      <w:rFonts w:ascii="Arial" w:eastAsia="黑体" w:hAnsi="Arial"/>
       <w:sz w:val="24"/>
     </w:rPr>
   </w:style>
-  <w:style w:type="paragraph" w:styleId="10">
+  <w:style w:type="paragraph" w:styleId="Heading9">
     <w:name w:val="heading 9"/>
-    <w:basedOn w:val="1"/>
-    <w:next w:val="1"/>
+    <w:basedOn w:val="Normal"/>
+    <w:next w:val="Normal"/>
     <w:semiHidden/>
     <w:unhideWhenUsed/>
     <w:qFormat/>
-    <w:uiPriority w:val="0"/>
     <w:pPr>
       <w:keepNext/>
       <w:keepLines/>
@@ -8982,22 +8712,21 @@
       <w:outlineLvl w:val="8"/>
     </w:pPr>
     <w:rPr>
-      <w:rFonts w:ascii="Arial" w:hAnsi="Arial" w:eastAsia="黑体"/>
+      <w:rFonts w:ascii="Arial" w:eastAsia="黑体" w:hAnsi="Arial"/>
       <w:sz w:val="21"/>
     </w:rPr>
   </w:style>
-  <w:style w:type="character" w:default="1" w:styleId="22">
+  <w:style w:type="character" w:default="1" w:styleId="DefaultParagraphFont">
     <w:name w:val="Default Paragraph Font"/>
     <w:semiHidden/>
     <w:qFormat/>
-    <w:uiPriority w:val="0"/>
   </w:style>
-  <w:style w:type="table" w:default="1" w:styleId="20">
+  <w:style w:type="table" w:default="1" w:styleId="TableNormal">
     <w:name w:val="Normal Table"/>
+    <w:uiPriority w:val="99"/>
     <w:semiHidden/>
     <w:unhideWhenUsed/>
     <w:qFormat/>
-    <w:uiPriority w:val="99"/>
     <w:tblPr>
       <w:tblCellMar>
         <w:top w:w="0" w:type="dxa"/>
@@ -9007,43 +8736,39 @@
       </w:tblCellMar>
     </w:tblPr>
   </w:style>
-  <w:style w:type="paragraph" w:styleId="11">
+  <w:style w:type="paragraph" w:styleId="CommentText">
     <w:name w:val="annotation text"/>
-    <w:basedOn w:val="1"/>
+    <w:basedOn w:val="Normal"/>
     <w:qFormat/>
-    <w:uiPriority w:val="0"/>
     <w:pPr>
       <w:jc w:val="left"/>
     </w:pPr>
   </w:style>
-  <w:style w:type="paragraph" w:styleId="12">
+  <w:style w:type="paragraph" w:styleId="BodyText">
     <w:name w:val="Body Text"/>
-    <w:basedOn w:val="1"/>
+    <w:basedOn w:val="Normal"/>
     <w:semiHidden/>
     <w:qFormat/>
-    <w:uiPriority w:val="0"/>
     <w:rPr>
-      <w:rFonts w:ascii="Arial" w:hAnsi="Arial" w:eastAsia="Arial" w:cs="Arial"/>
+      <w:rFonts w:ascii="Arial" w:eastAsia="Arial" w:hAnsi="Arial" w:cs="Arial"/>
       <w:sz w:val="21"/>
       <w:szCs w:val="21"/>
       <w:lang w:val="en-US" w:eastAsia="en-US" w:bidi="ar-SA"/>
     </w:rPr>
   </w:style>
-  <w:style w:type="paragraph" w:styleId="13">
+  <w:style w:type="paragraph" w:styleId="TOC3">
     <w:name w:val="toc 3"/>
-    <w:basedOn w:val="1"/>
-    <w:next w:val="1"/>
+    <w:basedOn w:val="Normal"/>
+    <w:next w:val="Normal"/>
     <w:qFormat/>
-    <w:uiPriority w:val="0"/>
     <w:pPr>
       <w:ind w:left="840" w:leftChars="400"/>
     </w:pPr>
   </w:style>
-  <w:style w:type="paragraph" w:styleId="14">
+  <w:style w:type="paragraph" w:styleId="Footer">
     <w:name w:val="footer"/>
-    <w:basedOn w:val="1"/>
+    <w:basedOn w:val="Normal"/>
     <w:qFormat/>
-    <w:uiPriority w:val="0"/>
     <w:pPr>
       <w:tabs>
         <w:tab w:val="center" w:pos="4153"/>
@@ -9056,17 +8781,16 @@
       <w:sz w:val="18"/>
     </w:rPr>
   </w:style>
-  <w:style w:type="paragraph" w:styleId="15">
+  <w:style w:type="paragraph" w:styleId="Header">
     <w:name w:val="header"/>
-    <w:basedOn w:val="1"/>
+    <w:basedOn w:val="Normal"/>
     <w:qFormat/>
-    <w:uiPriority w:val="0"/>
     <w:pPr>
       <w:pBdr>
-        <w:top w:val="none" w:color="auto" w:sz="0" w:space="0"/>
-        <w:left w:val="none" w:color="auto" w:sz="0" w:space="0"/>
-        <w:bottom w:val="none" w:color="auto" w:sz="0" w:space="0"/>
-        <w:right w:val="none" w:color="auto" w:sz="0" w:space="0"/>
+        <w:top w:val="nil"/>
+        <w:left w:val="nil"/>
+        <w:bottom w:val="nil"/>
+        <w:right w:val="nil"/>
       </w:pBdr>
       <w:tabs>
         <w:tab w:val="center" w:pos="4153"/>
@@ -9081,41 +8805,37 @@
       <w:sz w:val="18"/>
     </w:rPr>
   </w:style>
-  <w:style w:type="paragraph" w:styleId="16">
+  <w:style w:type="paragraph" w:styleId="TOC1">
     <w:name w:val="toc 1"/>
-    <w:basedOn w:val="1"/>
-    <w:next w:val="1"/>
+    <w:basedOn w:val="Normal"/>
+    <w:next w:val="Normal"/>
     <w:qFormat/>
-    <w:uiPriority w:val="0"/>
     <w:rPr>
-      <w:rFonts w:ascii="Arial" w:hAnsi="Arial" w:eastAsia="Microsoft JhengHei"/>
+      <w:rFonts w:ascii="Arial" w:eastAsia="Microsoft JhengHei" w:hAnsi="Arial"/>
       <w:sz w:val="24"/>
     </w:rPr>
   </w:style>
-  <w:style w:type="paragraph" w:styleId="17">
+  <w:style w:type="paragraph" w:styleId="TOC2">
     <w:name w:val="toc 2"/>
-    <w:basedOn w:val="1"/>
-    <w:next w:val="1"/>
+    <w:basedOn w:val="Normal"/>
+    <w:next w:val="Normal"/>
     <w:qFormat/>
-    <w:uiPriority w:val="0"/>
     <w:pPr>
       <w:ind w:left="420" w:leftChars="200"/>
     </w:pPr>
   </w:style>
-  <w:style w:type="paragraph" w:styleId="18">
+  <w:style w:type="paragraph" w:styleId="NormalWeb">
     <w:name w:val="Normal (Web)"/>
-    <w:basedOn w:val="1"/>
+    <w:basedOn w:val="Normal"/>
     <w:qFormat/>
-    <w:uiPriority w:val="0"/>
     <w:rPr>
       <w:sz w:val="24"/>
     </w:rPr>
   </w:style>
-  <w:style w:type="paragraph" w:styleId="19">
+  <w:style w:type="paragraph" w:styleId="Title">
     <w:name w:val="Title"/>
-    <w:basedOn w:val="1"/>
+    <w:basedOn w:val="Normal"/>
     <w:qFormat/>
-    <w:uiPriority w:val="0"/>
     <w:pPr>
       <w:spacing w:before="240" w:beforeLines="0" w:beforeAutospacing="0" w:after="60" w:afterLines="0" w:afterAutospacing="0"/>
       <w:jc w:val="center"/>
@@ -9127,41 +8847,38 @@
       <w:sz w:val="32"/>
     </w:rPr>
   </w:style>
-  <w:style w:type="table" w:styleId="21">
+  <w:style w:type="table" w:styleId="TableGrid">
     <w:name w:val="Table Grid"/>
-    <w:basedOn w:val="20"/>
+    <w:basedOn w:val="TableNormal"/>
     <w:qFormat/>
-    <w:uiPriority w:val="0"/>
     <w:pPr>
       <w:widowControl w:val="0"/>
       <w:jc w:val="both"/>
     </w:pPr>
     <w:tblPr>
       <w:tblBorders>
-        <w:top w:val="single" w:color="auto" w:sz="4" w:space="0"/>
-        <w:left w:val="single" w:color="auto" w:sz="4" w:space="0"/>
-        <w:bottom w:val="single" w:color="auto" w:sz="4" w:space="0"/>
-        <w:right w:val="single" w:color="auto" w:sz="4" w:space="0"/>
-        <w:insideH w:val="single" w:color="auto" w:sz="4" w:space="0"/>
-        <w:insideV w:val="single" w:color="auto" w:sz="4" w:space="0"/>
+        <w:top w:val="single" w:sz="4" w:space="0" w:color="auto"/>
+        <w:left w:val="single" w:sz="4" w:space="0" w:color="auto"/>
+        <w:bottom w:val="single" w:sz="4" w:space="0" w:color="auto"/>
+        <w:right w:val="single" w:sz="4" w:space="0" w:color="auto"/>
+        <w:insideH w:val="single" w:sz="4" w:space="0" w:color="auto"/>
+        <w:insideV w:val="single" w:sz="4" w:space="0" w:color="auto"/>
       </w:tblBorders>
     </w:tblPr>
   </w:style>
-  <w:style w:type="character" w:styleId="23">
+  <w:style w:type="character" w:styleId="Strong">
     <w:name w:val="Strong"/>
-    <w:basedOn w:val="22"/>
+    <w:basedOn w:val="DefaultParagraphFont"/>
     <w:qFormat/>
-    <w:uiPriority w:val="0"/>
     <w:rPr>
       <w:b/>
     </w:rPr>
   </w:style>
-  <w:style w:type="table" w:customStyle="1" w:styleId="24">
+  <w:style w:type="table" w:customStyle="1" w:styleId="TableNormal0">
     <w:name w:val="Table Normal_0"/>
     <w:semiHidden/>
     <w:unhideWhenUsed/>
     <w:qFormat/>
-    <w:uiPriority w:val="0"/>
     <w:tblPr>
       <w:tblCellMar>
         <w:top w:w="0" w:type="dxa"/>
@@ -9171,24 +8888,23 @@
       </w:tblCellMar>
     </w:tblPr>
   </w:style>
-  <w:style w:type="paragraph" w:customStyle="1" w:styleId="25">
+  <w:style w:type="paragraph" w:customStyle="1" w:styleId="TableText">
     <w:name w:val="Table Text"/>
-    <w:basedOn w:val="1"/>
+    <w:basedOn w:val="Normal"/>
     <w:semiHidden/>
     <w:qFormat/>
-    <w:uiPriority w:val="0"/>
     <w:rPr>
-      <w:rFonts w:ascii="宋体" w:hAnsi="宋体" w:eastAsia="宋体" w:cs="宋体"/>
+      <w:rFonts w:ascii="宋体" w:eastAsia="宋体" w:hAnsi="宋体" w:cs="宋体"/>
       <w:sz w:val="21"/>
       <w:szCs w:val="21"/>
       <w:lang w:val="en-US" w:eastAsia="en-US" w:bidi="ar-SA"/>
     </w:rPr>
   </w:style>
-  <w:style w:type="paragraph" w:customStyle="1" w:styleId="26">
+  <w:style w:type="paragraph" w:customStyle="1" w:styleId="TableParagraph">
     <w:name w:val="Table Paragraph"/>
-    <w:basedOn w:val="1"/>
+    <w:basedOn w:val="Normal"/>
+    <w:uiPriority w:val="1"/>
     <w:qFormat/>
-    <w:uiPriority w:val="1"/>
     <w:pPr>
       <w:widowControl w:val="0"/>
       <w:autoSpaceDE w:val="0"/>
@@ -9201,106 +8917,99 @@
       <w:lang w:val="zh-CN" w:bidi="zh-CN"/>
     </w:rPr>
   </w:style>
-  <w:style w:type="paragraph" w:customStyle="1" w:styleId="27">
+  <w:style w:type="paragraph" w:customStyle="1" w:styleId="a">
     <w:name w:val="柴_公司名"/>
-    <w:basedOn w:val="19"/>
+    <w:basedOn w:val="Title"/>
     <w:qFormat/>
-    <w:uiPriority w:val="0"/>
     <w:pPr>
       <w:spacing w:after="600" w:afterLines="600"/>
     </w:pPr>
     <w:rPr>
-      <w:rFonts w:hint="eastAsia" w:ascii="宋体" w:hAnsi="宋体" w:eastAsia="宋体" w:cs="宋体"/>
+      <w:rFonts w:ascii="宋体" w:eastAsia="宋体" w:hAnsi="宋体" w:cs="宋体" w:hint="eastAsia"/>
       <w:bCs/>
       <w:spacing w:val="-6"/>
       <w:sz w:val="52"/>
       <w:szCs w:val="52"/>
     </w:rPr>
   </w:style>
-  <w:style w:type="paragraph" w:customStyle="1" w:styleId="28">
+  <w:style w:type="paragraph" w:customStyle="1" w:styleId="a0">
     <w:name w:val="柴_文档名"/>
-    <w:basedOn w:val="19"/>
+    <w:basedOn w:val="Title"/>
     <w:qFormat/>
-    <w:uiPriority w:val="0"/>
     <w:pPr>
       <w:spacing w:after="900" w:afterLines="900"/>
     </w:pPr>
     <w:rPr>
-      <w:rFonts w:ascii="黑体" w:hAnsi="黑体" w:eastAsia="黑体" w:cs="黑体"/>
+      <w:rFonts w:ascii="黑体" w:eastAsia="黑体" w:hAnsi="黑体" w:cs="黑体"/>
       <w:bCs/>
       <w:spacing w:val="-7"/>
       <w:sz w:val="52"/>
       <w:szCs w:val="52"/>
     </w:rPr>
   </w:style>
-  <w:style w:type="paragraph" w:customStyle="1" w:styleId="29">
+  <w:style w:type="paragraph" w:customStyle="1" w:styleId="1">
     <w:name w:val="柴_标题1"/>
-    <w:basedOn w:val="2"/>
-    <w:next w:val="30"/>
-    <w:link w:val="39"/>
+    <w:basedOn w:val="Heading1"/>
+    <w:next w:val="a1"/>
+    <w:link w:val="1Char"/>
     <w:qFormat/>
-    <w:uiPriority w:val="0"/>
     <w:pPr>
       <w:spacing w:before="100" w:after="90" w:line="360" w:lineRule="auto"/>
     </w:pPr>
     <w:rPr>
-      <w:rFonts w:ascii="Arial" w:hAnsi="Arial" w:eastAsia="宋体"/>
+      <w:rFonts w:ascii="Arial" w:eastAsia="宋体" w:hAnsi="Arial"/>
       <w:sz w:val="32"/>
     </w:rPr>
   </w:style>
-  <w:style w:type="paragraph" w:customStyle="1" w:styleId="30">
+  <w:style w:type="paragraph" w:customStyle="1" w:styleId="a1">
     <w:name w:val="柴_正文"/>
-    <w:basedOn w:val="12"/>
-    <w:link w:val="42"/>
+    <w:basedOn w:val="BodyText"/>
+    <w:link w:val="Char"/>
     <w:qFormat/>
-    <w:uiPriority w:val="0"/>
     <w:pPr>
       <w:spacing w:line="360" w:lineRule="auto"/>
       <w:ind w:firstLine="470" w:firstLineChars="200"/>
     </w:pPr>
     <w:rPr>
-      <w:rFonts w:ascii="Arial" w:hAnsi="Arial" w:eastAsia="宋体"/>
+      <w:rFonts w:ascii="Arial" w:eastAsia="宋体" w:hAnsi="Arial"/>
       <w:sz w:val="24"/>
       <w:lang w:eastAsia="zh-CN"/>
     </w:rPr>
   </w:style>
-  <w:style w:type="paragraph" w:customStyle="1" w:styleId="31">
+  <w:style w:type="paragraph" w:customStyle="1" w:styleId="2">
     <w:name w:val="柴_标题2"/>
-    <w:basedOn w:val="3"/>
-    <w:next w:val="30"/>
+    <w:basedOn w:val="Heading2"/>
+    <w:next w:val="a1"/>
     <w:qFormat/>
-    <w:uiPriority w:val="0"/>
     <w:pPr>
       <w:spacing w:line="360" w:lineRule="auto"/>
     </w:pPr>
     <w:rPr>
-      <w:rFonts w:ascii="Arial" w:hAnsi="Arial" w:eastAsia="宋体"/>
+      <w:rFonts w:ascii="Arial" w:eastAsia="宋体" w:hAnsi="Arial"/>
       <w:sz w:val="28"/>
     </w:rPr>
   </w:style>
-  <w:style w:type="paragraph" w:customStyle="1" w:styleId="32">
+  <w:style w:type="paragraph" w:customStyle="1" w:styleId="3">
     <w:name w:val="柴_标题3"/>
-    <w:basedOn w:val="4"/>
-    <w:next w:val="30"/>
+    <w:basedOn w:val="Heading3"/>
+    <w:next w:val="a1"/>
     <w:qFormat/>
-    <w:uiPriority w:val="0"/>
     <w:pPr>
       <w:spacing w:line="360" w:lineRule="auto"/>
       <w:ind w:left="0" w:firstLine="472" w:firstLineChars="200"/>
     </w:pPr>
     <w:rPr>
-      <w:rFonts w:ascii="宋体" w:hAnsi="宋体" w:eastAsia="宋体" w:cs="宋体"/>
+      <w:rFonts w:ascii="宋体" w:eastAsia="宋体" w:hAnsi="宋体" w:cs="宋体"/>
       <w:spacing w:val="-2"/>
       <w:sz w:val="24"/>
       <w:szCs w:val="24"/>
     </w:rPr>
   </w:style>
-  <w:style w:type="paragraph" w:customStyle="1" w:styleId="33">
+  <w:style w:type="paragraph" w:customStyle="1" w:styleId="a2">
     <w:name w:val="柴_目录"/>
-    <w:basedOn w:val="1"/>
-    <w:next w:val="12"/>
+    <w:basedOn w:val="Normal"/>
+    <w:next w:val="BodyText"/>
     <w:qFormat/>
-    <w:uiPriority w:val="0"/>
     <w:pPr>
       <w:tabs>
         <w:tab w:val="right" w:leader="dot" w:pos="8442"/>
@@ -9308,64 +9017,59 @@
       <w:ind w:left="0" w:leftChars="0"/>
     </w:pPr>
     <w:rPr>
-      <w:rFonts w:ascii="Arial" w:hAnsi="Arial" w:eastAsia="Microsoft JhengHei"/>
+      <w:rFonts w:ascii="Arial" w:eastAsia="Microsoft JhengHei" w:hAnsi="Arial"/>
       <w:sz w:val="24"/>
     </w:rPr>
   </w:style>
-  <w:style w:type="paragraph" w:customStyle="1" w:styleId="34">
+  <w:style w:type="paragraph" w:customStyle="1" w:styleId="WPSOffice1">
     <w:name w:val="WPSOffice手动目录 1"/>
     <w:qFormat/>
-    <w:uiPriority w:val="0"/>
     <w:pPr>
       <w:ind w:leftChars="0"/>
     </w:pPr>
     <w:rPr>
-      <w:rFonts w:ascii="Times New Roman" w:hAnsi="Times New Roman" w:eastAsia="宋体" w:cs="Times New Roman"/>
+      <w:rFonts w:ascii="Times New Roman" w:eastAsia="宋体" w:hAnsi="Times New Roman" w:cs="Times New Roman"/>
       <w:sz w:val="20"/>
       <w:szCs w:val="20"/>
     </w:rPr>
   </w:style>
-  <w:style w:type="paragraph" w:customStyle="1" w:styleId="35">
+  <w:style w:type="paragraph" w:customStyle="1" w:styleId="WPSOffice2">
     <w:name w:val="WPSOffice手动目录 2"/>
     <w:qFormat/>
-    <w:uiPriority w:val="0"/>
     <w:pPr>
       <w:ind w:leftChars="200"/>
     </w:pPr>
     <w:rPr>
-      <w:rFonts w:ascii="Times New Roman" w:hAnsi="Times New Roman" w:eastAsia="宋体" w:cs="Times New Roman"/>
+      <w:rFonts w:ascii="Times New Roman" w:eastAsia="宋体" w:hAnsi="Times New Roman" w:cs="Times New Roman"/>
       <w:sz w:val="20"/>
       <w:szCs w:val="20"/>
     </w:rPr>
   </w:style>
-  <w:style w:type="paragraph" w:customStyle="1" w:styleId="36">
+  <w:style w:type="paragraph" w:customStyle="1" w:styleId="WPSOffice3">
     <w:name w:val="WPSOffice手动目录 3"/>
     <w:qFormat/>
-    <w:uiPriority w:val="0"/>
     <w:pPr>
       <w:ind w:leftChars="400"/>
     </w:pPr>
     <w:rPr>
-      <w:rFonts w:ascii="Times New Roman" w:hAnsi="Times New Roman" w:eastAsia="宋体" w:cs="Times New Roman"/>
+      <w:rFonts w:ascii="Times New Roman" w:eastAsia="宋体" w:hAnsi="Times New Roman" w:cs="Times New Roman"/>
       <w:sz w:val="20"/>
       <w:szCs w:val="20"/>
     </w:rPr>
   </w:style>
-  <w:style w:type="paragraph" w:customStyle="1" w:styleId="37">
+  <w:style w:type="paragraph" w:customStyle="1" w:styleId="Compact">
     <w:name w:val="Compact"/>
-    <w:basedOn w:val="12"/>
+    <w:basedOn w:val="BodyText"/>
     <w:qFormat/>
-    <w:uiPriority w:val="0"/>
     <w:pPr>
       <w:spacing w:before="36" w:after="36"/>
     </w:pPr>
   </w:style>
-  <w:style w:type="table" w:customStyle="1" w:styleId="38">
+  <w:style w:type="table" w:customStyle="1" w:styleId="Table">
     <w:name w:val="Table"/>
     <w:semiHidden/>
     <w:unhideWhenUsed/>
     <w:qFormat/>
-    <w:uiPriority w:val="0"/>
     <w:tblPr>
       <w:tblCellMar>
         <w:top w:w="0" w:type="dxa"/>
@@ -9377,27 +9081,25 @@
     <w:tblStylePr w:type="firstRow">
       <w:tcPr>
         <w:tcBorders>
-          <w:bottom w:val="single" w:color="auto" w:sz="0" w:space="0"/>
+          <w:bottom w:val="single" w:sz="0" w:space="0" w:color="auto"/>
         </w:tcBorders>
         <w:vAlign w:val="bottom"/>
       </w:tcPr>
     </w:tblStylePr>
   </w:style>
-  <w:style w:type="character" w:customStyle="1" w:styleId="39">
+  <w:style w:type="character" w:customStyle="1" w:styleId="1Char">
     <w:name w:val="柴_标题1 Char"/>
-    <w:link w:val="29"/>
+    <w:link w:val="1"/>
     <w:qFormat/>
-    <w:uiPriority w:val="0"/>
     <w:rPr>
-      <w:rFonts w:ascii="Arial" w:hAnsi="Arial" w:eastAsia="宋体"/>
+      <w:rFonts w:ascii="Arial" w:eastAsia="宋体" w:hAnsi="Arial"/>
       <w:sz w:val="32"/>
     </w:rPr>
   </w:style>
-  <w:style w:type="paragraph" w:customStyle="1" w:styleId="40">
+  <w:style w:type="paragraph" w:customStyle="1" w:styleId="a3">
     <w:name w:val="柴_正文_无缩进"/>
-    <w:basedOn w:val="1"/>
+    <w:basedOn w:val="Normal"/>
     <w:qFormat/>
-    <w:uiPriority w:val="0"/>
     <w:pPr>
       <w:ind w:firstLine="0" w:firstLineChars="0"/>
     </w:pPr>
@@ -9407,31 +9109,29 @@
       <w:lang w:eastAsia="zh-CN"/>
     </w:rPr>
   </w:style>
-  <w:style w:type="paragraph" w:customStyle="1" w:styleId="41">
+  <w:style w:type="paragraph" w:customStyle="1" w:styleId="4">
     <w:name w:val="柴_标题4"/>
-    <w:basedOn w:val="5"/>
-    <w:next w:val="1"/>
+    <w:basedOn w:val="Heading4"/>
+    <w:next w:val="Normal"/>
     <w:qFormat/>
-    <w:uiPriority w:val="0"/>
     <w:pPr>
       <w:widowControl w:val="0"/>
       <w:spacing w:before="160" w:line="360" w:lineRule="auto"/>
-      <w:ind w:left="981" w:leftChars="300" w:hanging="862"/>
+      <w:ind w:left="981" w:hanging="862" w:leftChars="300"/>
     </w:pPr>
     <w:rPr>
-      <w:rFonts w:hint="eastAsia" w:ascii="Calibri" w:hAnsi="Calibri" w:eastAsia="宋体" w:cs="宋体"/>
+      <w:rFonts w:ascii="Calibri" w:eastAsia="宋体" w:hAnsi="Calibri" w:cs="宋体" w:hint="eastAsia"/>
       <w:sz w:val="24"/>
       <w:szCs w:val="24"/>
       <w:lang w:eastAsia="zh-CN" w:bidi="zh-CN"/>
     </w:rPr>
   </w:style>
-  <w:style w:type="character" w:customStyle="1" w:styleId="42">
+  <w:style w:type="character" w:customStyle="1" w:styleId="Char">
     <w:name w:val="柴_正文 Char"/>
-    <w:link w:val="30"/>
+    <w:link w:val="a1"/>
     <w:qFormat/>
-    <w:uiPriority w:val="0"/>
     <w:rPr>
-      <w:rFonts w:ascii="Arial" w:hAnsi="Arial" w:eastAsia="宋体"/>
+      <w:rFonts w:ascii="Arial" w:eastAsia="宋体" w:hAnsi="Arial"/>
       <w:sz w:val="24"/>
       <w:lang w:eastAsia="zh-CN"/>
     </w:rPr>

--- a/3-能力管理/运行记录类文件/030200-2025年度运维服务能力管理指标体系.docx
+++ b/3-能力管理/运行记录类文件/030200-2025年度运维服务能力管理指标体系.docx
@@ -54,7 +54,7 @@
           <w:sz w:val="36"/>
           <w:szCs w:val="36"/>
         </w:rPr>
-        <w:t>2025年7月4日</w:t>
+        <w:t>2025年4月4日</w:t>
       </w:r>
     </w:p>
     <w:p>
@@ -471,7 +471,7 @@
               <w:rPr>
                 <w:spacing w:val="-2"/>
               </w:rPr>
-              <w:t>2025-7-4</w:t>
+              <w:t>2025-4-4</w:t>
             </w:r>
           </w:p>
         </w:tc>
